--- a/GitHub_Notes_Placements/GitHub_Notes.docx
+++ b/GitHub_Notes_Placements/GitHub_Notes.docx
@@ -2,14 +2,426 @@
 <file path=word/document.xml><?xml version="1.0" encoding="utf-8"?>
 <w:document xmlns:wpc="http://schemas.microsoft.com/office/word/2010/wordprocessingCanvas" xmlns:cx="http://schemas.microsoft.com/office/drawing/2014/chartex" xmlns:cx1="http://schemas.microsoft.com/office/drawing/2015/9/8/chartex" xmlns:cx2="http://schemas.microsoft.com/office/drawing/2015/10/21/chartex" xmlns:cx3="http://schemas.microsoft.com/office/drawing/2016/5/9/chartex" xmlns:cx4="http://schemas.microsoft.com/office/drawing/2016/5/10/chartex" xmlns:cx5="http://schemas.microsoft.com/office/drawing/2016/5/11/chartex" xmlns:cx6="http://schemas.microsoft.com/office/drawing/2016/5/12/chartex" xmlns:cx7="http://schemas.microsoft.com/office/drawing/2016/5/13/chartex" xmlns:cx8="http://schemas.microsoft.com/office/drawing/2016/5/14/chartex" xmlns:mc="http://schemas.openxmlformats.org/markup-compatibility/2006" xmlns:aink="http://schemas.microsoft.com/office/drawing/2016/ink" xmlns:am3d="http://schemas.microsoft.com/office/drawing/2017/model3d" xmlns:o="urn:schemas-microsoft-com:office:office" xmlns:oel="http://schemas.microsoft.com/office/2019/extlst" xmlns:r="http://schemas.openxmlformats.org/officeDocument/2006/relationships" xmlns:m="http://schemas.openxmlformats.org/officeDocument/2006/math" xmlns:v="urn:schemas-microsoft-com:vml" xmlns:wp14="http://schemas.microsoft.com/office/word/2010/wordprocessingDrawing" xmlns:wp="http://schemas.openxmlformats.org/drawingml/2006/wordprocessingDrawing" xmlns:w10="urn:schemas-microsoft-com:office:word" xmlns:w="http://schemas.openxmlformats.org/wordprocessingml/2006/main" xmlns:w14="http://schemas.microsoft.com/office/word/2010/wordml" xmlns:w15="http://schemas.microsoft.com/office/word/2012/wordml" xmlns:w16cex="http://schemas.microsoft.com/office/word/2018/wordml/cex" xmlns:w16cid="http://schemas.microsoft.com/office/word/2016/wordml/cid" xmlns:w16="http://schemas.microsoft.com/office/word/2018/wordml" xmlns:w16du="http://schemas.microsoft.com/office/word/2023/wordml/word16du" xmlns:w16sdtdh="http://schemas.microsoft.com/office/word/2020/wordml/sdtdatahash" xmlns:w16sdtfl="http://schemas.microsoft.com/office/word/2024/wordml/sdtformatlock" xmlns:w16se="http://schemas.microsoft.com/office/word/2015/wordml/symex" xmlns:wpg="http://schemas.microsoft.com/office/word/2010/wordprocessingGroup" xmlns:wpi="http://schemas.microsoft.com/office/word/2010/wordprocessingInk" xmlns:wne="http://schemas.microsoft.com/office/word/2006/wordml" xmlns:wps="http://schemas.microsoft.com/office/word/2010/wordprocessingShape" mc:Ignorable="w14 w15 w16se w16cid w16 w16cex w16sdtdh w16sdtfl w16du wp14">
   <w:body>
+    <w:p>
+      <w:pPr>
+        <w:rPr>
+          <w:b/>
+          <w:bCs/>
+          <w:sz w:val="32"/>
+          <w:szCs w:val="32"/>
+        </w:rPr>
+      </w:pPr>
+      <w:r>
+        <w:rPr>
+          <w:b/>
+          <w:bCs/>
+          <w:sz w:val="32"/>
+          <w:szCs w:val="32"/>
+        </w:rPr>
+        <w:t>Git Introduction</w:t>
+      </w:r>
+    </w:p>
+    <w:p>
+      <w:pPr>
+        <w:rPr>
+          <w:b/>
+          <w:bCs/>
+          <w:sz w:val="20"/>
+          <w:szCs w:val="20"/>
+        </w:rPr>
+      </w:pPr>
+    </w:p>
+    <w:p>
+      <w:r>
+        <w:t>GitHub is a web-based platform built around Git that enables version control, collaboration, and project management for software development teams.</w:t>
+      </w:r>
+    </w:p>
+    <w:p>
+      <w:pPr>
+        <w:numPr>
+          <w:ilvl w:val="0"/>
+          <w:numId w:val="1"/>
+        </w:numPr>
+      </w:pPr>
+      <w:r>
+        <w:t>Git performs version control by tracking and managing code changes.</w:t>
+      </w:r>
+    </w:p>
+    <w:p>
+      <w:pPr>
+        <w:numPr>
+          <w:ilvl w:val="0"/>
+          <w:numId w:val="2"/>
+        </w:numPr>
+      </w:pPr>
+      <w:r>
+        <w:t>GitHub hosts Git repositories and provides collaboration tools.</w:t>
+      </w:r>
+    </w:p>
+    <w:p>
+      <w:pPr>
+        <w:numPr>
+          <w:ilvl w:val="0"/>
+          <w:numId w:val="3"/>
+        </w:numPr>
+      </w:pPr>
+      <w:r>
+        <w:t>Supports team collaboration, code reviews, and remote contributions.</w:t>
+      </w:r>
+    </w:p>
+    <w:p>
+      <w:pPr>
+        <w:numPr>
+          <w:ilvl w:val="0"/>
+          <w:numId w:val="4"/>
+        </w:numPr>
+      </w:pPr>
+      <w:r>
+        <w:t>Offers free and paid plans for individuals and organizations.</w:t>
+      </w:r>
+    </w:p>
+    <w:p>
+      <w:pPr>
+        <w:rPr>
+          <w:b/>
+          <w:bCs/>
+        </w:rPr>
+      </w:pPr>
+      <w:r>
+        <w:rPr>
+          <w:b/>
+          <w:bCs/>
+        </w:rPr>
+        <w:t>Features of GitHub</w:t>
+      </w:r>
+    </w:p>
+    <w:p>
+      <w:r>
+        <w:t>The below are key features of GitHub:</w:t>
+      </w:r>
+    </w:p>
+    <w:p>
+      <w:pPr>
+        <w:rPr>
+          <w:b/>
+          <w:bCs/>
+        </w:rPr>
+      </w:pPr>
+      <w:r>
+        <w:rPr>
+          <w:b/>
+          <w:bCs/>
+        </w:rPr>
+        <w:t>1. Version Control</w:t>
+      </w:r>
+    </w:p>
+    <w:p>
+      <w:r>
+        <w:t>GitHub is a web-based platform that hosts Git repositories and supports collaborative software development.</w:t>
+      </w:r>
+    </w:p>
+    <w:p>
+      <w:pPr>
+        <w:numPr>
+          <w:ilvl w:val="0"/>
+          <w:numId w:val="5"/>
+        </w:numPr>
+      </w:pPr>
+      <w:r>
+        <w:t>Git handles version control by tracking code changes.</w:t>
+      </w:r>
+    </w:p>
+    <w:p>
+      <w:pPr>
+        <w:numPr>
+          <w:ilvl w:val="0"/>
+          <w:numId w:val="6"/>
+        </w:numPr>
+      </w:pPr>
+      <w:r>
+        <w:t>GitHub hosts repositories and enables team collaboration.</w:t>
+      </w:r>
+    </w:p>
+    <w:p>
+      <w:pPr>
+        <w:numPr>
+          <w:ilvl w:val="0"/>
+          <w:numId w:val="7"/>
+        </w:numPr>
+      </w:pPr>
+      <w:r>
+        <w:t>Branches allow parallel development without affecting the main branch.</w:t>
+      </w:r>
+    </w:p>
+    <w:p>
+      <w:pPr>
+        <w:numPr>
+          <w:ilvl w:val="0"/>
+          <w:numId w:val="8"/>
+        </w:numPr>
+      </w:pPr>
+      <w:r>
+        <w:t>Pull requests support code review and merging.</w:t>
+      </w:r>
+    </w:p>
+    <w:p>
+      <w:pPr>
+        <w:rPr>
+          <w:b/>
+          <w:bCs/>
+        </w:rPr>
+      </w:pPr>
+      <w:r>
+        <w:rPr>
+          <w:b/>
+          <w:bCs/>
+        </w:rPr>
+        <w:t>2. Repositories</w:t>
+      </w:r>
+    </w:p>
+    <w:p>
+      <w:r>
+        <w:t>In GitHub, a repository is a central place where a project’s code and related files are stored and managed.</w:t>
+      </w:r>
+    </w:p>
+    <w:p>
+      <w:pPr>
+        <w:numPr>
+          <w:ilvl w:val="0"/>
+          <w:numId w:val="9"/>
+        </w:numPr>
+      </w:pPr>
+      <w:r>
+        <w:t>Hosts project files and folders on GitHub.</w:t>
+      </w:r>
+    </w:p>
+    <w:p>
+      <w:pPr>
+        <w:numPr>
+          <w:ilvl w:val="0"/>
+          <w:numId w:val="10"/>
+        </w:numPr>
+      </w:pPr>
+      <w:r>
+        <w:t>Maintains the complete change history using Git.</w:t>
+      </w:r>
+    </w:p>
+    <w:p>
+      <w:pPr>
+        <w:numPr>
+          <w:ilvl w:val="0"/>
+          <w:numId w:val="11"/>
+        </w:numPr>
+      </w:pPr>
+      <w:r>
+        <w:t>Can be public or private.</w:t>
+      </w:r>
+    </w:p>
+    <w:p>
+      <w:pPr>
+        <w:rPr>
+          <w:b/>
+          <w:bCs/>
+        </w:rPr>
+      </w:pPr>
+      <w:r>
+        <w:rPr>
+          <w:b/>
+          <w:bCs/>
+        </w:rPr>
+        <w:t>3. Branches</w:t>
+      </w:r>
+    </w:p>
+    <w:p>
+      <w:r>
+        <w:t>Branches in GitHub allow developers to work on changes independently without affecting the main branch.</w:t>
+      </w:r>
+    </w:p>
+    <w:p>
+      <w:pPr>
+        <w:numPr>
+          <w:ilvl w:val="0"/>
+          <w:numId w:val="12"/>
+        </w:numPr>
+      </w:pPr>
+      <w:r>
+        <w:t>Support parallel work on features or fixes.</w:t>
+      </w:r>
+    </w:p>
+    <w:p>
+      <w:pPr>
+        <w:numPr>
+          <w:ilvl w:val="0"/>
+          <w:numId w:val="13"/>
+        </w:numPr>
+      </w:pPr>
+      <w:r>
+        <w:t>Keep the main branch stable.</w:t>
+      </w:r>
+    </w:p>
+    <w:p>
+      <w:pPr>
+        <w:numPr>
+          <w:ilvl w:val="0"/>
+          <w:numId w:val="14"/>
+        </w:numPr>
+      </w:pPr>
+      <w:r>
+        <w:t>Changes are merged after completion.</w:t>
+      </w:r>
+    </w:p>
+    <w:p>
+      <w:pPr>
+        <w:rPr>
+          <w:b/>
+          <w:bCs/>
+        </w:rPr>
+      </w:pPr>
+      <w:r>
+        <w:rPr>
+          <w:b/>
+          <w:bCs/>
+        </w:rPr>
+        <w:t>4. Pull Requests</w:t>
+      </w:r>
+    </w:p>
+    <w:p>
+      <w:r>
+        <w:t>Pull requests allow developers to propose and review changes before merging them into the main branch.</w:t>
+      </w:r>
+    </w:p>
+    <w:p>
+      <w:pPr>
+        <w:numPr>
+          <w:ilvl w:val="0"/>
+          <w:numId w:val="15"/>
+        </w:numPr>
+      </w:pPr>
+      <w:r>
+        <w:lastRenderedPageBreak/>
+        <w:t>Used to propose changes to a repository.</w:t>
+      </w:r>
+    </w:p>
+    <w:p>
+      <w:pPr>
+        <w:numPr>
+          <w:ilvl w:val="0"/>
+          <w:numId w:val="16"/>
+        </w:numPr>
+      </w:pPr>
+      <w:r>
+        <w:t>Enable code review before merging.</w:t>
+      </w:r>
+    </w:p>
+    <w:p>
+      <w:pPr>
+        <w:numPr>
+          <w:ilvl w:val="0"/>
+          <w:numId w:val="17"/>
+        </w:numPr>
+      </w:pPr>
+      <w:r>
+        <w:t>Allow discussion and feedback on changes.</w:t>
+      </w:r>
+    </w:p>
+    <w:p>
+      <w:pPr>
+        <w:numPr>
+          <w:ilvl w:val="0"/>
+          <w:numId w:val="18"/>
+        </w:numPr>
+      </w:pPr>
+      <w:r>
+        <w:t>Help maintain code quality.</w:t>
+      </w:r>
+    </w:p>
+    <w:p>
+      <w:pPr>
+        <w:rPr>
+          <w:b/>
+          <w:bCs/>
+        </w:rPr>
+      </w:pPr>
+      <w:r>
+        <w:rPr>
+          <w:b/>
+          <w:bCs/>
+        </w:rPr>
+        <w:t>5. Issues and Project Management</w:t>
+      </w:r>
+    </w:p>
+    <w:p>
+      <w:r>
+        <w:t>GitHub Issues and project boards help manage tasks and track project progress.</w:t>
+      </w:r>
+    </w:p>
+    <w:p>
+      <w:pPr>
+        <w:numPr>
+          <w:ilvl w:val="0"/>
+          <w:numId w:val="19"/>
+        </w:numPr>
+      </w:pPr>
+      <w:r>
+        <w:t>Track bugs, features, and tasks using Issues.</w:t>
+      </w:r>
+    </w:p>
+    <w:p>
+      <w:pPr>
+        <w:numPr>
+          <w:ilvl w:val="0"/>
+          <w:numId w:val="20"/>
+        </w:numPr>
+      </w:pPr>
+      <w:r>
+        <w:t>Organize and monitor work with project boards.</w:t>
+      </w:r>
+    </w:p>
+    <w:p>
+      <w:pPr>
+        <w:rPr>
+          <w:b/>
+          <w:bCs/>
+        </w:rPr>
+      </w:pPr>
+      <w:r>
+        <w:rPr>
+          <w:b/>
+          <w:bCs/>
+        </w:rPr>
+        <w:t>6. Actions and Automation</w:t>
+      </w:r>
+    </w:p>
+    <w:p>
+      <w:r>
+        <w:t>GitHub Actions automate development workflows directly from a repository.</w:t>
+      </w:r>
+    </w:p>
+    <w:p>
+      <w:pPr>
+        <w:numPr>
+          <w:ilvl w:val="0"/>
+          <w:numId w:val="21"/>
+        </w:numPr>
+      </w:pPr>
+      <w:r>
+        <w:t>Automate tasks like testing, building, and deployment.</w:t>
+      </w:r>
+    </w:p>
+    <w:p>
+      <w:pPr>
+        <w:numPr>
+          <w:ilvl w:val="0"/>
+          <w:numId w:val="22"/>
+        </w:numPr>
+      </w:pPr>
+      <w:r>
+        <w:t>Improve productivity and workflow consistency.</w:t>
+      </w:r>
+    </w:p>
     <w:p/>
     <w:sectPr>
-      <w:headerReference w:type="even" r:id="rId6"/>
       <w:headerReference w:type="default" r:id="rId7"/>
-      <w:footerReference w:type="even" r:id="rId8"/>
-      <w:footerReference w:type="default" r:id="rId9"/>
-      <w:headerReference w:type="first" r:id="rId10"/>
-      <w:footerReference w:type="first" r:id="rId11"/>
       <w:pgSz w:w="11906" w:h="16838"/>
       <w:pgMar w:top="1440" w:right="1440" w:bottom="1440" w:left="1440" w:header="708" w:footer="708" w:gutter="0"/>
       <w:cols w:space="708"/>
@@ -44,36 +456,6 @@
 </w:endnotes>
 </file>
 
-<file path=word/footer1.xml><?xml version="1.0" encoding="utf-8"?>
-<w:ftr xmlns:wpc="http://schemas.microsoft.com/office/word/2010/wordprocessingCanvas" xmlns:cx="http://schemas.microsoft.com/office/drawing/2014/chartex" xmlns:cx1="http://schemas.microsoft.com/office/drawing/2015/9/8/chartex" xmlns:cx2="http://schemas.microsoft.com/office/drawing/2015/10/21/chartex" xmlns:cx3="http://schemas.microsoft.com/office/drawing/2016/5/9/chartex" xmlns:cx4="http://schemas.microsoft.com/office/drawing/2016/5/10/chartex" xmlns:cx5="http://schemas.microsoft.com/office/drawing/2016/5/11/chartex" xmlns:cx6="http://schemas.microsoft.com/office/drawing/2016/5/12/chartex" xmlns:cx7="http://schemas.microsoft.com/office/drawing/2016/5/13/chartex" xmlns:cx8="http://schemas.microsoft.com/office/drawing/2016/5/14/chartex" xmlns:mc="http://schemas.openxmlformats.org/markup-compatibility/2006" xmlns:aink="http://schemas.microsoft.com/office/drawing/2016/ink" xmlns:am3d="http://schemas.microsoft.com/office/drawing/2017/model3d" xmlns:o="urn:schemas-microsoft-com:office:office" xmlns:oel="http://schemas.microsoft.com/office/2019/extlst" xmlns:r="http://schemas.openxmlformats.org/officeDocument/2006/relationships" xmlns:m="http://schemas.openxmlformats.org/officeDocument/2006/math" xmlns:v="urn:schemas-microsoft-com:vml" xmlns:wp14="http://schemas.microsoft.com/office/word/2010/wordprocessingDrawing" xmlns:wp="http://schemas.openxmlformats.org/drawingml/2006/wordprocessingDrawing" xmlns:w10="urn:schemas-microsoft-com:office:word" xmlns:w="http://schemas.openxmlformats.org/wordprocessingml/2006/main" xmlns:w14="http://schemas.microsoft.com/office/word/2010/wordml" xmlns:w15="http://schemas.microsoft.com/office/word/2012/wordml" xmlns:w16cex="http://schemas.microsoft.com/office/word/2018/wordml/cex" xmlns:w16cid="http://schemas.microsoft.com/office/word/2016/wordml/cid" xmlns:w16="http://schemas.microsoft.com/office/word/2018/wordml" xmlns:w16du="http://schemas.microsoft.com/office/word/2023/wordml/word16du" xmlns:w16sdtdh="http://schemas.microsoft.com/office/word/2020/wordml/sdtdatahash" xmlns:w16sdtfl="http://schemas.microsoft.com/office/word/2024/wordml/sdtformatlock" xmlns:w16se="http://schemas.microsoft.com/office/word/2015/wordml/symex" xmlns:wpg="http://schemas.microsoft.com/office/word/2010/wordprocessingGroup" xmlns:wpi="http://schemas.microsoft.com/office/word/2010/wordprocessingInk" xmlns:wne="http://schemas.microsoft.com/office/word/2006/wordml" xmlns:wps="http://schemas.microsoft.com/office/word/2010/wordprocessingShape" mc:Ignorable="w14 w15 w16se w16cid w16 w16cex w16sdtdh w16sdtfl w16du wp14">
-  <w:p>
-    <w:pPr>
-      <w:pStyle w:val="Footer"/>
-    </w:pPr>
-  </w:p>
-</w:ftr>
-</file>
-
-<file path=word/footer2.xml><?xml version="1.0" encoding="utf-8"?>
-<w:ftr xmlns:wpc="http://schemas.microsoft.com/office/word/2010/wordprocessingCanvas" xmlns:cx="http://schemas.microsoft.com/office/drawing/2014/chartex" xmlns:cx1="http://schemas.microsoft.com/office/drawing/2015/9/8/chartex" xmlns:cx2="http://schemas.microsoft.com/office/drawing/2015/10/21/chartex" xmlns:cx3="http://schemas.microsoft.com/office/drawing/2016/5/9/chartex" xmlns:cx4="http://schemas.microsoft.com/office/drawing/2016/5/10/chartex" xmlns:cx5="http://schemas.microsoft.com/office/drawing/2016/5/11/chartex" xmlns:cx6="http://schemas.microsoft.com/office/drawing/2016/5/12/chartex" xmlns:cx7="http://schemas.microsoft.com/office/drawing/2016/5/13/chartex" xmlns:cx8="http://schemas.microsoft.com/office/drawing/2016/5/14/chartex" xmlns:mc="http://schemas.openxmlformats.org/markup-compatibility/2006" xmlns:aink="http://schemas.microsoft.com/office/drawing/2016/ink" xmlns:am3d="http://schemas.microsoft.com/office/drawing/2017/model3d" xmlns:o="urn:schemas-microsoft-com:office:office" xmlns:oel="http://schemas.microsoft.com/office/2019/extlst" xmlns:r="http://schemas.openxmlformats.org/officeDocument/2006/relationships" xmlns:m="http://schemas.openxmlformats.org/officeDocument/2006/math" xmlns:v="urn:schemas-microsoft-com:vml" xmlns:wp14="http://schemas.microsoft.com/office/word/2010/wordprocessingDrawing" xmlns:wp="http://schemas.openxmlformats.org/drawingml/2006/wordprocessingDrawing" xmlns:w10="urn:schemas-microsoft-com:office:word" xmlns:w="http://schemas.openxmlformats.org/wordprocessingml/2006/main" xmlns:w14="http://schemas.microsoft.com/office/word/2010/wordml" xmlns:w15="http://schemas.microsoft.com/office/word/2012/wordml" xmlns:w16cex="http://schemas.microsoft.com/office/word/2018/wordml/cex" xmlns:w16cid="http://schemas.microsoft.com/office/word/2016/wordml/cid" xmlns:w16="http://schemas.microsoft.com/office/word/2018/wordml" xmlns:w16du="http://schemas.microsoft.com/office/word/2023/wordml/word16du" xmlns:w16sdtdh="http://schemas.microsoft.com/office/word/2020/wordml/sdtdatahash" xmlns:w16sdtfl="http://schemas.microsoft.com/office/word/2024/wordml/sdtformatlock" xmlns:w16se="http://schemas.microsoft.com/office/word/2015/wordml/symex" xmlns:wpg="http://schemas.microsoft.com/office/word/2010/wordprocessingGroup" xmlns:wpi="http://schemas.microsoft.com/office/word/2010/wordprocessingInk" xmlns:wne="http://schemas.microsoft.com/office/word/2006/wordml" xmlns:wps="http://schemas.microsoft.com/office/word/2010/wordprocessingShape" mc:Ignorable="w14 w15 w16se w16cid w16 w16cex w16sdtdh w16sdtfl w16du wp14">
-  <w:p>
-    <w:pPr>
-      <w:pStyle w:val="Footer"/>
-    </w:pPr>
-  </w:p>
-</w:ftr>
-</file>
-
-<file path=word/footer3.xml><?xml version="1.0" encoding="utf-8"?>
-<w:ftr xmlns:wpc="http://schemas.microsoft.com/office/word/2010/wordprocessingCanvas" xmlns:cx="http://schemas.microsoft.com/office/drawing/2014/chartex" xmlns:cx1="http://schemas.microsoft.com/office/drawing/2015/9/8/chartex" xmlns:cx2="http://schemas.microsoft.com/office/drawing/2015/10/21/chartex" xmlns:cx3="http://schemas.microsoft.com/office/drawing/2016/5/9/chartex" xmlns:cx4="http://schemas.microsoft.com/office/drawing/2016/5/10/chartex" xmlns:cx5="http://schemas.microsoft.com/office/drawing/2016/5/11/chartex" xmlns:cx6="http://schemas.microsoft.com/office/drawing/2016/5/12/chartex" xmlns:cx7="http://schemas.microsoft.com/office/drawing/2016/5/13/chartex" xmlns:cx8="http://schemas.microsoft.com/office/drawing/2016/5/14/chartex" xmlns:mc="http://schemas.openxmlformats.org/markup-compatibility/2006" xmlns:aink="http://schemas.microsoft.com/office/drawing/2016/ink" xmlns:am3d="http://schemas.microsoft.com/office/drawing/2017/model3d" xmlns:o="urn:schemas-microsoft-com:office:office" xmlns:oel="http://schemas.microsoft.com/office/2019/extlst" xmlns:r="http://schemas.openxmlformats.org/officeDocument/2006/relationships" xmlns:m="http://schemas.openxmlformats.org/officeDocument/2006/math" xmlns:v="urn:schemas-microsoft-com:vml" xmlns:wp14="http://schemas.microsoft.com/office/word/2010/wordprocessingDrawing" xmlns:wp="http://schemas.openxmlformats.org/drawingml/2006/wordprocessingDrawing" xmlns:w10="urn:schemas-microsoft-com:office:word" xmlns:w="http://schemas.openxmlformats.org/wordprocessingml/2006/main" xmlns:w14="http://schemas.microsoft.com/office/word/2010/wordml" xmlns:w15="http://schemas.microsoft.com/office/word/2012/wordml" xmlns:w16cex="http://schemas.microsoft.com/office/word/2018/wordml/cex" xmlns:w16cid="http://schemas.microsoft.com/office/word/2016/wordml/cid" xmlns:w16="http://schemas.microsoft.com/office/word/2018/wordml" xmlns:w16du="http://schemas.microsoft.com/office/word/2023/wordml/word16du" xmlns:w16sdtdh="http://schemas.microsoft.com/office/word/2020/wordml/sdtdatahash" xmlns:w16sdtfl="http://schemas.microsoft.com/office/word/2024/wordml/sdtformatlock" xmlns:w16se="http://schemas.microsoft.com/office/word/2015/wordml/symex" xmlns:wpg="http://schemas.microsoft.com/office/word/2010/wordprocessingGroup" xmlns:wpi="http://schemas.microsoft.com/office/word/2010/wordprocessingInk" xmlns:wne="http://schemas.microsoft.com/office/word/2006/wordml" xmlns:wps="http://schemas.microsoft.com/office/word/2010/wordprocessingShape" mc:Ignorable="w14 w15 w16se w16cid w16 w16cex w16sdtdh w16sdtfl w16du wp14">
-  <w:p>
-    <w:pPr>
-      <w:pStyle w:val="Footer"/>
-    </w:pPr>
-  </w:p>
-</w:ftr>
-</file>
-
 <file path=word/footnotes.xml><?xml version="1.0" encoding="utf-8"?>
 <w:footnotes xmlns:wpc="http://schemas.microsoft.com/office/word/2010/wordprocessingCanvas" xmlns:cx="http://schemas.microsoft.com/office/drawing/2014/chartex" xmlns:cx1="http://schemas.microsoft.com/office/drawing/2015/9/8/chartex" xmlns:cx2="http://schemas.microsoft.com/office/drawing/2015/10/21/chartex" xmlns:cx3="http://schemas.microsoft.com/office/drawing/2016/5/9/chartex" xmlns:cx4="http://schemas.microsoft.com/office/drawing/2016/5/10/chartex" xmlns:cx5="http://schemas.microsoft.com/office/drawing/2016/5/11/chartex" xmlns:cx6="http://schemas.microsoft.com/office/drawing/2016/5/12/chartex" xmlns:cx7="http://schemas.microsoft.com/office/drawing/2016/5/13/chartex" xmlns:cx8="http://schemas.microsoft.com/office/drawing/2016/5/14/chartex" xmlns:mc="http://schemas.openxmlformats.org/markup-compatibility/2006" xmlns:aink="http://schemas.microsoft.com/office/drawing/2016/ink" xmlns:am3d="http://schemas.microsoft.com/office/drawing/2017/model3d" xmlns:o="urn:schemas-microsoft-com:office:office" xmlns:oel="http://schemas.microsoft.com/office/2019/extlst" xmlns:r="http://schemas.openxmlformats.org/officeDocument/2006/relationships" xmlns:m="http://schemas.openxmlformats.org/officeDocument/2006/math" xmlns:v="urn:schemas-microsoft-com:vml" xmlns:wp14="http://schemas.microsoft.com/office/word/2010/wordprocessingDrawing" xmlns:wp="http://schemas.openxmlformats.org/drawingml/2006/wordprocessingDrawing" xmlns:w10="urn:schemas-microsoft-com:office:word" xmlns:w="http://schemas.openxmlformats.org/wordprocessingml/2006/main" xmlns:w14="http://schemas.microsoft.com/office/word/2010/wordml" xmlns:w15="http://schemas.microsoft.com/office/word/2012/wordml" xmlns:w16cex="http://schemas.microsoft.com/office/word/2018/wordml/cex" xmlns:w16cid="http://schemas.microsoft.com/office/word/2016/wordml/cid" xmlns:w16="http://schemas.microsoft.com/office/word/2018/wordml" xmlns:w16du="http://schemas.microsoft.com/office/word/2023/wordml/word16du" xmlns:w16sdtdh="http://schemas.microsoft.com/office/word/2020/wordml/sdtdatahash" xmlns:w16sdtfl="http://schemas.microsoft.com/office/word/2024/wordml/sdtformatlock" xmlns:w16se="http://schemas.microsoft.com/office/word/2015/wordml/symex" xmlns:wpg="http://schemas.microsoft.com/office/word/2010/wordprocessingGroup" xmlns:wpi="http://schemas.microsoft.com/office/word/2010/wordprocessingInk" xmlns:wne="http://schemas.microsoft.com/office/word/2006/wordml" xmlns:wps="http://schemas.microsoft.com/office/word/2010/wordprocessingShape" mc:Ignorable="w14 w15 w16se w16cid w16 w16cex w16sdtdh w16sdtfl w16du wp14">
   <w:footnote w:type="separator" w:id="-1">
@@ -104,16 +486,6 @@
   <w:p>
     <w:pPr>
       <w:pStyle w:val="Header"/>
-    </w:pPr>
-  </w:p>
-</w:hdr>
-</file>
-
-<file path=word/header2.xml><?xml version="1.0" encoding="utf-8"?>
-<w:hdr xmlns:wpc="http://schemas.microsoft.com/office/word/2010/wordprocessingCanvas" xmlns:cx="http://schemas.microsoft.com/office/drawing/2014/chartex" xmlns:cx1="http://schemas.microsoft.com/office/drawing/2015/9/8/chartex" xmlns:cx2="http://schemas.microsoft.com/office/drawing/2015/10/21/chartex" xmlns:cx3="http://schemas.microsoft.com/office/drawing/2016/5/9/chartex" xmlns:cx4="http://schemas.microsoft.com/office/drawing/2016/5/10/chartex" xmlns:cx5="http://schemas.microsoft.com/office/drawing/2016/5/11/chartex" xmlns:cx6="http://schemas.microsoft.com/office/drawing/2016/5/12/chartex" xmlns:cx7="http://schemas.microsoft.com/office/drawing/2016/5/13/chartex" xmlns:cx8="http://schemas.microsoft.com/office/drawing/2016/5/14/chartex" xmlns:mc="http://schemas.openxmlformats.org/markup-compatibility/2006" xmlns:aink="http://schemas.microsoft.com/office/drawing/2016/ink" xmlns:am3d="http://schemas.microsoft.com/office/drawing/2017/model3d" xmlns:o="urn:schemas-microsoft-com:office:office" xmlns:oel="http://schemas.microsoft.com/office/2019/extlst" xmlns:r="http://schemas.openxmlformats.org/officeDocument/2006/relationships" xmlns:m="http://schemas.openxmlformats.org/officeDocument/2006/math" xmlns:v="urn:schemas-microsoft-com:vml" xmlns:wp14="http://schemas.microsoft.com/office/word/2010/wordprocessingDrawing" xmlns:wp="http://schemas.openxmlformats.org/drawingml/2006/wordprocessingDrawing" xmlns:w10="urn:schemas-microsoft-com:office:word" xmlns:w="http://schemas.openxmlformats.org/wordprocessingml/2006/main" xmlns:w14="http://schemas.microsoft.com/office/word/2010/wordml" xmlns:w15="http://schemas.microsoft.com/office/word/2012/wordml" xmlns:w16cex="http://schemas.microsoft.com/office/word/2018/wordml/cex" xmlns:w16cid="http://schemas.microsoft.com/office/word/2016/wordml/cid" xmlns:w16="http://schemas.microsoft.com/office/word/2018/wordml" xmlns:w16du="http://schemas.microsoft.com/office/word/2023/wordml/word16du" xmlns:w16sdtdh="http://schemas.microsoft.com/office/word/2020/wordml/sdtdatahash" xmlns:w16sdtfl="http://schemas.microsoft.com/office/word/2024/wordml/sdtformatlock" xmlns:w16se="http://schemas.microsoft.com/office/word/2015/wordml/symex" xmlns:wpg="http://schemas.microsoft.com/office/word/2010/wordprocessingGroup" xmlns:wpi="http://schemas.microsoft.com/office/word/2010/wordprocessingInk" xmlns:wne="http://schemas.microsoft.com/office/word/2006/wordml" xmlns:wps="http://schemas.microsoft.com/office/word/2010/wordprocessingShape" mc:Ignorable="w14 w15 w16se w16cid w16 w16cex w16sdtdh w16sdtfl w16du wp14">
-  <w:p>
-    <w:pPr>
-      <w:pStyle w:val="Header"/>
       <w:jc w:val="center"/>
       <w:rPr>
         <w:b/>
@@ -137,14 +509,1184 @@
 </w:hdr>
 </file>
 
-<file path=word/header3.xml><?xml version="1.0" encoding="utf-8"?>
-<w:hdr xmlns:wpc="http://schemas.microsoft.com/office/word/2010/wordprocessingCanvas" xmlns:cx="http://schemas.microsoft.com/office/drawing/2014/chartex" xmlns:cx1="http://schemas.microsoft.com/office/drawing/2015/9/8/chartex" xmlns:cx2="http://schemas.microsoft.com/office/drawing/2015/10/21/chartex" xmlns:cx3="http://schemas.microsoft.com/office/drawing/2016/5/9/chartex" xmlns:cx4="http://schemas.microsoft.com/office/drawing/2016/5/10/chartex" xmlns:cx5="http://schemas.microsoft.com/office/drawing/2016/5/11/chartex" xmlns:cx6="http://schemas.microsoft.com/office/drawing/2016/5/12/chartex" xmlns:cx7="http://schemas.microsoft.com/office/drawing/2016/5/13/chartex" xmlns:cx8="http://schemas.microsoft.com/office/drawing/2016/5/14/chartex" xmlns:mc="http://schemas.openxmlformats.org/markup-compatibility/2006" xmlns:aink="http://schemas.microsoft.com/office/drawing/2016/ink" xmlns:am3d="http://schemas.microsoft.com/office/drawing/2017/model3d" xmlns:o="urn:schemas-microsoft-com:office:office" xmlns:oel="http://schemas.microsoft.com/office/2019/extlst" xmlns:r="http://schemas.openxmlformats.org/officeDocument/2006/relationships" xmlns:m="http://schemas.openxmlformats.org/officeDocument/2006/math" xmlns:v="urn:schemas-microsoft-com:vml" xmlns:wp14="http://schemas.microsoft.com/office/word/2010/wordprocessingDrawing" xmlns:wp="http://schemas.openxmlformats.org/drawingml/2006/wordprocessingDrawing" xmlns:w10="urn:schemas-microsoft-com:office:word" xmlns:w="http://schemas.openxmlformats.org/wordprocessingml/2006/main" xmlns:w14="http://schemas.microsoft.com/office/word/2010/wordml" xmlns:w15="http://schemas.microsoft.com/office/word/2012/wordml" xmlns:w16cex="http://schemas.microsoft.com/office/word/2018/wordml/cex" xmlns:w16cid="http://schemas.microsoft.com/office/word/2016/wordml/cid" xmlns:w16="http://schemas.microsoft.com/office/word/2018/wordml" xmlns:w16du="http://schemas.microsoft.com/office/word/2023/wordml/word16du" xmlns:w16sdtdh="http://schemas.microsoft.com/office/word/2020/wordml/sdtdatahash" xmlns:w16sdtfl="http://schemas.microsoft.com/office/word/2024/wordml/sdtformatlock" xmlns:w16se="http://schemas.microsoft.com/office/word/2015/wordml/symex" xmlns:wpg="http://schemas.microsoft.com/office/word/2010/wordprocessingGroup" xmlns:wpi="http://schemas.microsoft.com/office/word/2010/wordprocessingInk" xmlns:wne="http://schemas.microsoft.com/office/word/2006/wordml" xmlns:wps="http://schemas.microsoft.com/office/word/2010/wordprocessingShape" mc:Ignorable="w14 w15 w16se w16cid w16 w16cex w16sdtdh w16sdtfl w16du wp14">
-  <w:p>
-    <w:pPr>
-      <w:pStyle w:val="Header"/>
-    </w:pPr>
-  </w:p>
-</w:hdr>
+<file path=word/numbering.xml><?xml version="1.0" encoding="utf-8"?>
+<w:numbering xmlns:wpc="http://schemas.microsoft.com/office/word/2010/wordprocessingCanvas" xmlns:cx="http://schemas.microsoft.com/office/drawing/2014/chartex" xmlns:cx1="http://schemas.microsoft.com/office/drawing/2015/9/8/chartex" xmlns:cx2="http://schemas.microsoft.com/office/drawing/2015/10/21/chartex" xmlns:cx3="http://schemas.microsoft.com/office/drawing/2016/5/9/chartex" xmlns:cx4="http://schemas.microsoft.com/office/drawing/2016/5/10/chartex" xmlns:cx5="http://schemas.microsoft.com/office/drawing/2016/5/11/chartex" xmlns:cx6="http://schemas.microsoft.com/office/drawing/2016/5/12/chartex" xmlns:cx7="http://schemas.microsoft.com/office/drawing/2016/5/13/chartex" xmlns:cx8="http://schemas.microsoft.com/office/drawing/2016/5/14/chartex" xmlns:mc="http://schemas.openxmlformats.org/markup-compatibility/2006" xmlns:aink="http://schemas.microsoft.com/office/drawing/2016/ink" xmlns:am3d="http://schemas.microsoft.com/office/drawing/2017/model3d" xmlns:o="urn:schemas-microsoft-com:office:office" xmlns:oel="http://schemas.microsoft.com/office/2019/extlst" xmlns:r="http://schemas.openxmlformats.org/officeDocument/2006/relationships" xmlns:m="http://schemas.openxmlformats.org/officeDocument/2006/math" xmlns:v="urn:schemas-microsoft-com:vml" xmlns:wp14="http://schemas.microsoft.com/office/word/2010/wordprocessingDrawing" xmlns:wp="http://schemas.openxmlformats.org/drawingml/2006/wordprocessingDrawing" xmlns:w10="urn:schemas-microsoft-com:office:word" xmlns:w="http://schemas.openxmlformats.org/wordprocessingml/2006/main" xmlns:w14="http://schemas.microsoft.com/office/word/2010/wordml" xmlns:w15="http://schemas.microsoft.com/office/word/2012/wordml" xmlns:w16cex="http://schemas.microsoft.com/office/word/2018/wordml/cex" xmlns:w16cid="http://schemas.microsoft.com/office/word/2016/wordml/cid" xmlns:w16="http://schemas.microsoft.com/office/word/2018/wordml" xmlns:w16du="http://schemas.microsoft.com/office/word/2023/wordml/word16du" xmlns:w16sdtdh="http://schemas.microsoft.com/office/word/2020/wordml/sdtdatahash" xmlns:w16sdtfl="http://schemas.microsoft.com/office/word/2024/wordml/sdtformatlock" xmlns:w16se="http://schemas.microsoft.com/office/word/2015/wordml/symex" xmlns:wpg="http://schemas.microsoft.com/office/word/2010/wordprocessingGroup" xmlns:wpi="http://schemas.microsoft.com/office/word/2010/wordprocessingInk" xmlns:wne="http://schemas.microsoft.com/office/word/2006/wordml" xmlns:wps="http://schemas.microsoft.com/office/word/2010/wordprocessingShape" mc:Ignorable="w14 w15 w16se w16cid w16 w16cex w16sdtdh w16sdtfl w16du wp14">
+  <w:abstractNum w:abstractNumId="0" w15:restartNumberingAfterBreak="0">
+    <w:nsid w:val="0A976CD5"/>
+    <w:multiLevelType w:val="multilevel"/>
+    <w:tmpl w:val="043E3696"/>
+    <w:lvl w:ilvl="0">
+      <w:start w:val="1"/>
+      <w:numFmt w:val="bullet"/>
+      <w:lvlText w:val=""/>
+      <w:lvlJc w:val="left"/>
+      <w:pPr>
+        <w:tabs>
+          <w:tab w:val="num" w:pos="720"/>
+        </w:tabs>
+        <w:ind w:left="720" w:hanging="360"/>
+      </w:pPr>
+      <w:rPr>
+        <w:rFonts w:ascii="Symbol" w:hAnsi="Symbol" w:hint="default"/>
+        <w:sz w:val="20"/>
+      </w:rPr>
+    </w:lvl>
+    <w:lvl w:ilvl="1" w:tentative="1">
+      <w:start w:val="1"/>
+      <w:numFmt w:val="bullet"/>
+      <w:lvlText w:val=""/>
+      <w:lvlJc w:val="left"/>
+      <w:pPr>
+        <w:tabs>
+          <w:tab w:val="num" w:pos="1440"/>
+        </w:tabs>
+        <w:ind w:left="1440" w:hanging="360"/>
+      </w:pPr>
+      <w:rPr>
+        <w:rFonts w:ascii="Symbol" w:hAnsi="Symbol" w:hint="default"/>
+        <w:sz w:val="20"/>
+      </w:rPr>
+    </w:lvl>
+    <w:lvl w:ilvl="2" w:tentative="1">
+      <w:start w:val="1"/>
+      <w:numFmt w:val="bullet"/>
+      <w:lvlText w:val=""/>
+      <w:lvlJc w:val="left"/>
+      <w:pPr>
+        <w:tabs>
+          <w:tab w:val="num" w:pos="2160"/>
+        </w:tabs>
+        <w:ind w:left="2160" w:hanging="360"/>
+      </w:pPr>
+      <w:rPr>
+        <w:rFonts w:ascii="Symbol" w:hAnsi="Symbol" w:hint="default"/>
+        <w:sz w:val="20"/>
+      </w:rPr>
+    </w:lvl>
+    <w:lvl w:ilvl="3" w:tentative="1">
+      <w:start w:val="1"/>
+      <w:numFmt w:val="bullet"/>
+      <w:lvlText w:val=""/>
+      <w:lvlJc w:val="left"/>
+      <w:pPr>
+        <w:tabs>
+          <w:tab w:val="num" w:pos="2880"/>
+        </w:tabs>
+        <w:ind w:left="2880" w:hanging="360"/>
+      </w:pPr>
+      <w:rPr>
+        <w:rFonts w:ascii="Symbol" w:hAnsi="Symbol" w:hint="default"/>
+        <w:sz w:val="20"/>
+      </w:rPr>
+    </w:lvl>
+    <w:lvl w:ilvl="4" w:tentative="1">
+      <w:start w:val="1"/>
+      <w:numFmt w:val="bullet"/>
+      <w:lvlText w:val=""/>
+      <w:lvlJc w:val="left"/>
+      <w:pPr>
+        <w:tabs>
+          <w:tab w:val="num" w:pos="3600"/>
+        </w:tabs>
+        <w:ind w:left="3600" w:hanging="360"/>
+      </w:pPr>
+      <w:rPr>
+        <w:rFonts w:ascii="Symbol" w:hAnsi="Symbol" w:hint="default"/>
+        <w:sz w:val="20"/>
+      </w:rPr>
+    </w:lvl>
+    <w:lvl w:ilvl="5" w:tentative="1">
+      <w:start w:val="1"/>
+      <w:numFmt w:val="bullet"/>
+      <w:lvlText w:val=""/>
+      <w:lvlJc w:val="left"/>
+      <w:pPr>
+        <w:tabs>
+          <w:tab w:val="num" w:pos="4320"/>
+        </w:tabs>
+        <w:ind w:left="4320" w:hanging="360"/>
+      </w:pPr>
+      <w:rPr>
+        <w:rFonts w:ascii="Symbol" w:hAnsi="Symbol" w:hint="default"/>
+        <w:sz w:val="20"/>
+      </w:rPr>
+    </w:lvl>
+    <w:lvl w:ilvl="6" w:tentative="1">
+      <w:start w:val="1"/>
+      <w:numFmt w:val="bullet"/>
+      <w:lvlText w:val=""/>
+      <w:lvlJc w:val="left"/>
+      <w:pPr>
+        <w:tabs>
+          <w:tab w:val="num" w:pos="5040"/>
+        </w:tabs>
+        <w:ind w:left="5040" w:hanging="360"/>
+      </w:pPr>
+      <w:rPr>
+        <w:rFonts w:ascii="Symbol" w:hAnsi="Symbol" w:hint="default"/>
+        <w:sz w:val="20"/>
+      </w:rPr>
+    </w:lvl>
+    <w:lvl w:ilvl="7" w:tentative="1">
+      <w:start w:val="1"/>
+      <w:numFmt w:val="bullet"/>
+      <w:lvlText w:val=""/>
+      <w:lvlJc w:val="left"/>
+      <w:pPr>
+        <w:tabs>
+          <w:tab w:val="num" w:pos="5760"/>
+        </w:tabs>
+        <w:ind w:left="5760" w:hanging="360"/>
+      </w:pPr>
+      <w:rPr>
+        <w:rFonts w:ascii="Symbol" w:hAnsi="Symbol" w:hint="default"/>
+        <w:sz w:val="20"/>
+      </w:rPr>
+    </w:lvl>
+    <w:lvl w:ilvl="8" w:tentative="1">
+      <w:start w:val="1"/>
+      <w:numFmt w:val="bullet"/>
+      <w:lvlText w:val=""/>
+      <w:lvlJc w:val="left"/>
+      <w:pPr>
+        <w:tabs>
+          <w:tab w:val="num" w:pos="6480"/>
+        </w:tabs>
+        <w:ind w:left="6480" w:hanging="360"/>
+      </w:pPr>
+      <w:rPr>
+        <w:rFonts w:ascii="Symbol" w:hAnsi="Symbol" w:hint="default"/>
+        <w:sz w:val="20"/>
+      </w:rPr>
+    </w:lvl>
+  </w:abstractNum>
+  <w:abstractNum w:abstractNumId="1" w15:restartNumberingAfterBreak="0">
+    <w:nsid w:val="209F1C6F"/>
+    <w:multiLevelType w:val="multilevel"/>
+    <w:tmpl w:val="F326A8C0"/>
+    <w:lvl w:ilvl="0">
+      <w:start w:val="1"/>
+      <w:numFmt w:val="bullet"/>
+      <w:lvlText w:val=""/>
+      <w:lvlJc w:val="left"/>
+      <w:pPr>
+        <w:tabs>
+          <w:tab w:val="num" w:pos="720"/>
+        </w:tabs>
+        <w:ind w:left="720" w:hanging="360"/>
+      </w:pPr>
+      <w:rPr>
+        <w:rFonts w:ascii="Symbol" w:hAnsi="Symbol" w:hint="default"/>
+        <w:sz w:val="20"/>
+      </w:rPr>
+    </w:lvl>
+    <w:lvl w:ilvl="1" w:tentative="1">
+      <w:start w:val="1"/>
+      <w:numFmt w:val="bullet"/>
+      <w:lvlText w:val=""/>
+      <w:lvlJc w:val="left"/>
+      <w:pPr>
+        <w:tabs>
+          <w:tab w:val="num" w:pos="1440"/>
+        </w:tabs>
+        <w:ind w:left="1440" w:hanging="360"/>
+      </w:pPr>
+      <w:rPr>
+        <w:rFonts w:ascii="Symbol" w:hAnsi="Symbol" w:hint="default"/>
+        <w:sz w:val="20"/>
+      </w:rPr>
+    </w:lvl>
+    <w:lvl w:ilvl="2" w:tentative="1">
+      <w:start w:val="1"/>
+      <w:numFmt w:val="bullet"/>
+      <w:lvlText w:val=""/>
+      <w:lvlJc w:val="left"/>
+      <w:pPr>
+        <w:tabs>
+          <w:tab w:val="num" w:pos="2160"/>
+        </w:tabs>
+        <w:ind w:left="2160" w:hanging="360"/>
+      </w:pPr>
+      <w:rPr>
+        <w:rFonts w:ascii="Symbol" w:hAnsi="Symbol" w:hint="default"/>
+        <w:sz w:val="20"/>
+      </w:rPr>
+    </w:lvl>
+    <w:lvl w:ilvl="3" w:tentative="1">
+      <w:start w:val="1"/>
+      <w:numFmt w:val="bullet"/>
+      <w:lvlText w:val=""/>
+      <w:lvlJc w:val="left"/>
+      <w:pPr>
+        <w:tabs>
+          <w:tab w:val="num" w:pos="2880"/>
+        </w:tabs>
+        <w:ind w:left="2880" w:hanging="360"/>
+      </w:pPr>
+      <w:rPr>
+        <w:rFonts w:ascii="Symbol" w:hAnsi="Symbol" w:hint="default"/>
+        <w:sz w:val="20"/>
+      </w:rPr>
+    </w:lvl>
+    <w:lvl w:ilvl="4" w:tentative="1">
+      <w:start w:val="1"/>
+      <w:numFmt w:val="bullet"/>
+      <w:lvlText w:val=""/>
+      <w:lvlJc w:val="left"/>
+      <w:pPr>
+        <w:tabs>
+          <w:tab w:val="num" w:pos="3600"/>
+        </w:tabs>
+        <w:ind w:left="3600" w:hanging="360"/>
+      </w:pPr>
+      <w:rPr>
+        <w:rFonts w:ascii="Symbol" w:hAnsi="Symbol" w:hint="default"/>
+        <w:sz w:val="20"/>
+      </w:rPr>
+    </w:lvl>
+    <w:lvl w:ilvl="5" w:tentative="1">
+      <w:start w:val="1"/>
+      <w:numFmt w:val="bullet"/>
+      <w:lvlText w:val=""/>
+      <w:lvlJc w:val="left"/>
+      <w:pPr>
+        <w:tabs>
+          <w:tab w:val="num" w:pos="4320"/>
+        </w:tabs>
+        <w:ind w:left="4320" w:hanging="360"/>
+      </w:pPr>
+      <w:rPr>
+        <w:rFonts w:ascii="Symbol" w:hAnsi="Symbol" w:hint="default"/>
+        <w:sz w:val="20"/>
+      </w:rPr>
+    </w:lvl>
+    <w:lvl w:ilvl="6" w:tentative="1">
+      <w:start w:val="1"/>
+      <w:numFmt w:val="bullet"/>
+      <w:lvlText w:val=""/>
+      <w:lvlJc w:val="left"/>
+      <w:pPr>
+        <w:tabs>
+          <w:tab w:val="num" w:pos="5040"/>
+        </w:tabs>
+        <w:ind w:left="5040" w:hanging="360"/>
+      </w:pPr>
+      <w:rPr>
+        <w:rFonts w:ascii="Symbol" w:hAnsi="Symbol" w:hint="default"/>
+        <w:sz w:val="20"/>
+      </w:rPr>
+    </w:lvl>
+    <w:lvl w:ilvl="7" w:tentative="1">
+      <w:start w:val="1"/>
+      <w:numFmt w:val="bullet"/>
+      <w:lvlText w:val=""/>
+      <w:lvlJc w:val="left"/>
+      <w:pPr>
+        <w:tabs>
+          <w:tab w:val="num" w:pos="5760"/>
+        </w:tabs>
+        <w:ind w:left="5760" w:hanging="360"/>
+      </w:pPr>
+      <w:rPr>
+        <w:rFonts w:ascii="Symbol" w:hAnsi="Symbol" w:hint="default"/>
+        <w:sz w:val="20"/>
+      </w:rPr>
+    </w:lvl>
+    <w:lvl w:ilvl="8" w:tentative="1">
+      <w:start w:val="1"/>
+      <w:numFmt w:val="bullet"/>
+      <w:lvlText w:val=""/>
+      <w:lvlJc w:val="left"/>
+      <w:pPr>
+        <w:tabs>
+          <w:tab w:val="num" w:pos="6480"/>
+        </w:tabs>
+        <w:ind w:left="6480" w:hanging="360"/>
+      </w:pPr>
+      <w:rPr>
+        <w:rFonts w:ascii="Symbol" w:hAnsi="Symbol" w:hint="default"/>
+        <w:sz w:val="20"/>
+      </w:rPr>
+    </w:lvl>
+  </w:abstractNum>
+  <w:abstractNum w:abstractNumId="2" w15:restartNumberingAfterBreak="0">
+    <w:nsid w:val="2882484F"/>
+    <w:multiLevelType w:val="multilevel"/>
+    <w:tmpl w:val="720832A2"/>
+    <w:lvl w:ilvl="0">
+      <w:start w:val="1"/>
+      <w:numFmt w:val="bullet"/>
+      <w:lvlText w:val=""/>
+      <w:lvlJc w:val="left"/>
+      <w:pPr>
+        <w:tabs>
+          <w:tab w:val="num" w:pos="720"/>
+        </w:tabs>
+        <w:ind w:left="720" w:hanging="360"/>
+      </w:pPr>
+      <w:rPr>
+        <w:rFonts w:ascii="Symbol" w:hAnsi="Symbol" w:hint="default"/>
+        <w:sz w:val="20"/>
+      </w:rPr>
+    </w:lvl>
+    <w:lvl w:ilvl="1" w:tentative="1">
+      <w:start w:val="1"/>
+      <w:numFmt w:val="bullet"/>
+      <w:lvlText w:val=""/>
+      <w:lvlJc w:val="left"/>
+      <w:pPr>
+        <w:tabs>
+          <w:tab w:val="num" w:pos="1440"/>
+        </w:tabs>
+        <w:ind w:left="1440" w:hanging="360"/>
+      </w:pPr>
+      <w:rPr>
+        <w:rFonts w:ascii="Symbol" w:hAnsi="Symbol" w:hint="default"/>
+        <w:sz w:val="20"/>
+      </w:rPr>
+    </w:lvl>
+    <w:lvl w:ilvl="2" w:tentative="1">
+      <w:start w:val="1"/>
+      <w:numFmt w:val="bullet"/>
+      <w:lvlText w:val=""/>
+      <w:lvlJc w:val="left"/>
+      <w:pPr>
+        <w:tabs>
+          <w:tab w:val="num" w:pos="2160"/>
+        </w:tabs>
+        <w:ind w:left="2160" w:hanging="360"/>
+      </w:pPr>
+      <w:rPr>
+        <w:rFonts w:ascii="Symbol" w:hAnsi="Symbol" w:hint="default"/>
+        <w:sz w:val="20"/>
+      </w:rPr>
+    </w:lvl>
+    <w:lvl w:ilvl="3" w:tentative="1">
+      <w:start w:val="1"/>
+      <w:numFmt w:val="bullet"/>
+      <w:lvlText w:val=""/>
+      <w:lvlJc w:val="left"/>
+      <w:pPr>
+        <w:tabs>
+          <w:tab w:val="num" w:pos="2880"/>
+        </w:tabs>
+        <w:ind w:left="2880" w:hanging="360"/>
+      </w:pPr>
+      <w:rPr>
+        <w:rFonts w:ascii="Symbol" w:hAnsi="Symbol" w:hint="default"/>
+        <w:sz w:val="20"/>
+      </w:rPr>
+    </w:lvl>
+    <w:lvl w:ilvl="4" w:tentative="1">
+      <w:start w:val="1"/>
+      <w:numFmt w:val="bullet"/>
+      <w:lvlText w:val=""/>
+      <w:lvlJc w:val="left"/>
+      <w:pPr>
+        <w:tabs>
+          <w:tab w:val="num" w:pos="3600"/>
+        </w:tabs>
+        <w:ind w:left="3600" w:hanging="360"/>
+      </w:pPr>
+      <w:rPr>
+        <w:rFonts w:ascii="Symbol" w:hAnsi="Symbol" w:hint="default"/>
+        <w:sz w:val="20"/>
+      </w:rPr>
+    </w:lvl>
+    <w:lvl w:ilvl="5" w:tentative="1">
+      <w:start w:val="1"/>
+      <w:numFmt w:val="bullet"/>
+      <w:lvlText w:val=""/>
+      <w:lvlJc w:val="left"/>
+      <w:pPr>
+        <w:tabs>
+          <w:tab w:val="num" w:pos="4320"/>
+        </w:tabs>
+        <w:ind w:left="4320" w:hanging="360"/>
+      </w:pPr>
+      <w:rPr>
+        <w:rFonts w:ascii="Symbol" w:hAnsi="Symbol" w:hint="default"/>
+        <w:sz w:val="20"/>
+      </w:rPr>
+    </w:lvl>
+    <w:lvl w:ilvl="6" w:tentative="1">
+      <w:start w:val="1"/>
+      <w:numFmt w:val="bullet"/>
+      <w:lvlText w:val=""/>
+      <w:lvlJc w:val="left"/>
+      <w:pPr>
+        <w:tabs>
+          <w:tab w:val="num" w:pos="5040"/>
+        </w:tabs>
+        <w:ind w:left="5040" w:hanging="360"/>
+      </w:pPr>
+      <w:rPr>
+        <w:rFonts w:ascii="Symbol" w:hAnsi="Symbol" w:hint="default"/>
+        <w:sz w:val="20"/>
+      </w:rPr>
+    </w:lvl>
+    <w:lvl w:ilvl="7" w:tentative="1">
+      <w:start w:val="1"/>
+      <w:numFmt w:val="bullet"/>
+      <w:lvlText w:val=""/>
+      <w:lvlJc w:val="left"/>
+      <w:pPr>
+        <w:tabs>
+          <w:tab w:val="num" w:pos="5760"/>
+        </w:tabs>
+        <w:ind w:left="5760" w:hanging="360"/>
+      </w:pPr>
+      <w:rPr>
+        <w:rFonts w:ascii="Symbol" w:hAnsi="Symbol" w:hint="default"/>
+        <w:sz w:val="20"/>
+      </w:rPr>
+    </w:lvl>
+    <w:lvl w:ilvl="8" w:tentative="1">
+      <w:start w:val="1"/>
+      <w:numFmt w:val="bullet"/>
+      <w:lvlText w:val=""/>
+      <w:lvlJc w:val="left"/>
+      <w:pPr>
+        <w:tabs>
+          <w:tab w:val="num" w:pos="6480"/>
+        </w:tabs>
+        <w:ind w:left="6480" w:hanging="360"/>
+      </w:pPr>
+      <w:rPr>
+        <w:rFonts w:ascii="Symbol" w:hAnsi="Symbol" w:hint="default"/>
+        <w:sz w:val="20"/>
+      </w:rPr>
+    </w:lvl>
+  </w:abstractNum>
+  <w:abstractNum w:abstractNumId="3" w15:restartNumberingAfterBreak="0">
+    <w:nsid w:val="3A4A5CA8"/>
+    <w:multiLevelType w:val="multilevel"/>
+    <w:tmpl w:val="C070FC5C"/>
+    <w:lvl w:ilvl="0">
+      <w:start w:val="1"/>
+      <w:numFmt w:val="bullet"/>
+      <w:lvlText w:val=""/>
+      <w:lvlJc w:val="left"/>
+      <w:pPr>
+        <w:tabs>
+          <w:tab w:val="num" w:pos="720"/>
+        </w:tabs>
+        <w:ind w:left="720" w:hanging="360"/>
+      </w:pPr>
+      <w:rPr>
+        <w:rFonts w:ascii="Symbol" w:hAnsi="Symbol" w:hint="default"/>
+        <w:sz w:val="20"/>
+      </w:rPr>
+    </w:lvl>
+    <w:lvl w:ilvl="1" w:tentative="1">
+      <w:start w:val="1"/>
+      <w:numFmt w:val="bullet"/>
+      <w:lvlText w:val=""/>
+      <w:lvlJc w:val="left"/>
+      <w:pPr>
+        <w:tabs>
+          <w:tab w:val="num" w:pos="1440"/>
+        </w:tabs>
+        <w:ind w:left="1440" w:hanging="360"/>
+      </w:pPr>
+      <w:rPr>
+        <w:rFonts w:ascii="Symbol" w:hAnsi="Symbol" w:hint="default"/>
+        <w:sz w:val="20"/>
+      </w:rPr>
+    </w:lvl>
+    <w:lvl w:ilvl="2" w:tentative="1">
+      <w:start w:val="1"/>
+      <w:numFmt w:val="bullet"/>
+      <w:lvlText w:val=""/>
+      <w:lvlJc w:val="left"/>
+      <w:pPr>
+        <w:tabs>
+          <w:tab w:val="num" w:pos="2160"/>
+        </w:tabs>
+        <w:ind w:left="2160" w:hanging="360"/>
+      </w:pPr>
+      <w:rPr>
+        <w:rFonts w:ascii="Symbol" w:hAnsi="Symbol" w:hint="default"/>
+        <w:sz w:val="20"/>
+      </w:rPr>
+    </w:lvl>
+    <w:lvl w:ilvl="3" w:tentative="1">
+      <w:start w:val="1"/>
+      <w:numFmt w:val="bullet"/>
+      <w:lvlText w:val=""/>
+      <w:lvlJc w:val="left"/>
+      <w:pPr>
+        <w:tabs>
+          <w:tab w:val="num" w:pos="2880"/>
+        </w:tabs>
+        <w:ind w:left="2880" w:hanging="360"/>
+      </w:pPr>
+      <w:rPr>
+        <w:rFonts w:ascii="Symbol" w:hAnsi="Symbol" w:hint="default"/>
+        <w:sz w:val="20"/>
+      </w:rPr>
+    </w:lvl>
+    <w:lvl w:ilvl="4" w:tentative="1">
+      <w:start w:val="1"/>
+      <w:numFmt w:val="bullet"/>
+      <w:lvlText w:val=""/>
+      <w:lvlJc w:val="left"/>
+      <w:pPr>
+        <w:tabs>
+          <w:tab w:val="num" w:pos="3600"/>
+        </w:tabs>
+        <w:ind w:left="3600" w:hanging="360"/>
+      </w:pPr>
+      <w:rPr>
+        <w:rFonts w:ascii="Symbol" w:hAnsi="Symbol" w:hint="default"/>
+        <w:sz w:val="20"/>
+      </w:rPr>
+    </w:lvl>
+    <w:lvl w:ilvl="5" w:tentative="1">
+      <w:start w:val="1"/>
+      <w:numFmt w:val="bullet"/>
+      <w:lvlText w:val=""/>
+      <w:lvlJc w:val="left"/>
+      <w:pPr>
+        <w:tabs>
+          <w:tab w:val="num" w:pos="4320"/>
+        </w:tabs>
+        <w:ind w:left="4320" w:hanging="360"/>
+      </w:pPr>
+      <w:rPr>
+        <w:rFonts w:ascii="Symbol" w:hAnsi="Symbol" w:hint="default"/>
+        <w:sz w:val="20"/>
+      </w:rPr>
+    </w:lvl>
+    <w:lvl w:ilvl="6" w:tentative="1">
+      <w:start w:val="1"/>
+      <w:numFmt w:val="bullet"/>
+      <w:lvlText w:val=""/>
+      <w:lvlJc w:val="left"/>
+      <w:pPr>
+        <w:tabs>
+          <w:tab w:val="num" w:pos="5040"/>
+        </w:tabs>
+        <w:ind w:left="5040" w:hanging="360"/>
+      </w:pPr>
+      <w:rPr>
+        <w:rFonts w:ascii="Symbol" w:hAnsi="Symbol" w:hint="default"/>
+        <w:sz w:val="20"/>
+      </w:rPr>
+    </w:lvl>
+    <w:lvl w:ilvl="7" w:tentative="1">
+      <w:start w:val="1"/>
+      <w:numFmt w:val="bullet"/>
+      <w:lvlText w:val=""/>
+      <w:lvlJc w:val="left"/>
+      <w:pPr>
+        <w:tabs>
+          <w:tab w:val="num" w:pos="5760"/>
+        </w:tabs>
+        <w:ind w:left="5760" w:hanging="360"/>
+      </w:pPr>
+      <w:rPr>
+        <w:rFonts w:ascii="Symbol" w:hAnsi="Symbol" w:hint="default"/>
+        <w:sz w:val="20"/>
+      </w:rPr>
+    </w:lvl>
+    <w:lvl w:ilvl="8" w:tentative="1">
+      <w:start w:val="1"/>
+      <w:numFmt w:val="bullet"/>
+      <w:lvlText w:val=""/>
+      <w:lvlJc w:val="left"/>
+      <w:pPr>
+        <w:tabs>
+          <w:tab w:val="num" w:pos="6480"/>
+        </w:tabs>
+        <w:ind w:left="6480" w:hanging="360"/>
+      </w:pPr>
+      <w:rPr>
+        <w:rFonts w:ascii="Symbol" w:hAnsi="Symbol" w:hint="default"/>
+        <w:sz w:val="20"/>
+      </w:rPr>
+    </w:lvl>
+  </w:abstractNum>
+  <w:abstractNum w:abstractNumId="4" w15:restartNumberingAfterBreak="0">
+    <w:nsid w:val="3E9B796C"/>
+    <w:multiLevelType w:val="multilevel"/>
+    <w:tmpl w:val="0EC609FA"/>
+    <w:lvl w:ilvl="0">
+      <w:start w:val="1"/>
+      <w:numFmt w:val="bullet"/>
+      <w:lvlText w:val=""/>
+      <w:lvlJc w:val="left"/>
+      <w:pPr>
+        <w:tabs>
+          <w:tab w:val="num" w:pos="720"/>
+        </w:tabs>
+        <w:ind w:left="720" w:hanging="360"/>
+      </w:pPr>
+      <w:rPr>
+        <w:rFonts w:ascii="Symbol" w:hAnsi="Symbol" w:hint="default"/>
+        <w:sz w:val="20"/>
+      </w:rPr>
+    </w:lvl>
+    <w:lvl w:ilvl="1" w:tentative="1">
+      <w:start w:val="1"/>
+      <w:numFmt w:val="bullet"/>
+      <w:lvlText w:val=""/>
+      <w:lvlJc w:val="left"/>
+      <w:pPr>
+        <w:tabs>
+          <w:tab w:val="num" w:pos="1440"/>
+        </w:tabs>
+        <w:ind w:left="1440" w:hanging="360"/>
+      </w:pPr>
+      <w:rPr>
+        <w:rFonts w:ascii="Symbol" w:hAnsi="Symbol" w:hint="default"/>
+        <w:sz w:val="20"/>
+      </w:rPr>
+    </w:lvl>
+    <w:lvl w:ilvl="2" w:tentative="1">
+      <w:start w:val="1"/>
+      <w:numFmt w:val="bullet"/>
+      <w:lvlText w:val=""/>
+      <w:lvlJc w:val="left"/>
+      <w:pPr>
+        <w:tabs>
+          <w:tab w:val="num" w:pos="2160"/>
+        </w:tabs>
+        <w:ind w:left="2160" w:hanging="360"/>
+      </w:pPr>
+      <w:rPr>
+        <w:rFonts w:ascii="Symbol" w:hAnsi="Symbol" w:hint="default"/>
+        <w:sz w:val="20"/>
+      </w:rPr>
+    </w:lvl>
+    <w:lvl w:ilvl="3" w:tentative="1">
+      <w:start w:val="1"/>
+      <w:numFmt w:val="bullet"/>
+      <w:lvlText w:val=""/>
+      <w:lvlJc w:val="left"/>
+      <w:pPr>
+        <w:tabs>
+          <w:tab w:val="num" w:pos="2880"/>
+        </w:tabs>
+        <w:ind w:left="2880" w:hanging="360"/>
+      </w:pPr>
+      <w:rPr>
+        <w:rFonts w:ascii="Symbol" w:hAnsi="Symbol" w:hint="default"/>
+        <w:sz w:val="20"/>
+      </w:rPr>
+    </w:lvl>
+    <w:lvl w:ilvl="4" w:tentative="1">
+      <w:start w:val="1"/>
+      <w:numFmt w:val="bullet"/>
+      <w:lvlText w:val=""/>
+      <w:lvlJc w:val="left"/>
+      <w:pPr>
+        <w:tabs>
+          <w:tab w:val="num" w:pos="3600"/>
+        </w:tabs>
+        <w:ind w:left="3600" w:hanging="360"/>
+      </w:pPr>
+      <w:rPr>
+        <w:rFonts w:ascii="Symbol" w:hAnsi="Symbol" w:hint="default"/>
+        <w:sz w:val="20"/>
+      </w:rPr>
+    </w:lvl>
+    <w:lvl w:ilvl="5" w:tentative="1">
+      <w:start w:val="1"/>
+      <w:numFmt w:val="bullet"/>
+      <w:lvlText w:val=""/>
+      <w:lvlJc w:val="left"/>
+      <w:pPr>
+        <w:tabs>
+          <w:tab w:val="num" w:pos="4320"/>
+        </w:tabs>
+        <w:ind w:left="4320" w:hanging="360"/>
+      </w:pPr>
+      <w:rPr>
+        <w:rFonts w:ascii="Symbol" w:hAnsi="Symbol" w:hint="default"/>
+        <w:sz w:val="20"/>
+      </w:rPr>
+    </w:lvl>
+    <w:lvl w:ilvl="6" w:tentative="1">
+      <w:start w:val="1"/>
+      <w:numFmt w:val="bullet"/>
+      <w:lvlText w:val=""/>
+      <w:lvlJc w:val="left"/>
+      <w:pPr>
+        <w:tabs>
+          <w:tab w:val="num" w:pos="5040"/>
+        </w:tabs>
+        <w:ind w:left="5040" w:hanging="360"/>
+      </w:pPr>
+      <w:rPr>
+        <w:rFonts w:ascii="Symbol" w:hAnsi="Symbol" w:hint="default"/>
+        <w:sz w:val="20"/>
+      </w:rPr>
+    </w:lvl>
+    <w:lvl w:ilvl="7" w:tentative="1">
+      <w:start w:val="1"/>
+      <w:numFmt w:val="bullet"/>
+      <w:lvlText w:val=""/>
+      <w:lvlJc w:val="left"/>
+      <w:pPr>
+        <w:tabs>
+          <w:tab w:val="num" w:pos="5760"/>
+        </w:tabs>
+        <w:ind w:left="5760" w:hanging="360"/>
+      </w:pPr>
+      <w:rPr>
+        <w:rFonts w:ascii="Symbol" w:hAnsi="Symbol" w:hint="default"/>
+        <w:sz w:val="20"/>
+      </w:rPr>
+    </w:lvl>
+    <w:lvl w:ilvl="8" w:tentative="1">
+      <w:start w:val="1"/>
+      <w:numFmt w:val="bullet"/>
+      <w:lvlText w:val=""/>
+      <w:lvlJc w:val="left"/>
+      <w:pPr>
+        <w:tabs>
+          <w:tab w:val="num" w:pos="6480"/>
+        </w:tabs>
+        <w:ind w:left="6480" w:hanging="360"/>
+      </w:pPr>
+      <w:rPr>
+        <w:rFonts w:ascii="Symbol" w:hAnsi="Symbol" w:hint="default"/>
+        <w:sz w:val="20"/>
+      </w:rPr>
+    </w:lvl>
+  </w:abstractNum>
+  <w:abstractNum w:abstractNumId="5" w15:restartNumberingAfterBreak="0">
+    <w:nsid w:val="5D4E5476"/>
+    <w:multiLevelType w:val="multilevel"/>
+    <w:tmpl w:val="0D7EE842"/>
+    <w:lvl w:ilvl="0">
+      <w:start w:val="1"/>
+      <w:numFmt w:val="bullet"/>
+      <w:lvlText w:val=""/>
+      <w:lvlJc w:val="left"/>
+      <w:pPr>
+        <w:tabs>
+          <w:tab w:val="num" w:pos="720"/>
+        </w:tabs>
+        <w:ind w:left="720" w:hanging="360"/>
+      </w:pPr>
+      <w:rPr>
+        <w:rFonts w:ascii="Symbol" w:hAnsi="Symbol" w:hint="default"/>
+        <w:sz w:val="20"/>
+      </w:rPr>
+    </w:lvl>
+    <w:lvl w:ilvl="1" w:tentative="1">
+      <w:start w:val="1"/>
+      <w:numFmt w:val="bullet"/>
+      <w:lvlText w:val=""/>
+      <w:lvlJc w:val="left"/>
+      <w:pPr>
+        <w:tabs>
+          <w:tab w:val="num" w:pos="1440"/>
+        </w:tabs>
+        <w:ind w:left="1440" w:hanging="360"/>
+      </w:pPr>
+      <w:rPr>
+        <w:rFonts w:ascii="Symbol" w:hAnsi="Symbol" w:hint="default"/>
+        <w:sz w:val="20"/>
+      </w:rPr>
+    </w:lvl>
+    <w:lvl w:ilvl="2" w:tentative="1">
+      <w:start w:val="1"/>
+      <w:numFmt w:val="bullet"/>
+      <w:lvlText w:val=""/>
+      <w:lvlJc w:val="left"/>
+      <w:pPr>
+        <w:tabs>
+          <w:tab w:val="num" w:pos="2160"/>
+        </w:tabs>
+        <w:ind w:left="2160" w:hanging="360"/>
+      </w:pPr>
+      <w:rPr>
+        <w:rFonts w:ascii="Symbol" w:hAnsi="Symbol" w:hint="default"/>
+        <w:sz w:val="20"/>
+      </w:rPr>
+    </w:lvl>
+    <w:lvl w:ilvl="3" w:tentative="1">
+      <w:start w:val="1"/>
+      <w:numFmt w:val="bullet"/>
+      <w:lvlText w:val=""/>
+      <w:lvlJc w:val="left"/>
+      <w:pPr>
+        <w:tabs>
+          <w:tab w:val="num" w:pos="2880"/>
+        </w:tabs>
+        <w:ind w:left="2880" w:hanging="360"/>
+      </w:pPr>
+      <w:rPr>
+        <w:rFonts w:ascii="Symbol" w:hAnsi="Symbol" w:hint="default"/>
+        <w:sz w:val="20"/>
+      </w:rPr>
+    </w:lvl>
+    <w:lvl w:ilvl="4" w:tentative="1">
+      <w:start w:val="1"/>
+      <w:numFmt w:val="bullet"/>
+      <w:lvlText w:val=""/>
+      <w:lvlJc w:val="left"/>
+      <w:pPr>
+        <w:tabs>
+          <w:tab w:val="num" w:pos="3600"/>
+        </w:tabs>
+        <w:ind w:left="3600" w:hanging="360"/>
+      </w:pPr>
+      <w:rPr>
+        <w:rFonts w:ascii="Symbol" w:hAnsi="Symbol" w:hint="default"/>
+        <w:sz w:val="20"/>
+      </w:rPr>
+    </w:lvl>
+    <w:lvl w:ilvl="5" w:tentative="1">
+      <w:start w:val="1"/>
+      <w:numFmt w:val="bullet"/>
+      <w:lvlText w:val=""/>
+      <w:lvlJc w:val="left"/>
+      <w:pPr>
+        <w:tabs>
+          <w:tab w:val="num" w:pos="4320"/>
+        </w:tabs>
+        <w:ind w:left="4320" w:hanging="360"/>
+      </w:pPr>
+      <w:rPr>
+        <w:rFonts w:ascii="Symbol" w:hAnsi="Symbol" w:hint="default"/>
+        <w:sz w:val="20"/>
+      </w:rPr>
+    </w:lvl>
+    <w:lvl w:ilvl="6" w:tentative="1">
+      <w:start w:val="1"/>
+      <w:numFmt w:val="bullet"/>
+      <w:lvlText w:val=""/>
+      <w:lvlJc w:val="left"/>
+      <w:pPr>
+        <w:tabs>
+          <w:tab w:val="num" w:pos="5040"/>
+        </w:tabs>
+        <w:ind w:left="5040" w:hanging="360"/>
+      </w:pPr>
+      <w:rPr>
+        <w:rFonts w:ascii="Symbol" w:hAnsi="Symbol" w:hint="default"/>
+        <w:sz w:val="20"/>
+      </w:rPr>
+    </w:lvl>
+    <w:lvl w:ilvl="7" w:tentative="1">
+      <w:start w:val="1"/>
+      <w:numFmt w:val="bullet"/>
+      <w:lvlText w:val=""/>
+      <w:lvlJc w:val="left"/>
+      <w:pPr>
+        <w:tabs>
+          <w:tab w:val="num" w:pos="5760"/>
+        </w:tabs>
+        <w:ind w:left="5760" w:hanging="360"/>
+      </w:pPr>
+      <w:rPr>
+        <w:rFonts w:ascii="Symbol" w:hAnsi="Symbol" w:hint="default"/>
+        <w:sz w:val="20"/>
+      </w:rPr>
+    </w:lvl>
+    <w:lvl w:ilvl="8" w:tentative="1">
+      <w:start w:val="1"/>
+      <w:numFmt w:val="bullet"/>
+      <w:lvlText w:val=""/>
+      <w:lvlJc w:val="left"/>
+      <w:pPr>
+        <w:tabs>
+          <w:tab w:val="num" w:pos="6480"/>
+        </w:tabs>
+        <w:ind w:left="6480" w:hanging="360"/>
+      </w:pPr>
+      <w:rPr>
+        <w:rFonts w:ascii="Symbol" w:hAnsi="Symbol" w:hint="default"/>
+        <w:sz w:val="20"/>
+      </w:rPr>
+    </w:lvl>
+  </w:abstractNum>
+  <w:abstractNum w:abstractNumId="6" w15:restartNumberingAfterBreak="0">
+    <w:nsid w:val="75F62361"/>
+    <w:multiLevelType w:val="multilevel"/>
+    <w:tmpl w:val="0F464B10"/>
+    <w:lvl w:ilvl="0">
+      <w:start w:val="1"/>
+      <w:numFmt w:val="bullet"/>
+      <w:lvlText w:val=""/>
+      <w:lvlJc w:val="left"/>
+      <w:pPr>
+        <w:tabs>
+          <w:tab w:val="num" w:pos="720"/>
+        </w:tabs>
+        <w:ind w:left="720" w:hanging="360"/>
+      </w:pPr>
+      <w:rPr>
+        <w:rFonts w:ascii="Symbol" w:hAnsi="Symbol" w:hint="default"/>
+        <w:sz w:val="20"/>
+      </w:rPr>
+    </w:lvl>
+    <w:lvl w:ilvl="1" w:tentative="1">
+      <w:start w:val="1"/>
+      <w:numFmt w:val="bullet"/>
+      <w:lvlText w:val=""/>
+      <w:lvlJc w:val="left"/>
+      <w:pPr>
+        <w:tabs>
+          <w:tab w:val="num" w:pos="1440"/>
+        </w:tabs>
+        <w:ind w:left="1440" w:hanging="360"/>
+      </w:pPr>
+      <w:rPr>
+        <w:rFonts w:ascii="Symbol" w:hAnsi="Symbol" w:hint="default"/>
+        <w:sz w:val="20"/>
+      </w:rPr>
+    </w:lvl>
+    <w:lvl w:ilvl="2" w:tentative="1">
+      <w:start w:val="1"/>
+      <w:numFmt w:val="bullet"/>
+      <w:lvlText w:val=""/>
+      <w:lvlJc w:val="left"/>
+      <w:pPr>
+        <w:tabs>
+          <w:tab w:val="num" w:pos="2160"/>
+        </w:tabs>
+        <w:ind w:left="2160" w:hanging="360"/>
+      </w:pPr>
+      <w:rPr>
+        <w:rFonts w:ascii="Symbol" w:hAnsi="Symbol" w:hint="default"/>
+        <w:sz w:val="20"/>
+      </w:rPr>
+    </w:lvl>
+    <w:lvl w:ilvl="3" w:tentative="1">
+      <w:start w:val="1"/>
+      <w:numFmt w:val="bullet"/>
+      <w:lvlText w:val=""/>
+      <w:lvlJc w:val="left"/>
+      <w:pPr>
+        <w:tabs>
+          <w:tab w:val="num" w:pos="2880"/>
+        </w:tabs>
+        <w:ind w:left="2880" w:hanging="360"/>
+      </w:pPr>
+      <w:rPr>
+        <w:rFonts w:ascii="Symbol" w:hAnsi="Symbol" w:hint="default"/>
+        <w:sz w:val="20"/>
+      </w:rPr>
+    </w:lvl>
+    <w:lvl w:ilvl="4" w:tentative="1">
+      <w:start w:val="1"/>
+      <w:numFmt w:val="bullet"/>
+      <w:lvlText w:val=""/>
+      <w:lvlJc w:val="left"/>
+      <w:pPr>
+        <w:tabs>
+          <w:tab w:val="num" w:pos="3600"/>
+        </w:tabs>
+        <w:ind w:left="3600" w:hanging="360"/>
+      </w:pPr>
+      <w:rPr>
+        <w:rFonts w:ascii="Symbol" w:hAnsi="Symbol" w:hint="default"/>
+        <w:sz w:val="20"/>
+      </w:rPr>
+    </w:lvl>
+    <w:lvl w:ilvl="5" w:tentative="1">
+      <w:start w:val="1"/>
+      <w:numFmt w:val="bullet"/>
+      <w:lvlText w:val=""/>
+      <w:lvlJc w:val="left"/>
+      <w:pPr>
+        <w:tabs>
+          <w:tab w:val="num" w:pos="4320"/>
+        </w:tabs>
+        <w:ind w:left="4320" w:hanging="360"/>
+      </w:pPr>
+      <w:rPr>
+        <w:rFonts w:ascii="Symbol" w:hAnsi="Symbol" w:hint="default"/>
+        <w:sz w:val="20"/>
+      </w:rPr>
+    </w:lvl>
+    <w:lvl w:ilvl="6" w:tentative="1">
+      <w:start w:val="1"/>
+      <w:numFmt w:val="bullet"/>
+      <w:lvlText w:val=""/>
+      <w:lvlJc w:val="left"/>
+      <w:pPr>
+        <w:tabs>
+          <w:tab w:val="num" w:pos="5040"/>
+        </w:tabs>
+        <w:ind w:left="5040" w:hanging="360"/>
+      </w:pPr>
+      <w:rPr>
+        <w:rFonts w:ascii="Symbol" w:hAnsi="Symbol" w:hint="default"/>
+        <w:sz w:val="20"/>
+      </w:rPr>
+    </w:lvl>
+    <w:lvl w:ilvl="7" w:tentative="1">
+      <w:start w:val="1"/>
+      <w:numFmt w:val="bullet"/>
+      <w:lvlText w:val=""/>
+      <w:lvlJc w:val="left"/>
+      <w:pPr>
+        <w:tabs>
+          <w:tab w:val="num" w:pos="5760"/>
+        </w:tabs>
+        <w:ind w:left="5760" w:hanging="360"/>
+      </w:pPr>
+      <w:rPr>
+        <w:rFonts w:ascii="Symbol" w:hAnsi="Symbol" w:hint="default"/>
+        <w:sz w:val="20"/>
+      </w:rPr>
+    </w:lvl>
+    <w:lvl w:ilvl="8" w:tentative="1">
+      <w:start w:val="1"/>
+      <w:numFmt w:val="bullet"/>
+      <w:lvlText w:val=""/>
+      <w:lvlJc w:val="left"/>
+      <w:pPr>
+        <w:tabs>
+          <w:tab w:val="num" w:pos="6480"/>
+        </w:tabs>
+        <w:ind w:left="6480" w:hanging="360"/>
+      </w:pPr>
+      <w:rPr>
+        <w:rFonts w:ascii="Symbol" w:hAnsi="Symbol" w:hint="default"/>
+        <w:sz w:val="20"/>
+      </w:rPr>
+    </w:lvl>
+  </w:abstractNum>
+  <w:num w:numId="1" w16cid:durableId="382021659">
+    <w:abstractNumId w:val="6"/>
+    <w:lvlOverride w:ilvl="0">
+      <w:startOverride w:val="1"/>
+    </w:lvlOverride>
+  </w:num>
+  <w:num w:numId="2" w16cid:durableId="610599034">
+    <w:abstractNumId w:val="6"/>
+    <w:lvlOverride w:ilvl="0">
+      <w:startOverride w:val="2"/>
+    </w:lvlOverride>
+  </w:num>
+  <w:num w:numId="3" w16cid:durableId="881945554">
+    <w:abstractNumId w:val="6"/>
+    <w:lvlOverride w:ilvl="0">
+      <w:startOverride w:val="3"/>
+    </w:lvlOverride>
+  </w:num>
+  <w:num w:numId="4" w16cid:durableId="326397164">
+    <w:abstractNumId w:val="6"/>
+    <w:lvlOverride w:ilvl="0">
+      <w:startOverride w:val="4"/>
+    </w:lvlOverride>
+  </w:num>
+  <w:num w:numId="5" w16cid:durableId="1053964170">
+    <w:abstractNumId w:val="1"/>
+    <w:lvlOverride w:ilvl="0">
+      <w:startOverride w:val="1"/>
+    </w:lvlOverride>
+  </w:num>
+  <w:num w:numId="6" w16cid:durableId="547453269">
+    <w:abstractNumId w:val="1"/>
+    <w:lvlOverride w:ilvl="0">
+      <w:startOverride w:val="2"/>
+    </w:lvlOverride>
+  </w:num>
+  <w:num w:numId="7" w16cid:durableId="606080080">
+    <w:abstractNumId w:val="1"/>
+    <w:lvlOverride w:ilvl="0">
+      <w:startOverride w:val="3"/>
+    </w:lvlOverride>
+  </w:num>
+  <w:num w:numId="8" w16cid:durableId="1188761743">
+    <w:abstractNumId w:val="1"/>
+    <w:lvlOverride w:ilvl="0">
+      <w:startOverride w:val="4"/>
+    </w:lvlOverride>
+  </w:num>
+  <w:num w:numId="9" w16cid:durableId="1236167296">
+    <w:abstractNumId w:val="0"/>
+    <w:lvlOverride w:ilvl="0">
+      <w:startOverride w:val="1"/>
+    </w:lvlOverride>
+  </w:num>
+  <w:num w:numId="10" w16cid:durableId="959529444">
+    <w:abstractNumId w:val="0"/>
+    <w:lvlOverride w:ilvl="0">
+      <w:startOverride w:val="2"/>
+    </w:lvlOverride>
+  </w:num>
+  <w:num w:numId="11" w16cid:durableId="433400603">
+    <w:abstractNumId w:val="0"/>
+    <w:lvlOverride w:ilvl="0">
+      <w:startOverride w:val="3"/>
+    </w:lvlOverride>
+  </w:num>
+  <w:num w:numId="12" w16cid:durableId="1440905899">
+    <w:abstractNumId w:val="4"/>
+    <w:lvlOverride w:ilvl="0">
+      <w:startOverride w:val="1"/>
+    </w:lvlOverride>
+  </w:num>
+  <w:num w:numId="13" w16cid:durableId="45108226">
+    <w:abstractNumId w:val="4"/>
+    <w:lvlOverride w:ilvl="0">
+      <w:startOverride w:val="2"/>
+    </w:lvlOverride>
+  </w:num>
+  <w:num w:numId="14" w16cid:durableId="262419638">
+    <w:abstractNumId w:val="4"/>
+    <w:lvlOverride w:ilvl="0">
+      <w:startOverride w:val="3"/>
+    </w:lvlOverride>
+  </w:num>
+  <w:num w:numId="15" w16cid:durableId="1205020993">
+    <w:abstractNumId w:val="3"/>
+    <w:lvlOverride w:ilvl="0">
+      <w:startOverride w:val="1"/>
+    </w:lvlOverride>
+  </w:num>
+  <w:num w:numId="16" w16cid:durableId="1444837209">
+    <w:abstractNumId w:val="3"/>
+    <w:lvlOverride w:ilvl="0">
+      <w:startOverride w:val="2"/>
+    </w:lvlOverride>
+  </w:num>
+  <w:num w:numId="17" w16cid:durableId="469400303">
+    <w:abstractNumId w:val="3"/>
+    <w:lvlOverride w:ilvl="0">
+      <w:startOverride w:val="3"/>
+    </w:lvlOverride>
+  </w:num>
+  <w:num w:numId="18" w16cid:durableId="2125684381">
+    <w:abstractNumId w:val="3"/>
+    <w:lvlOverride w:ilvl="0">
+      <w:startOverride w:val="4"/>
+    </w:lvlOverride>
+  </w:num>
+  <w:num w:numId="19" w16cid:durableId="1492409378">
+    <w:abstractNumId w:val="2"/>
+    <w:lvlOverride w:ilvl="0">
+      <w:startOverride w:val="1"/>
+    </w:lvlOverride>
+  </w:num>
+  <w:num w:numId="20" w16cid:durableId="1786582622">
+    <w:abstractNumId w:val="2"/>
+    <w:lvlOverride w:ilvl="0">
+      <w:startOverride w:val="2"/>
+    </w:lvlOverride>
+  </w:num>
+  <w:num w:numId="21" w16cid:durableId="1061752395">
+    <w:abstractNumId w:val="5"/>
+    <w:lvlOverride w:ilvl="0">
+      <w:startOverride w:val="1"/>
+    </w:lvlOverride>
+  </w:num>
+  <w:num w:numId="22" w16cid:durableId="1534465295">
+    <w:abstractNumId w:val="5"/>
+    <w:lvlOverride w:ilvl="0">
+      <w:startOverride w:val="2"/>
+    </w:lvlOverride>
+  </w:num>
+</w:numbering>
 </file>
 
 <file path=word/styles.xml><?xml version="1.0" encoding="utf-8"?>
@@ -750,7 +2292,6 @@
   <w:style w:type="character" w:default="1" w:styleId="DefaultParagraphFont">
     <w:name w:val="Default Paragraph Font"/>
     <w:uiPriority w:val="1"/>
-    <w:semiHidden/>
     <w:unhideWhenUsed/>
   </w:style>
   <w:style w:type="table" w:default="1" w:styleId="TableNormal">

--- a/GitHub_Notes_Placements/GitHub_Notes.docx
+++ b/GitHub_Notes_Placements/GitHub_Notes.docx
@@ -11,25 +11,1771 @@
           <w:szCs w:val="32"/>
         </w:rPr>
       </w:pPr>
-      <w:r>
+    </w:p>
+    <w:p>
+      <w:pPr>
         <w:rPr>
           <w:b/>
           <w:bCs/>
           <w:sz w:val="32"/>
           <w:szCs w:val="32"/>
         </w:rPr>
+      </w:pPr>
+    </w:p>
+    <w:p>
+      <w:pPr>
+        <w:rPr>
+          <w:b/>
+          <w:bCs/>
+          <w:sz w:val="32"/>
+          <w:szCs w:val="32"/>
+        </w:rPr>
+      </w:pPr>
+      <w:r>
+        <w:rPr>
+          <w:b/>
+          <w:bCs/>
+          <w:sz w:val="32"/>
+          <w:szCs w:val="32"/>
+        </w:rPr>
         <w:t>Git Introduction</w:t>
       </w:r>
     </w:p>
     <w:p>
-      <w:pPr>
-        <w:rPr>
-          <w:b/>
-          <w:bCs/>
-          <w:sz w:val="20"/>
-          <w:szCs w:val="20"/>
-        </w:rPr>
-      </w:pPr>
+      <w:r>
+        <w:t>Git is a distributed version control system (VCS) used to track changes in source code during software development. It helps developers collaborate, manage different versions of code, and roll back to previous states if needed.</w:t>
+      </w:r>
+    </w:p>
+    <w:p>
+      <w:pPr>
+        <w:jc w:val="center"/>
+      </w:pPr>
+      <w:r>
+        <w:drawing>
+          <wp:inline distT="0" distB="0" distL="0" distR="0" wp14:anchorId="7D79E657" wp14:editId="715C292A">
+            <wp:extent cx="5342733" cy="2611582"/>
+            <wp:effectExtent l="0" t="0" r="0" b="0"/>
+            <wp:docPr id="1280045326" name="Picture 1"/>
+            <wp:cNvGraphicFramePr>
+              <a:graphicFrameLocks xmlns:a="http://schemas.openxmlformats.org/drawingml/2006/main" noChangeAspect="1"/>
+            </wp:cNvGraphicFramePr>
+            <a:graphic xmlns:a="http://schemas.openxmlformats.org/drawingml/2006/main">
+              <a:graphicData uri="http://schemas.openxmlformats.org/drawingml/2006/picture">
+                <pic:pic xmlns:pic="http://schemas.openxmlformats.org/drawingml/2006/picture">
+                  <pic:nvPicPr>
+                    <pic:cNvPr id="1280045326" name=""/>
+                    <pic:cNvPicPr/>
+                  </pic:nvPicPr>
+                  <pic:blipFill>
+                    <a:blip r:embed="rId7"/>
+                    <a:stretch>
+                      <a:fillRect/>
+                    </a:stretch>
+                  </pic:blipFill>
+                  <pic:spPr>
+                    <a:xfrm>
+                      <a:off x="0" y="0"/>
+                      <a:ext cx="5350042" cy="2615155"/>
+                    </a:xfrm>
+                    <a:prstGeom prst="rect">
+                      <a:avLst/>
+                    </a:prstGeom>
+                  </pic:spPr>
+                </pic:pic>
+              </a:graphicData>
+            </a:graphic>
+          </wp:inline>
+        </w:drawing>
+      </w:r>
+    </w:p>
+    <w:p/>
+    <w:p>
+      <w:pPr>
+        <w:numPr>
+          <w:ilvl w:val="0"/>
+          <w:numId w:val="27"/>
+        </w:numPr>
+      </w:pPr>
+      <w:r>
+        <w:rPr>
+          <w:b/>
+          <w:bCs/>
+        </w:rPr>
+        <w:t>Collaboration:</w:t>
+      </w:r>
+      <w:r>
+        <w:t> Multiple developers can work together and merge changes easily.</w:t>
+      </w:r>
+    </w:p>
+    <w:p>
+      <w:pPr>
+        <w:numPr>
+          <w:ilvl w:val="0"/>
+          <w:numId w:val="28"/>
+        </w:numPr>
+      </w:pPr>
+      <w:r>
+        <w:rPr>
+          <w:b/>
+          <w:bCs/>
+        </w:rPr>
+        <w:t>History Tracking:</w:t>
+      </w:r>
+      <w:r>
+        <w:t> Revert to previous versions whenever needed.</w:t>
+      </w:r>
+    </w:p>
+    <w:p>
+      <w:pPr>
+        <w:numPr>
+          <w:ilvl w:val="0"/>
+          <w:numId w:val="29"/>
+        </w:numPr>
+      </w:pPr>
+      <w:r>
+        <w:rPr>
+          <w:b/>
+          <w:bCs/>
+        </w:rPr>
+        <w:t>Branching &amp; Merging:</w:t>
+      </w:r>
+      <w:r>
+        <w:t> Develop features separately and merge them safely.</w:t>
+      </w:r>
+    </w:p>
+    <w:p>
+      <w:pPr>
+        <w:numPr>
+          <w:ilvl w:val="0"/>
+          <w:numId w:val="30"/>
+        </w:numPr>
+      </w:pPr>
+      <w:r>
+        <w:rPr>
+          <w:b/>
+          <w:bCs/>
+        </w:rPr>
+        <w:t>Distributed Development:</w:t>
+      </w:r>
+      <w:r>
+        <w:t> Each developer has a full copy of the repo.</w:t>
+      </w:r>
+    </w:p>
+    <w:p>
+      <w:pPr>
+        <w:numPr>
+          <w:ilvl w:val="0"/>
+          <w:numId w:val="31"/>
+        </w:numPr>
+      </w:pPr>
+      <w:r>
+        <w:rPr>
+          <w:b/>
+          <w:bCs/>
+        </w:rPr>
+        <w:t>Incremental Changes:</w:t>
+      </w:r>
+      <w:r>
+        <w:t> Stores snapshots of the entire tree and optimizes storage internally using compression and delta encoding.</w:t>
+      </w:r>
+    </w:p>
+    <w:p>
+      <w:pPr>
+        <w:rPr>
+          <w:b/>
+          <w:bCs/>
+        </w:rPr>
+      </w:pPr>
+      <w:r>
+        <w:rPr>
+          <w:b/>
+          <w:bCs/>
+        </w:rPr>
+        <w:t>Core Concepts of Git</w:t>
+      </w:r>
+    </w:p>
+    <w:p>
+      <w:r>
+        <w:t>Before using Git, it is important to understand some of its core concepts. These concepts will help you get started and make it easier to work with Git in real-world scenarios.</w:t>
+      </w:r>
+    </w:p>
+    <w:p>
+      <w:pPr>
+        <w:rPr>
+          <w:b/>
+          <w:bCs/>
+        </w:rPr>
+      </w:pPr>
+      <w:r>
+        <w:rPr>
+          <w:b/>
+          <w:bCs/>
+        </w:rPr>
+        <w:t>1. Repositories</w:t>
+      </w:r>
+    </w:p>
+    <w:p>
+      <w:r>
+        <w:t>A repository (or repo) is a storage space where your project files and their history are kept. There are two types of repositories in Git:</w:t>
+      </w:r>
+    </w:p>
+    <w:p>
+      <w:pPr>
+        <w:numPr>
+          <w:ilvl w:val="0"/>
+          <w:numId w:val="32"/>
+        </w:numPr>
+      </w:pPr>
+      <w:r>
+        <w:rPr>
+          <w:b/>
+          <w:bCs/>
+        </w:rPr>
+        <w:t>Local Repository</w:t>
+      </w:r>
+      <w:r>
+        <w:t>: A copy of the project on your local machine.</w:t>
+      </w:r>
+    </w:p>
+    <w:p>
+      <w:pPr>
+        <w:numPr>
+          <w:ilvl w:val="0"/>
+          <w:numId w:val="33"/>
+        </w:numPr>
+      </w:pPr>
+      <w:r>
+        <w:rPr>
+          <w:b/>
+          <w:bCs/>
+        </w:rPr>
+        <w:t>Remote Repository</w:t>
+      </w:r>
+      <w:r>
+        <w:t>: A version of the project hosted on a server, often on platforms like GitHub, GitLab, or Bitbucket.</w:t>
+      </w:r>
+    </w:p>
+    <w:p/>
+    <w:p>
+      <w:pPr>
+        <w:jc w:val="center"/>
+      </w:pPr>
+      <w:r>
+        <w:lastRenderedPageBreak/>
+        <w:drawing>
+          <wp:inline distT="0" distB="0" distL="0" distR="0" wp14:anchorId="561AB49B" wp14:editId="672C9FF9">
+            <wp:extent cx="5444836" cy="2669936"/>
+            <wp:effectExtent l="0" t="0" r="3810" b="0"/>
+            <wp:docPr id="1810301433" name="Picture 1"/>
+            <wp:cNvGraphicFramePr>
+              <a:graphicFrameLocks xmlns:a="http://schemas.openxmlformats.org/drawingml/2006/main" noChangeAspect="1"/>
+            </wp:cNvGraphicFramePr>
+            <a:graphic xmlns:a="http://schemas.openxmlformats.org/drawingml/2006/main">
+              <a:graphicData uri="http://schemas.openxmlformats.org/drawingml/2006/picture">
+                <pic:pic xmlns:pic="http://schemas.openxmlformats.org/drawingml/2006/picture">
+                  <pic:nvPicPr>
+                    <pic:cNvPr id="1810301433" name=""/>
+                    <pic:cNvPicPr/>
+                  </pic:nvPicPr>
+                  <pic:blipFill>
+                    <a:blip r:embed="rId8"/>
+                    <a:stretch>
+                      <a:fillRect/>
+                    </a:stretch>
+                  </pic:blipFill>
+                  <pic:spPr>
+                    <a:xfrm>
+                      <a:off x="0" y="0"/>
+                      <a:ext cx="5451196" cy="2673054"/>
+                    </a:xfrm>
+                    <a:prstGeom prst="rect">
+                      <a:avLst/>
+                    </a:prstGeom>
+                  </pic:spPr>
+                </pic:pic>
+              </a:graphicData>
+            </a:graphic>
+          </wp:inline>
+        </w:drawing>
+      </w:r>
+    </w:p>
+    <w:p>
+      <w:pPr>
+        <w:rPr>
+          <w:b/>
+          <w:bCs/>
+        </w:rPr>
+      </w:pPr>
+      <w:r>
+        <w:rPr>
+          <w:b/>
+          <w:bCs/>
+        </w:rPr>
+        <w:t>2. Commits</w:t>
+      </w:r>
+    </w:p>
+    <w:p>
+      <w:r>
+        <w:t>A </w:t>
+      </w:r>
+      <w:hyperlink r:id="rId9" w:tgtFrame="_blank" w:history="1">
+        <w:r>
+          <w:rPr>
+            <w:rStyle w:val="Hyperlink"/>
+          </w:rPr>
+          <w:t>commit </w:t>
+        </w:r>
+      </w:hyperlink>
+      <w:r>
+        <w:t>is a snapshot of your project at a specific point in time. Each commit has a unique identifier (hash) and includes a message describing the changes made. Commits allow you to track and review the history of your project.</w:t>
+      </w:r>
+    </w:p>
+    <w:p>
+      <w:pPr>
+        <w:jc w:val="center"/>
+      </w:pPr>
+      <w:r>
+        <w:drawing>
+          <wp:inline distT="0" distB="0" distL="0" distR="0" wp14:anchorId="3016A3F6" wp14:editId="7AB69D5C">
+            <wp:extent cx="3456710" cy="3090623"/>
+            <wp:effectExtent l="0" t="0" r="0" b="0"/>
+            <wp:docPr id="229525228" name="Picture 1"/>
+            <wp:cNvGraphicFramePr>
+              <a:graphicFrameLocks xmlns:a="http://schemas.openxmlformats.org/drawingml/2006/main" noChangeAspect="1"/>
+            </wp:cNvGraphicFramePr>
+            <a:graphic xmlns:a="http://schemas.openxmlformats.org/drawingml/2006/main">
+              <a:graphicData uri="http://schemas.openxmlformats.org/drawingml/2006/picture">
+                <pic:pic xmlns:pic="http://schemas.openxmlformats.org/drawingml/2006/picture">
+                  <pic:nvPicPr>
+                    <pic:cNvPr id="229525228" name=""/>
+                    <pic:cNvPicPr/>
+                  </pic:nvPicPr>
+                  <pic:blipFill>
+                    <a:blip r:embed="rId10"/>
+                    <a:stretch>
+                      <a:fillRect/>
+                    </a:stretch>
+                  </pic:blipFill>
+                  <pic:spPr>
+                    <a:xfrm>
+                      <a:off x="0" y="0"/>
+                      <a:ext cx="3460803" cy="3094283"/>
+                    </a:xfrm>
+                    <a:prstGeom prst="rect">
+                      <a:avLst/>
+                    </a:prstGeom>
+                  </pic:spPr>
+                </pic:pic>
+              </a:graphicData>
+            </a:graphic>
+          </wp:inline>
+        </w:drawing>
+      </w:r>
+    </w:p>
+    <w:p/>
+    <w:p>
+      <w:pPr>
+        <w:rPr>
+          <w:b/>
+          <w:bCs/>
+        </w:rPr>
+      </w:pPr>
+      <w:r>
+        <w:rPr>
+          <w:b/>
+          <w:bCs/>
+        </w:rPr>
+        <w:t>3. Branches</w:t>
+      </w:r>
+    </w:p>
+    <w:p>
+      <w:r>
+        <w:t>Branches allow developers to work on separate tasks without affecting the main codebase. Common branch types include:</w:t>
+      </w:r>
+    </w:p>
+    <w:p>
+      <w:pPr>
+        <w:numPr>
+          <w:ilvl w:val="0"/>
+          <w:numId w:val="34"/>
+        </w:numPr>
+      </w:pPr>
+      <w:r>
+        <w:rPr>
+          <w:b/>
+          <w:bCs/>
+        </w:rPr>
+        <w:t>Main (or Master) Branch</w:t>
+      </w:r>
+      <w:r>
+        <w:t>: The stable version of the project, usually production-ready.</w:t>
+      </w:r>
+    </w:p>
+    <w:p>
+      <w:pPr>
+        <w:numPr>
+          <w:ilvl w:val="0"/>
+          <w:numId w:val="35"/>
+        </w:numPr>
+      </w:pPr>
+      <w:r>
+        <w:rPr>
+          <w:b/>
+          <w:bCs/>
+        </w:rPr>
+        <w:t>Feature Branch</w:t>
+      </w:r>
+      <w:r>
+        <w:t>: Used for developing new features or bug fixes.</w:t>
+      </w:r>
+    </w:p>
+    <w:p/>
+    <w:p>
+      <w:pPr>
+        <w:jc w:val="center"/>
+      </w:pPr>
+      <w:r>
+        <w:lastRenderedPageBreak/>
+        <w:drawing>
+          <wp:inline distT="0" distB="0" distL="0" distR="0" wp14:anchorId="2887A7E5" wp14:editId="1E19E509">
+            <wp:extent cx="5105400" cy="2561750"/>
+            <wp:effectExtent l="0" t="0" r="0" b="0"/>
+            <wp:docPr id="761485167" name="Picture 1"/>
+            <wp:cNvGraphicFramePr>
+              <a:graphicFrameLocks xmlns:a="http://schemas.openxmlformats.org/drawingml/2006/main" noChangeAspect="1"/>
+            </wp:cNvGraphicFramePr>
+            <a:graphic xmlns:a="http://schemas.openxmlformats.org/drawingml/2006/main">
+              <a:graphicData uri="http://schemas.openxmlformats.org/drawingml/2006/picture">
+                <pic:pic xmlns:pic="http://schemas.openxmlformats.org/drawingml/2006/picture">
+                  <pic:nvPicPr>
+                    <pic:cNvPr id="761485167" name=""/>
+                    <pic:cNvPicPr/>
+                  </pic:nvPicPr>
+                  <pic:blipFill>
+                    <a:blip r:embed="rId11"/>
+                    <a:stretch>
+                      <a:fillRect/>
+                    </a:stretch>
+                  </pic:blipFill>
+                  <pic:spPr>
+                    <a:xfrm>
+                      <a:off x="0" y="0"/>
+                      <a:ext cx="5111491" cy="2564806"/>
+                    </a:xfrm>
+                    <a:prstGeom prst="rect">
+                      <a:avLst/>
+                    </a:prstGeom>
+                  </pic:spPr>
+                </pic:pic>
+              </a:graphicData>
+            </a:graphic>
+          </wp:inline>
+        </w:drawing>
+      </w:r>
+    </w:p>
+    <w:p>
+      <w:pPr>
+        <w:rPr>
+          <w:b/>
+          <w:bCs/>
+        </w:rPr>
+      </w:pPr>
+      <w:r>
+        <w:rPr>
+          <w:b/>
+          <w:bCs/>
+        </w:rPr>
+        <w:t>4. Merging</w:t>
+      </w:r>
+    </w:p>
+    <w:p>
+      <w:r>
+        <w:t>Merging is the process of integrating changes from one branch into another. It allows you to combine the work done in different branches and resolve any conflicts that arise.</w:t>
+      </w:r>
+    </w:p>
+    <w:p>
+      <w:pPr>
+        <w:jc w:val="center"/>
+      </w:pPr>
+      <w:r>
+        <w:drawing>
+          <wp:inline distT="0" distB="0" distL="0" distR="0" wp14:anchorId="4C5151A4" wp14:editId="04F4CF63">
+            <wp:extent cx="5602849" cy="2777836"/>
+            <wp:effectExtent l="0" t="0" r="0" b="3810"/>
+            <wp:docPr id="1999165148" name="Picture 1"/>
+            <wp:cNvGraphicFramePr>
+              <a:graphicFrameLocks xmlns:a="http://schemas.openxmlformats.org/drawingml/2006/main" noChangeAspect="1"/>
+            </wp:cNvGraphicFramePr>
+            <a:graphic xmlns:a="http://schemas.openxmlformats.org/drawingml/2006/main">
+              <a:graphicData uri="http://schemas.openxmlformats.org/drawingml/2006/picture">
+                <pic:pic xmlns:pic="http://schemas.openxmlformats.org/drawingml/2006/picture">
+                  <pic:nvPicPr>
+                    <pic:cNvPr id="1999165148" name=""/>
+                    <pic:cNvPicPr/>
+                  </pic:nvPicPr>
+                  <pic:blipFill>
+                    <a:blip r:embed="rId12"/>
+                    <a:stretch>
+                      <a:fillRect/>
+                    </a:stretch>
+                  </pic:blipFill>
+                  <pic:spPr>
+                    <a:xfrm>
+                      <a:off x="0" y="0"/>
+                      <a:ext cx="5606867" cy="2779828"/>
+                    </a:xfrm>
+                    <a:prstGeom prst="rect">
+                      <a:avLst/>
+                    </a:prstGeom>
+                  </pic:spPr>
+                </pic:pic>
+              </a:graphicData>
+            </a:graphic>
+          </wp:inline>
+        </w:drawing>
+      </w:r>
+    </w:p>
+    <w:p>
+      <w:pPr>
+        <w:rPr>
+          <w:b/>
+          <w:bCs/>
+        </w:rPr>
+      </w:pPr>
+      <w:r>
+        <w:rPr>
+          <w:b/>
+          <w:bCs/>
+        </w:rPr>
+        <w:t>5. Cloning</w:t>
+      </w:r>
+    </w:p>
+    <w:p>
+      <w:hyperlink r:id="rId13" w:tgtFrame="_blank" w:history="1">
+        <w:r>
+          <w:rPr>
+            <w:rStyle w:val="Hyperlink"/>
+          </w:rPr>
+          <w:t>Cloning </w:t>
+        </w:r>
+      </w:hyperlink>
+      <w:r>
+        <w:t>a repository means creating a local copy of a remote repository. This copy includes all files, branches, and commit history.</w:t>
+      </w:r>
+    </w:p>
+    <w:p>
+      <w:pPr>
+        <w:jc w:val="center"/>
+      </w:pPr>
+      <w:r>
+        <w:drawing>
+          <wp:inline distT="0" distB="0" distL="0" distR="0" wp14:anchorId="776836B9" wp14:editId="63E51A76">
+            <wp:extent cx="4869873" cy="935559"/>
+            <wp:effectExtent l="0" t="0" r="6985" b="0"/>
+            <wp:docPr id="1362079529" name="Picture 1"/>
+            <wp:cNvGraphicFramePr>
+              <a:graphicFrameLocks xmlns:a="http://schemas.openxmlformats.org/drawingml/2006/main" noChangeAspect="1"/>
+            </wp:cNvGraphicFramePr>
+            <a:graphic xmlns:a="http://schemas.openxmlformats.org/drawingml/2006/main">
+              <a:graphicData uri="http://schemas.openxmlformats.org/drawingml/2006/picture">
+                <pic:pic xmlns:pic="http://schemas.openxmlformats.org/drawingml/2006/picture">
+                  <pic:nvPicPr>
+                    <pic:cNvPr id="1362079529" name=""/>
+                    <pic:cNvPicPr/>
+                  </pic:nvPicPr>
+                  <pic:blipFill>
+                    <a:blip r:embed="rId14"/>
+                    <a:stretch>
+                      <a:fillRect/>
+                    </a:stretch>
+                  </pic:blipFill>
+                  <pic:spPr>
+                    <a:xfrm>
+                      <a:off x="0" y="0"/>
+                      <a:ext cx="4872013" cy="935970"/>
+                    </a:xfrm>
+                    <a:prstGeom prst="rect">
+                      <a:avLst/>
+                    </a:prstGeom>
+                  </pic:spPr>
+                </pic:pic>
+              </a:graphicData>
+            </a:graphic>
+          </wp:inline>
+        </w:drawing>
+      </w:r>
+    </w:p>
+    <w:p>
+      <w:pPr>
+        <w:rPr>
+          <w:b/>
+          <w:bCs/>
+        </w:rPr>
+      </w:pPr>
+    </w:p>
+    <w:p>
+      <w:pPr>
+        <w:rPr>
+          <w:b/>
+          <w:bCs/>
+        </w:rPr>
+      </w:pPr>
+    </w:p>
+    <w:p>
+      <w:pPr>
+        <w:rPr>
+          <w:b/>
+          <w:bCs/>
+        </w:rPr>
+      </w:pPr>
+      <w:r>
+        <w:rPr>
+          <w:b/>
+          <w:bCs/>
+        </w:rPr>
+        <w:lastRenderedPageBreak/>
+        <w:t>6. Pull and Push</w:t>
+      </w:r>
+    </w:p>
+    <w:p>
+      <w:pPr>
+        <w:numPr>
+          <w:ilvl w:val="0"/>
+          <w:numId w:val="36"/>
+        </w:numPr>
+      </w:pPr>
+      <w:r>
+        <w:rPr>
+          <w:b/>
+          <w:bCs/>
+        </w:rPr>
+        <w:t>Pull</w:t>
+      </w:r>
+      <w:r>
+        <w:t>: Fetches updates from the remote repository and integrates them into your local repository.</w:t>
+      </w:r>
+    </w:p>
+    <w:p>
+      <w:pPr>
+        <w:numPr>
+          <w:ilvl w:val="0"/>
+          <w:numId w:val="37"/>
+        </w:numPr>
+      </w:pPr>
+      <w:r>
+        <w:rPr>
+          <w:b/>
+          <w:bCs/>
+        </w:rPr>
+        <w:t>Push</w:t>
+      </w:r>
+      <w:r>
+        <w:t>: Sends your local changes to the remote repository, making them available to others.</w:t>
+      </w:r>
+    </w:p>
+    <w:p>
+      <w:pPr>
+        <w:jc w:val="center"/>
+      </w:pPr>
+      <w:r>
+        <w:drawing>
+          <wp:inline distT="0" distB="0" distL="0" distR="0" wp14:anchorId="582963F6" wp14:editId="3315569C">
+            <wp:extent cx="5391707" cy="2867891"/>
+            <wp:effectExtent l="0" t="0" r="0" b="8890"/>
+            <wp:docPr id="381021690" name="Picture 1"/>
+            <wp:cNvGraphicFramePr>
+              <a:graphicFrameLocks xmlns:a="http://schemas.openxmlformats.org/drawingml/2006/main" noChangeAspect="1"/>
+            </wp:cNvGraphicFramePr>
+            <a:graphic xmlns:a="http://schemas.openxmlformats.org/drawingml/2006/main">
+              <a:graphicData uri="http://schemas.openxmlformats.org/drawingml/2006/picture">
+                <pic:pic xmlns:pic="http://schemas.openxmlformats.org/drawingml/2006/picture">
+                  <pic:nvPicPr>
+                    <pic:cNvPr id="381021690" name=""/>
+                    <pic:cNvPicPr/>
+                  </pic:nvPicPr>
+                  <pic:blipFill>
+                    <a:blip r:embed="rId15"/>
+                    <a:stretch>
+                      <a:fillRect/>
+                    </a:stretch>
+                  </pic:blipFill>
+                  <pic:spPr>
+                    <a:xfrm>
+                      <a:off x="0" y="0"/>
+                      <a:ext cx="5393145" cy="2868656"/>
+                    </a:xfrm>
+                    <a:prstGeom prst="rect">
+                      <a:avLst/>
+                    </a:prstGeom>
+                  </pic:spPr>
+                </pic:pic>
+              </a:graphicData>
+            </a:graphic>
+          </wp:inline>
+        </w:drawing>
+      </w:r>
+    </w:p>
+    <w:p>
+      <w:pPr>
+        <w:rPr>
+          <w:b/>
+          <w:bCs/>
+        </w:rPr>
+      </w:pPr>
+      <w:r>
+        <w:rPr>
+          <w:b/>
+          <w:bCs/>
+        </w:rPr>
+        <w:t>The Three States (The Staging Area)</w:t>
+      </w:r>
+    </w:p>
+    <w:p>
+      <w:r>
+        <w:t xml:space="preserve">In Git, your files can be in one of three main states. Understanding this is key to understanding how </w:t>
+      </w:r>
+      <w:proofErr w:type="spellStart"/>
+      <w:r>
+        <w:t>Git</w:t>
+      </w:r>
+      <w:proofErr w:type="spellEnd"/>
+      <w:r>
+        <w:t xml:space="preserve"> works:</w:t>
+      </w:r>
+    </w:p>
+    <w:p>
+      <w:pPr>
+        <w:numPr>
+          <w:ilvl w:val="0"/>
+          <w:numId w:val="38"/>
+        </w:numPr>
+      </w:pPr>
+      <w:r>
+        <w:rPr>
+          <w:b/>
+          <w:bCs/>
+        </w:rPr>
+        <w:t>Working Directory:</w:t>
+      </w:r>
+      <w:r>
+        <w:t> This is your project folder with all the files you are currently working on. Any changes you make here are not yet tracked by Git.</w:t>
+      </w:r>
+    </w:p>
+    <w:p>
+      <w:pPr>
+        <w:numPr>
+          <w:ilvl w:val="0"/>
+          <w:numId w:val="39"/>
+        </w:numPr>
+      </w:pPr>
+      <w:r>
+        <w:rPr>
+          <w:b/>
+          <w:bCs/>
+        </w:rPr>
+        <w:t>Staging Area (or Index):</w:t>
+      </w:r>
+      <w:r>
+        <w:t> This is an intermediate area where you list the specific changes you want to include in your next "snapshot" or commit. You use the git add command to move changes from your working directory to the staging area.</w:t>
+      </w:r>
+    </w:p>
+    <w:p>
+      <w:pPr>
+        <w:numPr>
+          <w:ilvl w:val="0"/>
+          <w:numId w:val="40"/>
+        </w:numPr>
+      </w:pPr>
+      <w:r>
+        <w:rPr>
+          <w:b/>
+          <w:bCs/>
+        </w:rPr>
+        <w:t xml:space="preserve">Repository </w:t>
+      </w:r>
+      <w:proofErr w:type="gramStart"/>
+      <w:r>
+        <w:rPr>
+          <w:b/>
+          <w:bCs/>
+        </w:rPr>
+        <w:t>(.git</w:t>
+      </w:r>
+      <w:proofErr w:type="gramEnd"/>
+      <w:r>
+        <w:rPr>
+          <w:b/>
+          <w:bCs/>
+        </w:rPr>
+        <w:t xml:space="preserve"> directory):</w:t>
+      </w:r>
+      <w:r>
+        <w:t> This is where Git permanently stores the snapshots (commits) of your project. You use the git commit command to save the staged changes into the repository.</w:t>
+      </w:r>
+    </w:p>
+    <w:p>
+      <w:r>
+        <w:t>This three-step process (modify -&gt; add -&gt; commit) gives you precise control over what gets saved in your project's history.</w:t>
+      </w:r>
+    </w:p>
+    <w:p>
+      <w:pPr>
+        <w:rPr>
+          <w:b/>
+          <w:bCs/>
+        </w:rPr>
+      </w:pPr>
+      <w:r>
+        <w:rPr>
+          <w:b/>
+          <w:bCs/>
+        </w:rPr>
+        <w:t>Basic Git Commands</w:t>
+      </w:r>
+    </w:p>
+    <w:p>
+      <w:r>
+        <w:t>Git commands are important for navigating and controlling your project repository. These commands help you manage files, track changes, and collaborate with others.</w:t>
+      </w:r>
+    </w:p>
+    <w:tbl>
+      <w:tblPr>
+        <w:tblW w:w="0" w:type="auto"/>
+        <w:shd w:val="clear" w:color="auto" w:fill="FFFFFF"/>
+        <w:tblCellMar>
+          <w:left w:w="0" w:type="dxa"/>
+          <w:right w:w="0" w:type="dxa"/>
+        </w:tblCellMar>
+        <w:tblLook w:val="04A0" w:firstRow="1" w:lastRow="0" w:firstColumn="1" w:lastColumn="0" w:noHBand="0" w:noVBand="1"/>
+      </w:tblPr>
+      <w:tblGrid>
+        <w:gridCol w:w="2655"/>
+        <w:gridCol w:w="6365"/>
+      </w:tblGrid>
+      <w:tr>
+        <w:trPr>
+          <w:tblHeader/>
+        </w:trPr>
+        <w:tc>
+          <w:tcPr>
+            <w:tcW w:w="0" w:type="auto"/>
+            <w:tcBorders>
+              <w:top w:val="single" w:sz="2" w:space="0" w:color="DFDFDF"/>
+              <w:left w:val="single" w:sz="2" w:space="0" w:color="DFDFDF"/>
+              <w:bottom w:val="single" w:sz="2" w:space="0" w:color="DFDFDF"/>
+              <w:right w:val="single" w:sz="2" w:space="0" w:color="DFDFDF"/>
+            </w:tcBorders>
+            <w:shd w:val="clear" w:color="auto" w:fill="F9F9F9"/>
+            <w:tcMar>
+              <w:top w:w="150" w:type="dxa"/>
+              <w:left w:w="60" w:type="dxa"/>
+              <w:bottom w:w="150" w:type="dxa"/>
+              <w:right w:w="60" w:type="dxa"/>
+            </w:tcMar>
+            <w:vAlign w:val="bottom"/>
+            <w:hideMark/>
+          </w:tcPr>
+          <w:p>
+            <w:pPr>
+              <w:rPr>
+                <w:b/>
+                <w:bCs/>
+              </w:rPr>
+            </w:pPr>
+            <w:r>
+              <w:rPr>
+                <w:b/>
+                <w:bCs/>
+              </w:rPr>
+              <w:lastRenderedPageBreak/>
+              <w:t>Command</w:t>
+            </w:r>
+          </w:p>
+        </w:tc>
+        <w:tc>
+          <w:tcPr>
+            <w:tcW w:w="0" w:type="auto"/>
+            <w:tcBorders>
+              <w:top w:val="single" w:sz="2" w:space="0" w:color="DFDFDF"/>
+              <w:left w:val="single" w:sz="2" w:space="0" w:color="DFDFDF"/>
+              <w:bottom w:val="single" w:sz="2" w:space="0" w:color="DFDFDF"/>
+              <w:right w:val="single" w:sz="2" w:space="0" w:color="DFDFDF"/>
+            </w:tcBorders>
+            <w:shd w:val="clear" w:color="auto" w:fill="F9F9F9"/>
+            <w:tcMar>
+              <w:top w:w="150" w:type="dxa"/>
+              <w:left w:w="150" w:type="dxa"/>
+              <w:bottom w:w="150" w:type="dxa"/>
+              <w:right w:w="150" w:type="dxa"/>
+            </w:tcMar>
+            <w:vAlign w:val="bottom"/>
+            <w:hideMark/>
+          </w:tcPr>
+          <w:p>
+            <w:pPr>
+              <w:rPr>
+                <w:b/>
+                <w:bCs/>
+              </w:rPr>
+            </w:pPr>
+            <w:r>
+              <w:rPr>
+                <w:b/>
+                <w:bCs/>
+              </w:rPr>
+              <w:t>Description</w:t>
+            </w:r>
+          </w:p>
+        </w:tc>
+      </w:tr>
+      <w:tr>
+        <w:tc>
+          <w:tcPr>
+            <w:tcW w:w="0" w:type="auto"/>
+            <w:tcBorders>
+              <w:top w:val="single" w:sz="2" w:space="0" w:color="DFDFDF"/>
+              <w:left w:val="single" w:sz="2" w:space="0" w:color="DFDFDF"/>
+              <w:bottom w:val="single" w:sz="2" w:space="0" w:color="DFDFDF"/>
+              <w:right w:val="single" w:sz="2" w:space="0" w:color="DFDFDF"/>
+            </w:tcBorders>
+            <w:shd w:val="clear" w:color="auto" w:fill="FFFFFF"/>
+            <w:tcMar>
+              <w:top w:w="210" w:type="dxa"/>
+              <w:left w:w="150" w:type="dxa"/>
+              <w:bottom w:w="210" w:type="dxa"/>
+              <w:right w:w="150" w:type="dxa"/>
+            </w:tcMar>
+            <w:vAlign w:val="center"/>
+            <w:hideMark/>
+          </w:tcPr>
+          <w:p>
+            <w:r>
+              <w:t>git status</w:t>
+            </w:r>
+          </w:p>
+        </w:tc>
+        <w:tc>
+          <w:tcPr>
+            <w:tcW w:w="0" w:type="auto"/>
+            <w:tcBorders>
+              <w:top w:val="single" w:sz="2" w:space="0" w:color="DFDFDF"/>
+              <w:left w:val="single" w:sz="2" w:space="0" w:color="DFDFDF"/>
+              <w:bottom w:val="single" w:sz="2" w:space="0" w:color="DFDFDF"/>
+              <w:right w:val="single" w:sz="2" w:space="0" w:color="DFDFDF"/>
+            </w:tcBorders>
+            <w:shd w:val="clear" w:color="auto" w:fill="FFFFFF"/>
+            <w:tcMar>
+              <w:top w:w="210" w:type="dxa"/>
+              <w:left w:w="150" w:type="dxa"/>
+              <w:bottom w:w="210" w:type="dxa"/>
+              <w:right w:w="150" w:type="dxa"/>
+            </w:tcMar>
+            <w:vAlign w:val="center"/>
+            <w:hideMark/>
+          </w:tcPr>
+          <w:p>
+            <w:r>
+              <w:t xml:space="preserve">Shows the </w:t>
+            </w:r>
+            <w:proofErr w:type="gramStart"/>
+            <w:r>
+              <w:t>current status</w:t>
+            </w:r>
+            <w:proofErr w:type="gramEnd"/>
+            <w:r>
+              <w:t xml:space="preserve"> of the repository — staged, </w:t>
+            </w:r>
+            <w:proofErr w:type="spellStart"/>
+            <w:r>
+              <w:t>unstaged</w:t>
+            </w:r>
+            <w:proofErr w:type="spellEnd"/>
+            <w:r>
+              <w:t>, and untracked files.</w:t>
+            </w:r>
+          </w:p>
+        </w:tc>
+      </w:tr>
+      <w:tr>
+        <w:tc>
+          <w:tcPr>
+            <w:tcW w:w="0" w:type="auto"/>
+            <w:tcBorders>
+              <w:top w:val="single" w:sz="2" w:space="0" w:color="DFDFDF"/>
+              <w:left w:val="single" w:sz="2" w:space="0" w:color="DFDFDF"/>
+              <w:bottom w:val="single" w:sz="2" w:space="0" w:color="DFDFDF"/>
+              <w:right w:val="single" w:sz="2" w:space="0" w:color="DFDFDF"/>
+            </w:tcBorders>
+            <w:shd w:val="clear" w:color="auto" w:fill="FFFFFF"/>
+            <w:tcMar>
+              <w:top w:w="210" w:type="dxa"/>
+              <w:left w:w="150" w:type="dxa"/>
+              <w:bottom w:w="210" w:type="dxa"/>
+              <w:right w:w="150" w:type="dxa"/>
+            </w:tcMar>
+            <w:vAlign w:val="center"/>
+            <w:hideMark/>
+          </w:tcPr>
+          <w:p>
+            <w:r>
+              <w:t>git add &lt;file-name&gt;</w:t>
+            </w:r>
+          </w:p>
+        </w:tc>
+        <w:tc>
+          <w:tcPr>
+            <w:tcW w:w="0" w:type="auto"/>
+            <w:tcBorders>
+              <w:top w:val="single" w:sz="2" w:space="0" w:color="DFDFDF"/>
+              <w:left w:val="single" w:sz="2" w:space="0" w:color="DFDFDF"/>
+              <w:bottom w:val="single" w:sz="2" w:space="0" w:color="DFDFDF"/>
+              <w:right w:val="single" w:sz="2" w:space="0" w:color="DFDFDF"/>
+            </w:tcBorders>
+            <w:shd w:val="clear" w:color="auto" w:fill="FFFFFF"/>
+            <w:tcMar>
+              <w:top w:w="210" w:type="dxa"/>
+              <w:left w:w="150" w:type="dxa"/>
+              <w:bottom w:w="210" w:type="dxa"/>
+              <w:right w:w="150" w:type="dxa"/>
+            </w:tcMar>
+            <w:vAlign w:val="center"/>
+            <w:hideMark/>
+          </w:tcPr>
+          <w:p>
+            <w:r>
+              <w:t xml:space="preserve">Stages a specific file for commit. Use git </w:t>
+            </w:r>
+            <w:proofErr w:type="gramStart"/>
+            <w:r>
+              <w:t>add .</w:t>
+            </w:r>
+            <w:proofErr w:type="gramEnd"/>
+            <w:r>
+              <w:t xml:space="preserve"> to stage all changes.</w:t>
+            </w:r>
+          </w:p>
+        </w:tc>
+      </w:tr>
+      <w:tr>
+        <w:tc>
+          <w:tcPr>
+            <w:tcW w:w="0" w:type="auto"/>
+            <w:tcBorders>
+              <w:top w:val="single" w:sz="2" w:space="0" w:color="DFDFDF"/>
+              <w:left w:val="single" w:sz="2" w:space="0" w:color="DFDFDF"/>
+              <w:bottom w:val="single" w:sz="2" w:space="0" w:color="DFDFDF"/>
+              <w:right w:val="single" w:sz="2" w:space="0" w:color="DFDFDF"/>
+            </w:tcBorders>
+            <w:shd w:val="clear" w:color="auto" w:fill="FFFFFF"/>
+            <w:tcMar>
+              <w:top w:w="210" w:type="dxa"/>
+              <w:left w:w="150" w:type="dxa"/>
+              <w:bottom w:w="210" w:type="dxa"/>
+              <w:right w:w="150" w:type="dxa"/>
+            </w:tcMar>
+            <w:vAlign w:val="center"/>
+            <w:hideMark/>
+          </w:tcPr>
+          <w:p>
+            <w:r>
+              <w:t>git commit -m "message"</w:t>
+            </w:r>
+          </w:p>
+        </w:tc>
+        <w:tc>
+          <w:tcPr>
+            <w:tcW w:w="0" w:type="auto"/>
+            <w:tcBorders>
+              <w:top w:val="single" w:sz="2" w:space="0" w:color="DFDFDF"/>
+              <w:left w:val="single" w:sz="2" w:space="0" w:color="DFDFDF"/>
+              <w:bottom w:val="single" w:sz="2" w:space="0" w:color="DFDFDF"/>
+              <w:right w:val="single" w:sz="2" w:space="0" w:color="DFDFDF"/>
+            </w:tcBorders>
+            <w:shd w:val="clear" w:color="auto" w:fill="FFFFFF"/>
+            <w:tcMar>
+              <w:top w:w="210" w:type="dxa"/>
+              <w:left w:w="150" w:type="dxa"/>
+              <w:bottom w:w="210" w:type="dxa"/>
+              <w:right w:w="150" w:type="dxa"/>
+            </w:tcMar>
+            <w:vAlign w:val="center"/>
+            <w:hideMark/>
+          </w:tcPr>
+          <w:p>
+            <w:r>
+              <w:t>Commits the staged changes with a descriptive commit message.</w:t>
+            </w:r>
+          </w:p>
+        </w:tc>
+      </w:tr>
+      <w:tr>
+        <w:tc>
+          <w:tcPr>
+            <w:tcW w:w="0" w:type="auto"/>
+            <w:tcBorders>
+              <w:top w:val="single" w:sz="2" w:space="0" w:color="DFDFDF"/>
+              <w:left w:val="single" w:sz="2" w:space="0" w:color="DFDFDF"/>
+              <w:bottom w:val="single" w:sz="2" w:space="0" w:color="DFDFDF"/>
+              <w:right w:val="single" w:sz="2" w:space="0" w:color="DFDFDF"/>
+            </w:tcBorders>
+            <w:shd w:val="clear" w:color="auto" w:fill="FFFFFF"/>
+            <w:tcMar>
+              <w:top w:w="210" w:type="dxa"/>
+              <w:left w:w="150" w:type="dxa"/>
+              <w:bottom w:w="210" w:type="dxa"/>
+              <w:right w:w="150" w:type="dxa"/>
+            </w:tcMar>
+            <w:vAlign w:val="center"/>
+            <w:hideMark/>
+          </w:tcPr>
+          <w:p>
+            <w:r>
+              <w:t>git branch &lt;branch-name&gt;</w:t>
+            </w:r>
+          </w:p>
+        </w:tc>
+        <w:tc>
+          <w:tcPr>
+            <w:tcW w:w="0" w:type="auto"/>
+            <w:tcBorders>
+              <w:top w:val="single" w:sz="2" w:space="0" w:color="DFDFDF"/>
+              <w:left w:val="single" w:sz="2" w:space="0" w:color="DFDFDF"/>
+              <w:bottom w:val="single" w:sz="2" w:space="0" w:color="DFDFDF"/>
+              <w:right w:val="single" w:sz="2" w:space="0" w:color="DFDFDF"/>
+            </w:tcBorders>
+            <w:shd w:val="clear" w:color="auto" w:fill="FFFFFF"/>
+            <w:tcMar>
+              <w:top w:w="210" w:type="dxa"/>
+              <w:left w:w="150" w:type="dxa"/>
+              <w:bottom w:w="210" w:type="dxa"/>
+              <w:right w:w="150" w:type="dxa"/>
+            </w:tcMar>
+            <w:vAlign w:val="center"/>
+            <w:hideMark/>
+          </w:tcPr>
+          <w:p>
+            <w:r>
+              <w:t>Creates a new branch with the given name.</w:t>
+            </w:r>
+          </w:p>
+        </w:tc>
+      </w:tr>
+      <w:tr>
+        <w:tc>
+          <w:tcPr>
+            <w:tcW w:w="0" w:type="auto"/>
+            <w:tcBorders>
+              <w:top w:val="single" w:sz="2" w:space="0" w:color="DFDFDF"/>
+              <w:left w:val="single" w:sz="2" w:space="0" w:color="DFDFDF"/>
+              <w:bottom w:val="single" w:sz="2" w:space="0" w:color="DFDFDF"/>
+              <w:right w:val="single" w:sz="2" w:space="0" w:color="DFDFDF"/>
+            </w:tcBorders>
+            <w:shd w:val="clear" w:color="auto" w:fill="FFFFFF"/>
+            <w:tcMar>
+              <w:top w:w="210" w:type="dxa"/>
+              <w:left w:w="150" w:type="dxa"/>
+              <w:bottom w:w="210" w:type="dxa"/>
+              <w:right w:w="150" w:type="dxa"/>
+            </w:tcMar>
+            <w:vAlign w:val="center"/>
+            <w:hideMark/>
+          </w:tcPr>
+          <w:p>
+            <w:r>
+              <w:t>git checkout &lt;branch-name&gt;</w:t>
+            </w:r>
+          </w:p>
+        </w:tc>
+        <w:tc>
+          <w:tcPr>
+            <w:tcW w:w="0" w:type="auto"/>
+            <w:tcBorders>
+              <w:top w:val="single" w:sz="2" w:space="0" w:color="DFDFDF"/>
+              <w:left w:val="single" w:sz="2" w:space="0" w:color="DFDFDF"/>
+              <w:bottom w:val="single" w:sz="2" w:space="0" w:color="DFDFDF"/>
+              <w:right w:val="single" w:sz="2" w:space="0" w:color="DFDFDF"/>
+            </w:tcBorders>
+            <w:shd w:val="clear" w:color="auto" w:fill="FFFFFF"/>
+            <w:tcMar>
+              <w:top w:w="210" w:type="dxa"/>
+              <w:left w:w="150" w:type="dxa"/>
+              <w:bottom w:w="210" w:type="dxa"/>
+              <w:right w:w="150" w:type="dxa"/>
+            </w:tcMar>
+            <w:vAlign w:val="center"/>
+            <w:hideMark/>
+          </w:tcPr>
+          <w:p>
+            <w:r>
+              <w:t>Switches to the specified branch.</w:t>
+            </w:r>
+          </w:p>
+        </w:tc>
+      </w:tr>
+      <w:tr>
+        <w:tc>
+          <w:tcPr>
+            <w:tcW w:w="0" w:type="auto"/>
+            <w:tcBorders>
+              <w:top w:val="single" w:sz="2" w:space="0" w:color="DFDFDF"/>
+              <w:left w:val="single" w:sz="2" w:space="0" w:color="DFDFDF"/>
+              <w:bottom w:val="single" w:sz="2" w:space="0" w:color="DFDFDF"/>
+              <w:right w:val="single" w:sz="2" w:space="0" w:color="DFDFDF"/>
+            </w:tcBorders>
+            <w:shd w:val="clear" w:color="auto" w:fill="FFFFFF"/>
+            <w:tcMar>
+              <w:top w:w="210" w:type="dxa"/>
+              <w:left w:w="150" w:type="dxa"/>
+              <w:bottom w:w="210" w:type="dxa"/>
+              <w:right w:w="150" w:type="dxa"/>
+            </w:tcMar>
+            <w:vAlign w:val="center"/>
+            <w:hideMark/>
+          </w:tcPr>
+          <w:p>
+            <w:r>
+              <w:t>git merge &lt;branch-name&gt;</w:t>
+            </w:r>
+          </w:p>
+        </w:tc>
+        <w:tc>
+          <w:tcPr>
+            <w:tcW w:w="0" w:type="auto"/>
+            <w:tcBorders>
+              <w:top w:val="single" w:sz="2" w:space="0" w:color="DFDFDF"/>
+              <w:left w:val="single" w:sz="2" w:space="0" w:color="DFDFDF"/>
+              <w:bottom w:val="single" w:sz="2" w:space="0" w:color="DFDFDF"/>
+              <w:right w:val="single" w:sz="2" w:space="0" w:color="DFDFDF"/>
+            </w:tcBorders>
+            <w:shd w:val="clear" w:color="auto" w:fill="FFFFFF"/>
+            <w:tcMar>
+              <w:top w:w="210" w:type="dxa"/>
+              <w:left w:w="150" w:type="dxa"/>
+              <w:bottom w:w="210" w:type="dxa"/>
+              <w:right w:w="150" w:type="dxa"/>
+            </w:tcMar>
+            <w:vAlign w:val="center"/>
+            <w:hideMark/>
+          </w:tcPr>
+          <w:p>
+            <w:r>
+              <w:t>Merges changes from the given branch into the current branch.</w:t>
+            </w:r>
+          </w:p>
+        </w:tc>
+      </w:tr>
+      <w:tr>
+        <w:tc>
+          <w:tcPr>
+            <w:tcW w:w="0" w:type="auto"/>
+            <w:tcBorders>
+              <w:top w:val="single" w:sz="2" w:space="0" w:color="DFDFDF"/>
+              <w:left w:val="single" w:sz="2" w:space="0" w:color="DFDFDF"/>
+              <w:bottom w:val="single" w:sz="2" w:space="0" w:color="DFDFDF"/>
+              <w:right w:val="single" w:sz="2" w:space="0" w:color="DFDFDF"/>
+            </w:tcBorders>
+            <w:shd w:val="clear" w:color="auto" w:fill="FFFFFF"/>
+            <w:tcMar>
+              <w:top w:w="210" w:type="dxa"/>
+              <w:left w:w="150" w:type="dxa"/>
+              <w:bottom w:w="210" w:type="dxa"/>
+              <w:right w:w="150" w:type="dxa"/>
+            </w:tcMar>
+            <w:vAlign w:val="center"/>
+            <w:hideMark/>
+          </w:tcPr>
+          <w:p>
+            <w:r>
+              <w:t>git push origin &lt;branch-name&gt;</w:t>
+            </w:r>
+          </w:p>
+        </w:tc>
+        <w:tc>
+          <w:tcPr>
+            <w:tcW w:w="0" w:type="auto"/>
+            <w:tcBorders>
+              <w:top w:val="single" w:sz="2" w:space="0" w:color="DFDFDF"/>
+              <w:left w:val="single" w:sz="2" w:space="0" w:color="DFDFDF"/>
+              <w:bottom w:val="single" w:sz="2" w:space="0" w:color="DFDFDF"/>
+              <w:right w:val="single" w:sz="2" w:space="0" w:color="DFDFDF"/>
+            </w:tcBorders>
+            <w:shd w:val="clear" w:color="auto" w:fill="FFFFFF"/>
+            <w:tcMar>
+              <w:top w:w="210" w:type="dxa"/>
+              <w:left w:w="150" w:type="dxa"/>
+              <w:bottom w:w="210" w:type="dxa"/>
+              <w:right w:w="150" w:type="dxa"/>
+            </w:tcMar>
+            <w:vAlign w:val="center"/>
+            <w:hideMark/>
+          </w:tcPr>
+          <w:p>
+            <w:r>
+              <w:t>Pushes the local branch changes to the remote repository.</w:t>
+            </w:r>
+          </w:p>
+        </w:tc>
+      </w:tr>
+      <w:tr>
+        <w:tc>
+          <w:tcPr>
+            <w:tcW w:w="0" w:type="auto"/>
+            <w:tcBorders>
+              <w:top w:val="single" w:sz="2" w:space="0" w:color="DFDFDF"/>
+              <w:left w:val="single" w:sz="2" w:space="0" w:color="DFDFDF"/>
+              <w:bottom w:val="single" w:sz="2" w:space="0" w:color="DFDFDF"/>
+              <w:right w:val="single" w:sz="2" w:space="0" w:color="DFDFDF"/>
+            </w:tcBorders>
+            <w:shd w:val="clear" w:color="auto" w:fill="FFFFFF"/>
+            <w:tcMar>
+              <w:top w:w="210" w:type="dxa"/>
+              <w:left w:w="150" w:type="dxa"/>
+              <w:bottom w:w="210" w:type="dxa"/>
+              <w:right w:w="150" w:type="dxa"/>
+            </w:tcMar>
+            <w:vAlign w:val="center"/>
+            <w:hideMark/>
+          </w:tcPr>
+          <w:p>
+            <w:r>
+              <w:t>git pull origin &lt;branch-name&gt;</w:t>
+            </w:r>
+          </w:p>
+        </w:tc>
+        <w:tc>
+          <w:tcPr>
+            <w:tcW w:w="0" w:type="auto"/>
+            <w:tcBorders>
+              <w:top w:val="single" w:sz="2" w:space="0" w:color="DFDFDF"/>
+              <w:left w:val="single" w:sz="2" w:space="0" w:color="DFDFDF"/>
+              <w:bottom w:val="single" w:sz="2" w:space="0" w:color="DFDFDF"/>
+              <w:right w:val="single" w:sz="2" w:space="0" w:color="DFDFDF"/>
+            </w:tcBorders>
+            <w:shd w:val="clear" w:color="auto" w:fill="FFFFFF"/>
+            <w:tcMar>
+              <w:top w:w="210" w:type="dxa"/>
+              <w:left w:w="150" w:type="dxa"/>
+              <w:bottom w:w="210" w:type="dxa"/>
+              <w:right w:w="150" w:type="dxa"/>
+            </w:tcMar>
+            <w:vAlign w:val="center"/>
+            <w:hideMark/>
+          </w:tcPr>
+          <w:p>
+            <w:r>
+              <w:t>Fetches and merges changes from the remote repository into the local branch.</w:t>
+            </w:r>
+          </w:p>
+        </w:tc>
+      </w:tr>
+      <w:tr>
+        <w:tc>
+          <w:tcPr>
+            <w:tcW w:w="0" w:type="auto"/>
+            <w:tcBorders>
+              <w:top w:val="single" w:sz="2" w:space="0" w:color="DFDFDF"/>
+              <w:left w:val="single" w:sz="2" w:space="0" w:color="DFDFDF"/>
+              <w:bottom w:val="single" w:sz="2" w:space="0" w:color="DFDFDF"/>
+              <w:right w:val="single" w:sz="2" w:space="0" w:color="DFDFDF"/>
+            </w:tcBorders>
+            <w:shd w:val="clear" w:color="auto" w:fill="FFFFFF"/>
+            <w:tcMar>
+              <w:top w:w="210" w:type="dxa"/>
+              <w:left w:w="150" w:type="dxa"/>
+              <w:bottom w:w="210" w:type="dxa"/>
+              <w:right w:w="150" w:type="dxa"/>
+            </w:tcMar>
+            <w:vAlign w:val="center"/>
+            <w:hideMark/>
+          </w:tcPr>
+          <w:p>
+            <w:r>
+              <w:t>git log</w:t>
+            </w:r>
+          </w:p>
+        </w:tc>
+        <w:tc>
+          <w:tcPr>
+            <w:tcW w:w="0" w:type="auto"/>
+            <w:tcBorders>
+              <w:top w:val="single" w:sz="2" w:space="0" w:color="DFDFDF"/>
+              <w:left w:val="single" w:sz="2" w:space="0" w:color="DFDFDF"/>
+              <w:bottom w:val="single" w:sz="2" w:space="0" w:color="DFDFDF"/>
+              <w:right w:val="single" w:sz="2" w:space="0" w:color="DFDFDF"/>
+            </w:tcBorders>
+            <w:shd w:val="clear" w:color="auto" w:fill="FFFFFF"/>
+            <w:tcMar>
+              <w:top w:w="210" w:type="dxa"/>
+              <w:left w:w="150" w:type="dxa"/>
+              <w:bottom w:w="210" w:type="dxa"/>
+              <w:right w:w="150" w:type="dxa"/>
+            </w:tcMar>
+            <w:vAlign w:val="center"/>
+            <w:hideMark/>
+          </w:tcPr>
+          <w:p>
+            <w:r>
+              <w:t>Displays the commit history for the current branch.</w:t>
+            </w:r>
+          </w:p>
+        </w:tc>
+      </w:tr>
+    </w:tbl>
+    <w:p/>
+    <w:p>
+      <w:pPr>
+        <w:rPr>
+          <w:b/>
+          <w:bCs/>
+          <w:sz w:val="28"/>
+          <w:szCs w:val="28"/>
+        </w:rPr>
+      </w:pPr>
+    </w:p>
+    <w:p>
+      <w:pPr>
+        <w:rPr>
+          <w:b/>
+          <w:bCs/>
+          <w:sz w:val="28"/>
+          <w:szCs w:val="28"/>
+        </w:rPr>
+      </w:pPr>
+    </w:p>
+    <w:p>
+      <w:pPr>
+        <w:rPr>
+          <w:b/>
+          <w:bCs/>
+          <w:sz w:val="28"/>
+          <w:szCs w:val="28"/>
+        </w:rPr>
+      </w:pPr>
+    </w:p>
+    <w:p>
+      <w:pPr>
+        <w:rPr>
+          <w:b/>
+          <w:bCs/>
+          <w:sz w:val="28"/>
+          <w:szCs w:val="28"/>
+        </w:rPr>
+      </w:pPr>
+    </w:p>
+    <w:p>
+      <w:pPr>
+        <w:rPr>
+          <w:b/>
+          <w:bCs/>
+          <w:sz w:val="28"/>
+          <w:szCs w:val="28"/>
+        </w:rPr>
+      </w:pPr>
+    </w:p>
+    <w:p>
+      <w:pPr>
+        <w:rPr>
+          <w:b/>
+          <w:bCs/>
+          <w:sz w:val="28"/>
+          <w:szCs w:val="28"/>
+        </w:rPr>
+      </w:pPr>
+    </w:p>
+    <w:p>
+      <w:pPr>
+        <w:rPr>
+          <w:b/>
+          <w:bCs/>
+          <w:sz w:val="28"/>
+          <w:szCs w:val="28"/>
+        </w:rPr>
+      </w:pPr>
+    </w:p>
+    <w:p>
+      <w:pPr>
+        <w:rPr>
+          <w:b/>
+          <w:bCs/>
+          <w:sz w:val="28"/>
+          <w:szCs w:val="28"/>
+        </w:rPr>
+      </w:pPr>
+      <w:r>
+        <w:rPr>
+          <w:b/>
+          <w:bCs/>
+          <w:sz w:val="28"/>
+          <w:szCs w:val="28"/>
+        </w:rPr>
+        <w:lastRenderedPageBreak/>
+        <w:t>Git Workflow</w:t>
+      </w:r>
+    </w:p>
+    <w:p>
+      <w:pPr>
+        <w:jc w:val="center"/>
+      </w:pPr>
+      <w:r>
+        <w:drawing>
+          <wp:inline distT="0" distB="0" distL="0" distR="0" wp14:anchorId="55318834" wp14:editId="7BAD7D93">
+            <wp:extent cx="5644316" cy="2918460"/>
+            <wp:effectExtent l="0" t="0" r="0" b="0"/>
+            <wp:docPr id="552706682" name="Picture 1"/>
+            <wp:cNvGraphicFramePr>
+              <a:graphicFrameLocks xmlns:a="http://schemas.openxmlformats.org/drawingml/2006/main" noChangeAspect="1"/>
+            </wp:cNvGraphicFramePr>
+            <a:graphic xmlns:a="http://schemas.openxmlformats.org/drawingml/2006/main">
+              <a:graphicData uri="http://schemas.openxmlformats.org/drawingml/2006/picture">
+                <pic:pic xmlns:pic="http://schemas.openxmlformats.org/drawingml/2006/picture">
+                  <pic:nvPicPr>
+                    <pic:cNvPr id="552706682" name=""/>
+                    <pic:cNvPicPr/>
+                  </pic:nvPicPr>
+                  <pic:blipFill>
+                    <a:blip r:embed="rId16"/>
+                    <a:stretch>
+                      <a:fillRect/>
+                    </a:stretch>
+                  </pic:blipFill>
+                  <pic:spPr>
+                    <a:xfrm>
+                      <a:off x="0" y="0"/>
+                      <a:ext cx="5649543" cy="2921163"/>
+                    </a:xfrm>
+                    <a:prstGeom prst="rect">
+                      <a:avLst/>
+                    </a:prstGeom>
+                  </pic:spPr>
+                </pic:pic>
+              </a:graphicData>
+            </a:graphic>
+          </wp:inline>
+        </w:drawing>
+      </w:r>
+    </w:p>
+    <w:p>
+      <w:pPr>
+        <w:rPr>
+          <w:b/>
+          <w:bCs/>
+        </w:rPr>
+      </w:pPr>
+      <w:r>
+        <w:rPr>
+          <w:b/>
+          <w:bCs/>
+        </w:rPr>
+        <w:t>Git Hosting</w:t>
+      </w:r>
+    </w:p>
+    <w:p>
+      <w:r>
+        <w:t>Git Hosting stores your Git repositories on a remote server, enabling collaboration, backup, pull requests, CI/CD, and even website hosting, while Git manages changes locally.</w:t>
+      </w:r>
+    </w:p>
+    <w:p>
+      <w:r>
+        <w:rPr>
+          <w:b/>
+          <w:bCs/>
+        </w:rPr>
+        <w:t>1. GitHub:</w:t>
+      </w:r>
+    </w:p>
+    <w:p>
+      <w:hyperlink r:id="rId17" w:tgtFrame="_blank" w:history="1">
+        <w:r>
+          <w:rPr>
+            <w:rStyle w:val="Hyperlink"/>
+          </w:rPr>
+          <w:t>GitHub</w:t>
+        </w:r>
+      </w:hyperlink>
+      <w:r>
+        <w:t> is a cloud-based Git hosting platform owned by Microsoft, popular for open-source projects and beginner developers. It provides a complete environment for version control, collaboration, and deployment.</w:t>
+      </w:r>
+    </w:p>
+    <w:p>
+      <w:pPr>
+        <w:numPr>
+          <w:ilvl w:val="0"/>
+          <w:numId w:val="41"/>
+        </w:numPr>
+      </w:pPr>
+      <w:r>
+        <w:t>Unlimited public and private repositories</w:t>
+      </w:r>
+    </w:p>
+    <w:p>
+      <w:pPr>
+        <w:numPr>
+          <w:ilvl w:val="0"/>
+          <w:numId w:val="42"/>
+        </w:numPr>
+      </w:pPr>
+      <w:r>
+        <w:t>Pull requests and code reviews for team collaboration</w:t>
+      </w:r>
+    </w:p>
+    <w:p>
+      <w:pPr>
+        <w:numPr>
+          <w:ilvl w:val="0"/>
+          <w:numId w:val="43"/>
+        </w:numPr>
+      </w:pPr>
+      <w:r>
+        <w:t>GitHub Pages for hosting static websites</w:t>
+      </w:r>
+    </w:p>
+    <w:p>
+      <w:pPr>
+        <w:numPr>
+          <w:ilvl w:val="0"/>
+          <w:numId w:val="44"/>
+        </w:numPr>
+      </w:pPr>
+      <w:r>
+        <w:t>Automation and CI/CD with GitHub Actions</w:t>
+      </w:r>
+    </w:p>
+    <w:p>
+      <w:r>
+        <w:rPr>
+          <w:b/>
+          <w:bCs/>
+        </w:rPr>
+        <w:t>2. GitLab:</w:t>
+      </w:r>
+    </w:p>
+    <w:p>
+      <w:hyperlink r:id="rId18" w:tgtFrame="_blank" w:history="1">
+        <w:r>
+          <w:rPr>
+            <w:rStyle w:val="Hyperlink"/>
+          </w:rPr>
+          <w:t>GitLab </w:t>
+        </w:r>
+      </w:hyperlink>
+      <w:r>
+        <w:t>is a complete DevOps platform offering Git repository hosting along with built-in CI/CD, issue tracking, and project management tools. It is ideal for teams and enterprises looking to automate workflows and manage code efficiently.</w:t>
+      </w:r>
+    </w:p>
+    <w:p>
+      <w:pPr>
+        <w:numPr>
+          <w:ilvl w:val="0"/>
+          <w:numId w:val="45"/>
+        </w:numPr>
+      </w:pPr>
+      <w:r>
+        <w:t>Public and private repositories</w:t>
+      </w:r>
+    </w:p>
+    <w:p>
+      <w:pPr>
+        <w:numPr>
+          <w:ilvl w:val="0"/>
+          <w:numId w:val="46"/>
+        </w:numPr>
+      </w:pPr>
+      <w:r>
+        <w:t>Built-in CI/CD pipelines for automation</w:t>
+      </w:r>
+    </w:p>
+    <w:p>
+      <w:pPr>
+        <w:numPr>
+          <w:ilvl w:val="0"/>
+          <w:numId w:val="47"/>
+        </w:numPr>
+      </w:pPr>
+      <w:r>
+        <w:t>Issue tracking and project management</w:t>
+      </w:r>
+    </w:p>
+    <w:p>
+      <w:pPr>
+        <w:numPr>
+          <w:ilvl w:val="0"/>
+          <w:numId w:val="48"/>
+        </w:numPr>
+      </w:pPr>
+      <w:r>
+        <w:t>Option for self-hosting for full control and privacy.</w:t>
+      </w:r>
+    </w:p>
+    <w:p>
+      <w:r>
+        <w:rPr>
+          <w:b/>
+          <w:bCs/>
+        </w:rPr>
+        <w:t>3. Bitbucket:</w:t>
+      </w:r>
+    </w:p>
+    <w:p>
+      <w:hyperlink r:id="rId19" w:tgtFrame="_blank" w:history="1">
+        <w:r>
+          <w:rPr>
+            <w:rStyle w:val="Hyperlink"/>
+          </w:rPr>
+          <w:t>Bitbucket </w:t>
+        </w:r>
+      </w:hyperlink>
+      <w:r>
+        <w:t>is a Git hosting platform by Atlassian, designed for private repositories and team collaboration. It is ideal for small teams or companies seeking a secure environment with tight integration to project management tools.</w:t>
+      </w:r>
+    </w:p>
+    <w:p>
+      <w:pPr>
+        <w:numPr>
+          <w:ilvl w:val="0"/>
+          <w:numId w:val="49"/>
+        </w:numPr>
+      </w:pPr>
+      <w:r>
+        <w:t>Private and public repositories</w:t>
+      </w:r>
+    </w:p>
+    <w:p>
+      <w:pPr>
+        <w:numPr>
+          <w:ilvl w:val="0"/>
+          <w:numId w:val="50"/>
+        </w:numPr>
+      </w:pPr>
+      <w:r>
+        <w:t>Bitbucket Pipelines for CI/CD automation</w:t>
+      </w:r>
+    </w:p>
+    <w:p>
+      <w:pPr>
+        <w:numPr>
+          <w:ilvl w:val="0"/>
+          <w:numId w:val="51"/>
+        </w:numPr>
+      </w:pPr>
+      <w:r>
+        <w:t>Integration with Jira and Trello</w:t>
+      </w:r>
+    </w:p>
+    <w:p>
+      <w:pPr>
+        <w:numPr>
+          <w:ilvl w:val="0"/>
+          <w:numId w:val="52"/>
+        </w:numPr>
+      </w:pPr>
+      <w:r>
+        <w:t>Secure and collaborative environment for teams.</w:t>
+      </w:r>
+    </w:p>
+    <w:p>
+      <w:r>
+        <w:t>==================================================================================</w:t>
+      </w:r>
     </w:p>
     <w:p>
       <w:r>
@@ -256,6 +2002,7 @@
         </w:numPr>
       </w:pPr>
       <w:r>
+        <w:lastRenderedPageBreak/>
         <w:t>Keep the main branch stable.</w:t>
       </w:r>
     </w:p>
@@ -298,7 +2045,6 @@
         </w:numPr>
       </w:pPr>
       <w:r>
-        <w:lastRenderedPageBreak/>
         <w:t>Used to propose changes to a repository.</w:t>
       </w:r>
     </w:p>
@@ -419,9 +2165,720 @@
         <w:t>Improve productivity and workflow consistency.</w:t>
       </w:r>
     </w:p>
+    <w:p>
+      <w:pPr>
+        <w:numPr>
+          <w:ilvl w:val="0"/>
+          <w:numId w:val="22"/>
+        </w:numPr>
+      </w:pPr>
+    </w:p>
+    <w:p>
+      <w:pPr>
+        <w:rPr>
+          <w:b/>
+          <w:bCs/>
+        </w:rPr>
+      </w:pPr>
+      <w:r>
+        <w:rPr>
+          <w:b/>
+          <w:bCs/>
+        </w:rPr>
+        <w:t>Make Your first Repository in GitHub with this command:</w:t>
+      </w:r>
+    </w:p>
+    <w:p>
+      <w:pPr>
+        <w:rPr>
+          <w:b/>
+          <w:bCs/>
+        </w:rPr>
+      </w:pPr>
+      <w:r>
+        <w:rPr>
+          <w:b/>
+          <w:bCs/>
+        </w:rPr>
+        <w:t xml:space="preserve">git </w:t>
+      </w:r>
+      <w:proofErr w:type="spellStart"/>
+      <w:r>
+        <w:rPr>
+          <w:b/>
+          <w:bCs/>
+        </w:rPr>
+        <w:t>init</w:t>
+      </w:r>
+      <w:proofErr w:type="spellEnd"/>
+      <w:r>
+        <w:rPr>
+          <w:b/>
+          <w:bCs/>
+        </w:rPr>
+        <w:t xml:space="preserve"> </w:t>
+      </w:r>
+    </w:p>
+    <w:p>
+      <w:pPr>
+        <w:numPr>
+          <w:ilvl w:val="0"/>
+          <w:numId w:val="23"/>
+        </w:numPr>
+      </w:pPr>
+      <w:r>
+        <w:t xml:space="preserve">A </w:t>
+      </w:r>
+      <w:proofErr w:type="gramStart"/>
+      <w:r>
+        <w:t>new .git</w:t>
+      </w:r>
+      <w:proofErr w:type="gramEnd"/>
+      <w:r>
+        <w:t xml:space="preserve"> folder is created in the directory which is by default hidden.</w:t>
+      </w:r>
+    </w:p>
+    <w:p>
+      <w:pPr>
+        <w:numPr>
+          <w:ilvl w:val="0"/>
+          <w:numId w:val="24"/>
+        </w:numPr>
+      </w:pPr>
+      <w:r>
+        <w:t>Add the files in your new local repository. This stages them for the first commit.</w:t>
+      </w:r>
+    </w:p>
+    <w:p>
+      <w:pPr>
+        <w:rPr>
+          <w:b/>
+          <w:bCs/>
+        </w:rPr>
+      </w:pPr>
+      <w:r>
+        <w:rPr>
+          <w:b/>
+          <w:bCs/>
+        </w:rPr>
+        <w:t>git </w:t>
+      </w:r>
+      <w:proofErr w:type="gramStart"/>
+      <w:r>
+        <w:rPr>
+          <w:b/>
+          <w:bCs/>
+        </w:rPr>
+        <w:t>add .</w:t>
+      </w:r>
+      <w:proofErr w:type="gramEnd"/>
+    </w:p>
+    <w:p>
+      <w:r>
+        <w:t xml:space="preserve">Commit the files that </w:t>
+      </w:r>
+      <w:proofErr w:type="gramStart"/>
+      <w:r>
+        <w:t>you've</w:t>
+      </w:r>
+      <w:proofErr w:type="gramEnd"/>
+      <w:r>
+        <w:t xml:space="preserve"> staged in your local repository.</w:t>
+      </w:r>
+    </w:p>
+    <w:p>
+      <w:r>
+        <w:t>git commit -m "First commit"</w:t>
+      </w:r>
+    </w:p>
+    <w:p>
+      <w:r>
+        <w:t>At the top of the </w:t>
+      </w:r>
+      <w:hyperlink r:id="rId20" w:tgtFrame="_blank" w:history="1">
+        <w:r>
+          <w:rPr>
+            <w:rStyle w:val="Hyperlink"/>
+          </w:rPr>
+          <w:t>GitHub repository's</w:t>
+        </w:r>
+      </w:hyperlink>
+      <w:r>
+        <w:t> Quick Setup page, click on the icon shown and copy the remote repository URL. </w:t>
+      </w:r>
+    </w:p>
+    <w:p>
+      <w:pPr>
+        <w:jc w:val="center"/>
+      </w:pPr>
+      <w:r>
+        <w:lastRenderedPageBreak/>
+        <w:drawing>
+          <wp:inline distT="0" distB="0" distL="0" distR="0" wp14:anchorId="7703A282" wp14:editId="4ACAA424">
+            <wp:extent cx="3886006" cy="2182091"/>
+            <wp:effectExtent l="0" t="0" r="635" b="8890"/>
+            <wp:docPr id="1423543025" name="Picture 1"/>
+            <wp:cNvGraphicFramePr>
+              <a:graphicFrameLocks xmlns:a="http://schemas.openxmlformats.org/drawingml/2006/main" noChangeAspect="1"/>
+            </wp:cNvGraphicFramePr>
+            <a:graphic xmlns:a="http://schemas.openxmlformats.org/drawingml/2006/main">
+              <a:graphicData uri="http://schemas.openxmlformats.org/drawingml/2006/picture">
+                <pic:pic xmlns:pic="http://schemas.openxmlformats.org/drawingml/2006/picture">
+                  <pic:nvPicPr>
+                    <pic:cNvPr id="1423543025" name=""/>
+                    <pic:cNvPicPr/>
+                  </pic:nvPicPr>
+                  <pic:blipFill>
+                    <a:blip r:embed="rId21"/>
+                    <a:stretch>
+                      <a:fillRect/>
+                    </a:stretch>
+                  </pic:blipFill>
+                  <pic:spPr>
+                    <a:xfrm>
+                      <a:off x="0" y="0"/>
+                      <a:ext cx="3897215" cy="2188385"/>
+                    </a:xfrm>
+                    <a:prstGeom prst="rect">
+                      <a:avLst/>
+                    </a:prstGeom>
+                  </pic:spPr>
+                </pic:pic>
+              </a:graphicData>
+            </a:graphic>
+          </wp:inline>
+        </w:drawing>
+      </w:r>
+    </w:p>
+    <w:p>
+      <w:pPr>
+        <w:jc w:val="center"/>
+      </w:pPr>
+    </w:p>
+    <w:p>
+      <w:r>
+        <w:t>Add the remote repository URL to link your local repository with GitHub:</w:t>
+      </w:r>
+    </w:p>
+    <w:p>
+      <w:pPr>
+        <w:rPr>
+          <w:b/>
+          <w:bCs/>
+        </w:rPr>
+      </w:pPr>
+      <w:r>
+        <w:rPr>
+          <w:b/>
+          <w:bCs/>
+        </w:rPr>
+        <w:t>git remote add origin &lt;remote-repository-URL&gt;</w:t>
+      </w:r>
+    </w:p>
+    <w:p>
+      <w:r>
+        <w:t>Verify the configured remote URL:</w:t>
+      </w:r>
+    </w:p>
+    <w:p>
+      <w:pPr>
+        <w:rPr>
+          <w:b/>
+          <w:bCs/>
+        </w:rPr>
+      </w:pPr>
+      <w:r>
+        <w:rPr>
+          <w:b/>
+          <w:bCs/>
+        </w:rPr>
+        <w:t>git remote -v</w:t>
+      </w:r>
+    </w:p>
+    <w:p>
+      <w:r>
+        <w:t>Push the local repository to GitHub:</w:t>
+      </w:r>
+    </w:p>
+    <w:p>
+      <w:pPr>
+        <w:rPr>
+          <w:b/>
+          <w:bCs/>
+        </w:rPr>
+      </w:pPr>
+      <w:r>
+        <w:rPr>
+          <w:b/>
+          <w:bCs/>
+        </w:rPr>
+        <w:t>git branch -M main</w:t>
+      </w:r>
+      <w:r>
+        <w:rPr>
+          <w:b/>
+          <w:bCs/>
+        </w:rPr>
+        <w:br/>
+        <w:t>git push -u origin main  </w:t>
+      </w:r>
+    </w:p>
+    <w:p>
+      <w:pPr>
+        <w:jc w:val="center"/>
+      </w:pPr>
+      <w:r>
+        <w:drawing>
+          <wp:inline distT="0" distB="0" distL="0" distR="0" wp14:anchorId="7E591DB0" wp14:editId="53E4255E">
+            <wp:extent cx="3650673" cy="2027450"/>
+            <wp:effectExtent l="0" t="0" r="6985" b="0"/>
+            <wp:docPr id="1596514134" name="Picture 1"/>
+            <wp:cNvGraphicFramePr>
+              <a:graphicFrameLocks xmlns:a="http://schemas.openxmlformats.org/drawingml/2006/main" noChangeAspect="1"/>
+            </wp:cNvGraphicFramePr>
+            <a:graphic xmlns:a="http://schemas.openxmlformats.org/drawingml/2006/main">
+              <a:graphicData uri="http://schemas.openxmlformats.org/drawingml/2006/picture">
+                <pic:pic xmlns:pic="http://schemas.openxmlformats.org/drawingml/2006/picture">
+                  <pic:nvPicPr>
+                    <pic:cNvPr id="1596514134" name=""/>
+                    <pic:cNvPicPr/>
+                  </pic:nvPicPr>
+                  <pic:blipFill>
+                    <a:blip r:embed="rId22"/>
+                    <a:stretch>
+                      <a:fillRect/>
+                    </a:stretch>
+                  </pic:blipFill>
+                  <pic:spPr>
+                    <a:xfrm>
+                      <a:off x="0" y="0"/>
+                      <a:ext cx="3656955" cy="2030939"/>
+                    </a:xfrm>
+                    <a:prstGeom prst="rect">
+                      <a:avLst/>
+                    </a:prstGeom>
+                  </pic:spPr>
+                </pic:pic>
+              </a:graphicData>
+            </a:graphic>
+          </wp:inline>
+        </w:drawing>
+      </w:r>
+    </w:p>
+    <w:p>
+      <w:r>
+        <w:t>Download changes from a remote repository to your local repository using:</w:t>
+      </w:r>
+    </w:p>
+    <w:p>
+      <w:r>
+        <w:t xml:space="preserve">git </w:t>
+      </w:r>
+      <w:proofErr w:type="gramStart"/>
+      <w:r>
+        <w:t>pull</w:t>
+      </w:r>
+      <w:proofErr w:type="gramEnd"/>
+    </w:p>
+    <w:p>
+      <w:pPr>
+        <w:rPr>
+          <w:b/>
+          <w:bCs/>
+        </w:rPr>
+      </w:pPr>
+      <w:r>
+        <w:rPr>
+          <w:b/>
+          <w:bCs/>
+        </w:rPr>
+        <w:t>Difference between Git and GitHub</w:t>
+      </w:r>
+    </w:p>
+    <w:p>
+      <w:r>
+        <w:t>The below table helps you to understand the difference between Git and GitHub:</w:t>
+      </w:r>
+    </w:p>
+    <w:tbl>
+      <w:tblPr>
+        <w:tblW w:w="0" w:type="auto"/>
+        <w:shd w:val="clear" w:color="auto" w:fill="FFFFFF"/>
+        <w:tblCellMar>
+          <w:left w:w="0" w:type="dxa"/>
+          <w:right w:w="0" w:type="dxa"/>
+        </w:tblCellMar>
+        <w:tblLook w:val="04A0" w:firstRow="1" w:lastRow="0" w:firstColumn="1" w:lastColumn="0" w:noHBand="0" w:noVBand="1"/>
+      </w:tblPr>
+      <w:tblGrid>
+        <w:gridCol w:w="4368"/>
+        <w:gridCol w:w="4652"/>
+      </w:tblGrid>
+      <w:tr>
+        <w:trPr>
+          <w:tblHeader/>
+        </w:trPr>
+        <w:tc>
+          <w:tcPr>
+            <w:tcW w:w="5250" w:type="dxa"/>
+            <w:tcBorders>
+              <w:top w:val="single" w:sz="2" w:space="0" w:color="DFDFDF"/>
+              <w:left w:val="single" w:sz="2" w:space="0" w:color="DFDFDF"/>
+              <w:bottom w:val="single" w:sz="2" w:space="0" w:color="DFDFDF"/>
+              <w:right w:val="single" w:sz="2" w:space="0" w:color="DFDFDF"/>
+            </w:tcBorders>
+            <w:shd w:val="clear" w:color="auto" w:fill="F9F9F9"/>
+            <w:tcMar>
+              <w:top w:w="150" w:type="dxa"/>
+              <w:left w:w="60" w:type="dxa"/>
+              <w:bottom w:w="150" w:type="dxa"/>
+              <w:right w:w="60" w:type="dxa"/>
+            </w:tcMar>
+            <w:vAlign w:val="bottom"/>
+            <w:hideMark/>
+          </w:tcPr>
+          <w:p>
+            <w:r>
+              <w:rPr>
+                <w:b/>
+                <w:bCs/>
+              </w:rPr>
+              <w:lastRenderedPageBreak/>
+              <w:t>Git</w:t>
+            </w:r>
+          </w:p>
+        </w:tc>
+        <w:tc>
+          <w:tcPr>
+            <w:tcW w:w="5250" w:type="dxa"/>
+            <w:tcBorders>
+              <w:top w:val="single" w:sz="2" w:space="0" w:color="DFDFDF"/>
+              <w:left w:val="single" w:sz="2" w:space="0" w:color="DFDFDF"/>
+              <w:bottom w:val="single" w:sz="2" w:space="0" w:color="DFDFDF"/>
+              <w:right w:val="single" w:sz="2" w:space="0" w:color="DFDFDF"/>
+            </w:tcBorders>
+            <w:shd w:val="clear" w:color="auto" w:fill="F9F9F9"/>
+            <w:tcMar>
+              <w:top w:w="150" w:type="dxa"/>
+              <w:left w:w="150" w:type="dxa"/>
+              <w:bottom w:w="150" w:type="dxa"/>
+              <w:right w:w="150" w:type="dxa"/>
+            </w:tcMar>
+            <w:vAlign w:val="bottom"/>
+            <w:hideMark/>
+          </w:tcPr>
+          <w:p>
+            <w:r>
+              <w:rPr>
+                <w:b/>
+                <w:bCs/>
+              </w:rPr>
+              <w:t>GitHub</w:t>
+            </w:r>
+          </w:p>
+        </w:tc>
+      </w:tr>
+      <w:tr>
+        <w:tc>
+          <w:tcPr>
+            <w:tcW w:w="5250" w:type="dxa"/>
+            <w:tcBorders>
+              <w:top w:val="single" w:sz="2" w:space="0" w:color="DFDFDF"/>
+              <w:left w:val="single" w:sz="2" w:space="0" w:color="DFDFDF"/>
+              <w:bottom w:val="single" w:sz="2" w:space="0" w:color="DFDFDF"/>
+              <w:right w:val="single" w:sz="2" w:space="0" w:color="DFDFDF"/>
+            </w:tcBorders>
+            <w:shd w:val="clear" w:color="auto" w:fill="FFFFFF"/>
+            <w:tcMar>
+              <w:top w:w="210" w:type="dxa"/>
+              <w:left w:w="150" w:type="dxa"/>
+              <w:bottom w:w="210" w:type="dxa"/>
+              <w:right w:w="150" w:type="dxa"/>
+            </w:tcMar>
+            <w:vAlign w:val="center"/>
+            <w:hideMark/>
+          </w:tcPr>
+          <w:p>
+            <w:r>
+              <w:t>Git is a distributed version control system (DVCS).</w:t>
+            </w:r>
+          </w:p>
+        </w:tc>
+        <w:tc>
+          <w:tcPr>
+            <w:tcW w:w="5250" w:type="dxa"/>
+            <w:tcBorders>
+              <w:top w:val="single" w:sz="2" w:space="0" w:color="DFDFDF"/>
+              <w:left w:val="single" w:sz="2" w:space="0" w:color="DFDFDF"/>
+              <w:bottom w:val="single" w:sz="2" w:space="0" w:color="DFDFDF"/>
+              <w:right w:val="single" w:sz="2" w:space="0" w:color="DFDFDF"/>
+            </w:tcBorders>
+            <w:shd w:val="clear" w:color="auto" w:fill="FFFFFF"/>
+            <w:tcMar>
+              <w:top w:w="210" w:type="dxa"/>
+              <w:left w:w="150" w:type="dxa"/>
+              <w:bottom w:w="210" w:type="dxa"/>
+              <w:right w:w="150" w:type="dxa"/>
+            </w:tcMar>
+            <w:vAlign w:val="center"/>
+            <w:hideMark/>
+          </w:tcPr>
+          <w:p>
+            <w:r>
+              <w:t>GitHub is a web-based platform that hosts Git repositories</w:t>
+            </w:r>
+          </w:p>
+        </w:tc>
+      </w:tr>
+      <w:tr>
+        <w:tc>
+          <w:tcPr>
+            <w:tcW w:w="5250" w:type="dxa"/>
+            <w:tcBorders>
+              <w:top w:val="single" w:sz="2" w:space="0" w:color="DFDFDF"/>
+              <w:left w:val="single" w:sz="2" w:space="0" w:color="DFDFDF"/>
+              <w:bottom w:val="single" w:sz="2" w:space="0" w:color="DFDFDF"/>
+              <w:right w:val="single" w:sz="2" w:space="0" w:color="DFDFDF"/>
+            </w:tcBorders>
+            <w:shd w:val="clear" w:color="auto" w:fill="FFFFFF"/>
+            <w:tcMar>
+              <w:top w:w="210" w:type="dxa"/>
+              <w:left w:w="150" w:type="dxa"/>
+              <w:bottom w:w="210" w:type="dxa"/>
+              <w:right w:w="150" w:type="dxa"/>
+            </w:tcMar>
+            <w:vAlign w:val="center"/>
+            <w:hideMark/>
+          </w:tcPr>
+          <w:p>
+            <w:r>
+              <w:t>Tracks changes made to the code by developers.</w:t>
+            </w:r>
+          </w:p>
+        </w:tc>
+        <w:tc>
+          <w:tcPr>
+            <w:tcW w:w="5250" w:type="dxa"/>
+            <w:tcBorders>
+              <w:top w:val="single" w:sz="2" w:space="0" w:color="DFDFDF"/>
+              <w:left w:val="single" w:sz="2" w:space="0" w:color="DFDFDF"/>
+              <w:bottom w:val="single" w:sz="2" w:space="0" w:color="DFDFDF"/>
+              <w:right w:val="single" w:sz="2" w:space="0" w:color="DFDFDF"/>
+            </w:tcBorders>
+            <w:shd w:val="clear" w:color="auto" w:fill="FFFFFF"/>
+            <w:tcMar>
+              <w:top w:w="210" w:type="dxa"/>
+              <w:left w:w="150" w:type="dxa"/>
+              <w:bottom w:w="210" w:type="dxa"/>
+              <w:right w:w="150" w:type="dxa"/>
+            </w:tcMar>
+            <w:vAlign w:val="center"/>
+            <w:hideMark/>
+          </w:tcPr>
+          <w:p>
+            <w:r>
+              <w:t>Provides tools for issues, pull requests, and code reviews.</w:t>
+            </w:r>
+          </w:p>
+        </w:tc>
+      </w:tr>
+      <w:tr>
+        <w:tc>
+          <w:tcPr>
+            <w:tcW w:w="5250" w:type="dxa"/>
+            <w:tcBorders>
+              <w:top w:val="single" w:sz="2" w:space="0" w:color="DFDFDF"/>
+              <w:left w:val="single" w:sz="2" w:space="0" w:color="DFDFDF"/>
+              <w:bottom w:val="single" w:sz="2" w:space="0" w:color="DFDFDF"/>
+              <w:right w:val="single" w:sz="2" w:space="0" w:color="DFDFDF"/>
+            </w:tcBorders>
+            <w:shd w:val="clear" w:color="auto" w:fill="FFFFFF"/>
+            <w:tcMar>
+              <w:top w:w="210" w:type="dxa"/>
+              <w:left w:w="150" w:type="dxa"/>
+              <w:bottom w:w="210" w:type="dxa"/>
+              <w:right w:w="150" w:type="dxa"/>
+            </w:tcMar>
+            <w:vAlign w:val="center"/>
+            <w:hideMark/>
+          </w:tcPr>
+          <w:p>
+            <w:r>
+              <w:t>Works on the command-line interface (CLI).</w:t>
+            </w:r>
+          </w:p>
+        </w:tc>
+        <w:tc>
+          <w:tcPr>
+            <w:tcW w:w="5250" w:type="dxa"/>
+            <w:tcBorders>
+              <w:top w:val="single" w:sz="2" w:space="0" w:color="DFDFDF"/>
+              <w:left w:val="single" w:sz="2" w:space="0" w:color="DFDFDF"/>
+              <w:bottom w:val="single" w:sz="2" w:space="0" w:color="DFDFDF"/>
+              <w:right w:val="single" w:sz="2" w:space="0" w:color="DFDFDF"/>
+            </w:tcBorders>
+            <w:shd w:val="clear" w:color="auto" w:fill="FFFFFF"/>
+            <w:tcMar>
+              <w:top w:w="210" w:type="dxa"/>
+              <w:left w:w="150" w:type="dxa"/>
+              <w:bottom w:w="210" w:type="dxa"/>
+              <w:right w:w="150" w:type="dxa"/>
+            </w:tcMar>
+            <w:vAlign w:val="center"/>
+            <w:hideMark/>
+          </w:tcPr>
+          <w:p>
+            <w:r>
+              <w:t>Provides a web-based graphical interface.</w:t>
+            </w:r>
+          </w:p>
+        </w:tc>
+      </w:tr>
+      <w:tr>
+        <w:tc>
+          <w:tcPr>
+            <w:tcW w:w="5250" w:type="dxa"/>
+            <w:tcBorders>
+              <w:top w:val="single" w:sz="2" w:space="0" w:color="DFDFDF"/>
+              <w:left w:val="single" w:sz="2" w:space="0" w:color="DFDFDF"/>
+              <w:bottom w:val="single" w:sz="2" w:space="0" w:color="DFDFDF"/>
+              <w:right w:val="single" w:sz="2" w:space="0" w:color="DFDFDF"/>
+            </w:tcBorders>
+            <w:shd w:val="clear" w:color="auto" w:fill="FFFFFF"/>
+            <w:tcMar>
+              <w:top w:w="210" w:type="dxa"/>
+              <w:left w:w="150" w:type="dxa"/>
+              <w:bottom w:w="210" w:type="dxa"/>
+              <w:right w:w="150" w:type="dxa"/>
+            </w:tcMar>
+            <w:vAlign w:val="center"/>
+            <w:hideMark/>
+          </w:tcPr>
+          <w:p>
+            <w:r>
+              <w:t>Runs on a developer’s local machine.</w:t>
+            </w:r>
+          </w:p>
+        </w:tc>
+        <w:tc>
+          <w:tcPr>
+            <w:tcW w:w="5250" w:type="dxa"/>
+            <w:tcBorders>
+              <w:top w:val="single" w:sz="2" w:space="0" w:color="DFDFDF"/>
+              <w:left w:val="single" w:sz="2" w:space="0" w:color="DFDFDF"/>
+              <w:bottom w:val="single" w:sz="2" w:space="0" w:color="DFDFDF"/>
+              <w:right w:val="single" w:sz="2" w:space="0" w:color="DFDFDF"/>
+            </w:tcBorders>
+            <w:shd w:val="clear" w:color="auto" w:fill="FFFFFF"/>
+            <w:tcMar>
+              <w:top w:w="210" w:type="dxa"/>
+              <w:left w:w="150" w:type="dxa"/>
+              <w:bottom w:w="210" w:type="dxa"/>
+              <w:right w:w="150" w:type="dxa"/>
+            </w:tcMar>
+            <w:vAlign w:val="center"/>
+            <w:hideMark/>
+          </w:tcPr>
+          <w:p>
+            <w:r>
+              <w:t>Acts as a remote hosting service.</w:t>
+            </w:r>
+          </w:p>
+        </w:tc>
+      </w:tr>
+      <w:tr>
+        <w:tc>
+          <w:tcPr>
+            <w:tcW w:w="0" w:type="auto"/>
+            <w:tcBorders>
+              <w:top w:val="single" w:sz="2" w:space="0" w:color="DFDFDF"/>
+              <w:left w:val="single" w:sz="2" w:space="0" w:color="DFDFDF"/>
+              <w:bottom w:val="single" w:sz="2" w:space="0" w:color="DFDFDF"/>
+              <w:right w:val="single" w:sz="2" w:space="0" w:color="DFDFDF"/>
+            </w:tcBorders>
+            <w:shd w:val="clear" w:color="auto" w:fill="FFFFFF"/>
+            <w:tcMar>
+              <w:top w:w="210" w:type="dxa"/>
+              <w:left w:w="150" w:type="dxa"/>
+              <w:bottom w:w="210" w:type="dxa"/>
+              <w:right w:w="150" w:type="dxa"/>
+            </w:tcMar>
+            <w:vAlign w:val="center"/>
+            <w:hideMark/>
+          </w:tcPr>
+          <w:p>
+            <w:r>
+              <w:t>Allows committing changes, creating branches, and merging code locally.</w:t>
+            </w:r>
+          </w:p>
+        </w:tc>
+        <w:tc>
+          <w:tcPr>
+            <w:tcW w:w="0" w:type="auto"/>
+            <w:tcBorders>
+              <w:top w:val="single" w:sz="2" w:space="0" w:color="DFDFDF"/>
+              <w:left w:val="single" w:sz="2" w:space="0" w:color="DFDFDF"/>
+              <w:bottom w:val="single" w:sz="2" w:space="0" w:color="DFDFDF"/>
+              <w:right w:val="single" w:sz="2" w:space="0" w:color="DFDFDF"/>
+            </w:tcBorders>
+            <w:shd w:val="clear" w:color="auto" w:fill="FFFFFF"/>
+            <w:tcMar>
+              <w:top w:w="210" w:type="dxa"/>
+              <w:left w:w="150" w:type="dxa"/>
+              <w:bottom w:w="210" w:type="dxa"/>
+              <w:right w:w="150" w:type="dxa"/>
+            </w:tcMar>
+            <w:vAlign w:val="center"/>
+            <w:hideMark/>
+          </w:tcPr>
+          <w:p>
+            <w:r>
+              <w:t>Enables collaboration by allowing developers to pull and push code remotely.</w:t>
+            </w:r>
+          </w:p>
+        </w:tc>
+      </w:tr>
+    </w:tbl>
+    <w:p>
+      <w:pPr>
+        <w:rPr>
+          <w:b/>
+          <w:bCs/>
+        </w:rPr>
+      </w:pPr>
+      <w:r>
+        <w:rPr>
+          <w:b/>
+          <w:bCs/>
+        </w:rPr>
+        <w:t>Companies and Projects Using Git  </w:t>
+      </w:r>
+    </w:p>
+    <w:p>
+      <w:pPr>
+        <w:numPr>
+          <w:ilvl w:val="0"/>
+          <w:numId w:val="25"/>
+        </w:numPr>
+      </w:pPr>
+      <w:r>
+        <w:t>Used by leading tech companies such as Google, Microsoft, Meta, Netflix, and LinkedIn</w:t>
+      </w:r>
+    </w:p>
+    <w:p>
+      <w:pPr>
+        <w:numPr>
+          <w:ilvl w:val="0"/>
+          <w:numId w:val="26"/>
+        </w:numPr>
+      </w:pPr>
+      <w:r>
+        <w:t>Widely adopted in major open-source projects like the Linux kernel, Ruby on Rails, jQuery, Debian, and Perl.</w:t>
+      </w:r>
+    </w:p>
     <w:p/>
     <w:sectPr>
-      <w:headerReference w:type="default" r:id="rId7"/>
+      <w:headerReference w:type="default" r:id="rId23"/>
       <w:pgSz w:w="11906" w:h="16838"/>
       <w:pgMar w:top="1440" w:right="1440" w:bottom="1440" w:left="1440" w:header="708" w:footer="708" w:gutter="0"/>
       <w:cols w:space="708"/>
@@ -661,6 +3118,155 @@
     </w:lvl>
   </w:abstractNum>
   <w:abstractNum w:abstractNumId="1" w15:restartNumberingAfterBreak="0">
+    <w:nsid w:val="1D394532"/>
+    <w:multiLevelType w:val="multilevel"/>
+    <w:tmpl w:val="96E0AF08"/>
+    <w:lvl w:ilvl="0">
+      <w:start w:val="1"/>
+      <w:numFmt w:val="bullet"/>
+      <w:lvlText w:val=""/>
+      <w:lvlJc w:val="left"/>
+      <w:pPr>
+        <w:tabs>
+          <w:tab w:val="num" w:pos="720"/>
+        </w:tabs>
+        <w:ind w:left="720" w:hanging="360"/>
+      </w:pPr>
+      <w:rPr>
+        <w:rFonts w:ascii="Symbol" w:hAnsi="Symbol" w:hint="default"/>
+        <w:sz w:val="20"/>
+      </w:rPr>
+    </w:lvl>
+    <w:lvl w:ilvl="1" w:tentative="1">
+      <w:start w:val="1"/>
+      <w:numFmt w:val="bullet"/>
+      <w:lvlText w:val=""/>
+      <w:lvlJc w:val="left"/>
+      <w:pPr>
+        <w:tabs>
+          <w:tab w:val="num" w:pos="1440"/>
+        </w:tabs>
+        <w:ind w:left="1440" w:hanging="360"/>
+      </w:pPr>
+      <w:rPr>
+        <w:rFonts w:ascii="Symbol" w:hAnsi="Symbol" w:hint="default"/>
+        <w:sz w:val="20"/>
+      </w:rPr>
+    </w:lvl>
+    <w:lvl w:ilvl="2" w:tentative="1">
+      <w:start w:val="1"/>
+      <w:numFmt w:val="bullet"/>
+      <w:lvlText w:val=""/>
+      <w:lvlJc w:val="left"/>
+      <w:pPr>
+        <w:tabs>
+          <w:tab w:val="num" w:pos="2160"/>
+        </w:tabs>
+        <w:ind w:left="2160" w:hanging="360"/>
+      </w:pPr>
+      <w:rPr>
+        <w:rFonts w:ascii="Symbol" w:hAnsi="Symbol" w:hint="default"/>
+        <w:sz w:val="20"/>
+      </w:rPr>
+    </w:lvl>
+    <w:lvl w:ilvl="3" w:tentative="1">
+      <w:start w:val="1"/>
+      <w:numFmt w:val="bullet"/>
+      <w:lvlText w:val=""/>
+      <w:lvlJc w:val="left"/>
+      <w:pPr>
+        <w:tabs>
+          <w:tab w:val="num" w:pos="2880"/>
+        </w:tabs>
+        <w:ind w:left="2880" w:hanging="360"/>
+      </w:pPr>
+      <w:rPr>
+        <w:rFonts w:ascii="Symbol" w:hAnsi="Symbol" w:hint="default"/>
+        <w:sz w:val="20"/>
+      </w:rPr>
+    </w:lvl>
+    <w:lvl w:ilvl="4" w:tentative="1">
+      <w:start w:val="1"/>
+      <w:numFmt w:val="bullet"/>
+      <w:lvlText w:val=""/>
+      <w:lvlJc w:val="left"/>
+      <w:pPr>
+        <w:tabs>
+          <w:tab w:val="num" w:pos="3600"/>
+        </w:tabs>
+        <w:ind w:left="3600" w:hanging="360"/>
+      </w:pPr>
+      <w:rPr>
+        <w:rFonts w:ascii="Symbol" w:hAnsi="Symbol" w:hint="default"/>
+        <w:sz w:val="20"/>
+      </w:rPr>
+    </w:lvl>
+    <w:lvl w:ilvl="5" w:tentative="1">
+      <w:start w:val="1"/>
+      <w:numFmt w:val="bullet"/>
+      <w:lvlText w:val=""/>
+      <w:lvlJc w:val="left"/>
+      <w:pPr>
+        <w:tabs>
+          <w:tab w:val="num" w:pos="4320"/>
+        </w:tabs>
+        <w:ind w:left="4320" w:hanging="360"/>
+      </w:pPr>
+      <w:rPr>
+        <w:rFonts w:ascii="Symbol" w:hAnsi="Symbol" w:hint="default"/>
+        <w:sz w:val="20"/>
+      </w:rPr>
+    </w:lvl>
+    <w:lvl w:ilvl="6" w:tentative="1">
+      <w:start w:val="1"/>
+      <w:numFmt w:val="bullet"/>
+      <w:lvlText w:val=""/>
+      <w:lvlJc w:val="left"/>
+      <w:pPr>
+        <w:tabs>
+          <w:tab w:val="num" w:pos="5040"/>
+        </w:tabs>
+        <w:ind w:left="5040" w:hanging="360"/>
+      </w:pPr>
+      <w:rPr>
+        <w:rFonts w:ascii="Symbol" w:hAnsi="Symbol" w:hint="default"/>
+        <w:sz w:val="20"/>
+      </w:rPr>
+    </w:lvl>
+    <w:lvl w:ilvl="7" w:tentative="1">
+      <w:start w:val="1"/>
+      <w:numFmt w:val="bullet"/>
+      <w:lvlText w:val=""/>
+      <w:lvlJc w:val="left"/>
+      <w:pPr>
+        <w:tabs>
+          <w:tab w:val="num" w:pos="5760"/>
+        </w:tabs>
+        <w:ind w:left="5760" w:hanging="360"/>
+      </w:pPr>
+      <w:rPr>
+        <w:rFonts w:ascii="Symbol" w:hAnsi="Symbol" w:hint="default"/>
+        <w:sz w:val="20"/>
+      </w:rPr>
+    </w:lvl>
+    <w:lvl w:ilvl="8" w:tentative="1">
+      <w:start w:val="1"/>
+      <w:numFmt w:val="bullet"/>
+      <w:lvlText w:val=""/>
+      <w:lvlJc w:val="left"/>
+      <w:pPr>
+        <w:tabs>
+          <w:tab w:val="num" w:pos="6480"/>
+        </w:tabs>
+        <w:ind w:left="6480" w:hanging="360"/>
+      </w:pPr>
+      <w:rPr>
+        <w:rFonts w:ascii="Symbol" w:hAnsi="Symbol" w:hint="default"/>
+        <w:sz w:val="20"/>
+      </w:rPr>
+    </w:lvl>
+  </w:abstractNum>
+  <w:abstractNum w:abstractNumId="2" w15:restartNumberingAfterBreak="0">
     <w:nsid w:val="209F1C6F"/>
     <w:multiLevelType w:val="multilevel"/>
     <w:tmpl w:val="F326A8C0"/>
@@ -809,7 +3415,7 @@
       </w:rPr>
     </w:lvl>
   </w:abstractNum>
-  <w:abstractNum w:abstractNumId="2" w15:restartNumberingAfterBreak="0">
+  <w:abstractNum w:abstractNumId="3" w15:restartNumberingAfterBreak="0">
     <w:nsid w:val="2882484F"/>
     <w:multiLevelType w:val="multilevel"/>
     <w:tmpl w:val="720832A2"/>
@@ -958,7 +3564,269 @@
       </w:rPr>
     </w:lvl>
   </w:abstractNum>
-  <w:abstractNum w:abstractNumId="3" w15:restartNumberingAfterBreak="0">
+  <w:abstractNum w:abstractNumId="4" w15:restartNumberingAfterBreak="0">
+    <w:nsid w:val="298219DC"/>
+    <w:multiLevelType w:val="multilevel"/>
+    <w:tmpl w:val="66BE15F0"/>
+    <w:lvl w:ilvl="0">
+      <w:start w:val="1"/>
+      <w:numFmt w:val="decimal"/>
+      <w:lvlText w:val="%1."/>
+      <w:lvlJc w:val="left"/>
+      <w:pPr>
+        <w:tabs>
+          <w:tab w:val="num" w:pos="720"/>
+        </w:tabs>
+        <w:ind w:left="720" w:hanging="360"/>
+      </w:pPr>
+    </w:lvl>
+    <w:lvl w:ilvl="1" w:tentative="1">
+      <w:start w:val="1"/>
+      <w:numFmt w:val="decimal"/>
+      <w:lvlText w:val="%2."/>
+      <w:lvlJc w:val="left"/>
+      <w:pPr>
+        <w:tabs>
+          <w:tab w:val="num" w:pos="1440"/>
+        </w:tabs>
+        <w:ind w:left="1440" w:hanging="360"/>
+      </w:pPr>
+    </w:lvl>
+    <w:lvl w:ilvl="2" w:tentative="1">
+      <w:start w:val="1"/>
+      <w:numFmt w:val="decimal"/>
+      <w:lvlText w:val="%3."/>
+      <w:lvlJc w:val="left"/>
+      <w:pPr>
+        <w:tabs>
+          <w:tab w:val="num" w:pos="2160"/>
+        </w:tabs>
+        <w:ind w:left="2160" w:hanging="360"/>
+      </w:pPr>
+    </w:lvl>
+    <w:lvl w:ilvl="3" w:tentative="1">
+      <w:start w:val="1"/>
+      <w:numFmt w:val="decimal"/>
+      <w:lvlText w:val="%4."/>
+      <w:lvlJc w:val="left"/>
+      <w:pPr>
+        <w:tabs>
+          <w:tab w:val="num" w:pos="2880"/>
+        </w:tabs>
+        <w:ind w:left="2880" w:hanging="360"/>
+      </w:pPr>
+    </w:lvl>
+    <w:lvl w:ilvl="4" w:tentative="1">
+      <w:start w:val="1"/>
+      <w:numFmt w:val="decimal"/>
+      <w:lvlText w:val="%5."/>
+      <w:lvlJc w:val="left"/>
+      <w:pPr>
+        <w:tabs>
+          <w:tab w:val="num" w:pos="3600"/>
+        </w:tabs>
+        <w:ind w:left="3600" w:hanging="360"/>
+      </w:pPr>
+    </w:lvl>
+    <w:lvl w:ilvl="5" w:tentative="1">
+      <w:start w:val="1"/>
+      <w:numFmt w:val="decimal"/>
+      <w:lvlText w:val="%6."/>
+      <w:lvlJc w:val="left"/>
+      <w:pPr>
+        <w:tabs>
+          <w:tab w:val="num" w:pos="4320"/>
+        </w:tabs>
+        <w:ind w:left="4320" w:hanging="360"/>
+      </w:pPr>
+    </w:lvl>
+    <w:lvl w:ilvl="6" w:tentative="1">
+      <w:start w:val="1"/>
+      <w:numFmt w:val="decimal"/>
+      <w:lvlText w:val="%7."/>
+      <w:lvlJc w:val="left"/>
+      <w:pPr>
+        <w:tabs>
+          <w:tab w:val="num" w:pos="5040"/>
+        </w:tabs>
+        <w:ind w:left="5040" w:hanging="360"/>
+      </w:pPr>
+    </w:lvl>
+    <w:lvl w:ilvl="7" w:tentative="1">
+      <w:start w:val="1"/>
+      <w:numFmt w:val="decimal"/>
+      <w:lvlText w:val="%8."/>
+      <w:lvlJc w:val="left"/>
+      <w:pPr>
+        <w:tabs>
+          <w:tab w:val="num" w:pos="5760"/>
+        </w:tabs>
+        <w:ind w:left="5760" w:hanging="360"/>
+      </w:pPr>
+    </w:lvl>
+    <w:lvl w:ilvl="8" w:tentative="1">
+      <w:start w:val="1"/>
+      <w:numFmt w:val="decimal"/>
+      <w:lvlText w:val="%9."/>
+      <w:lvlJc w:val="left"/>
+      <w:pPr>
+        <w:tabs>
+          <w:tab w:val="num" w:pos="6480"/>
+        </w:tabs>
+        <w:ind w:left="6480" w:hanging="360"/>
+      </w:pPr>
+    </w:lvl>
+  </w:abstractNum>
+  <w:abstractNum w:abstractNumId="5" w15:restartNumberingAfterBreak="0">
+    <w:nsid w:val="37AE5FC5"/>
+    <w:multiLevelType w:val="multilevel"/>
+    <w:tmpl w:val="BB16F4E2"/>
+    <w:lvl w:ilvl="0">
+      <w:start w:val="1"/>
+      <w:numFmt w:val="bullet"/>
+      <w:lvlText w:val=""/>
+      <w:lvlJc w:val="left"/>
+      <w:pPr>
+        <w:tabs>
+          <w:tab w:val="num" w:pos="720"/>
+        </w:tabs>
+        <w:ind w:left="720" w:hanging="360"/>
+      </w:pPr>
+      <w:rPr>
+        <w:rFonts w:ascii="Symbol" w:hAnsi="Symbol" w:hint="default"/>
+        <w:sz w:val="20"/>
+      </w:rPr>
+    </w:lvl>
+    <w:lvl w:ilvl="1" w:tentative="1">
+      <w:start w:val="1"/>
+      <w:numFmt w:val="bullet"/>
+      <w:lvlText w:val=""/>
+      <w:lvlJc w:val="left"/>
+      <w:pPr>
+        <w:tabs>
+          <w:tab w:val="num" w:pos="1440"/>
+        </w:tabs>
+        <w:ind w:left="1440" w:hanging="360"/>
+      </w:pPr>
+      <w:rPr>
+        <w:rFonts w:ascii="Symbol" w:hAnsi="Symbol" w:hint="default"/>
+        <w:sz w:val="20"/>
+      </w:rPr>
+    </w:lvl>
+    <w:lvl w:ilvl="2" w:tentative="1">
+      <w:start w:val="1"/>
+      <w:numFmt w:val="bullet"/>
+      <w:lvlText w:val=""/>
+      <w:lvlJc w:val="left"/>
+      <w:pPr>
+        <w:tabs>
+          <w:tab w:val="num" w:pos="2160"/>
+        </w:tabs>
+        <w:ind w:left="2160" w:hanging="360"/>
+      </w:pPr>
+      <w:rPr>
+        <w:rFonts w:ascii="Symbol" w:hAnsi="Symbol" w:hint="default"/>
+        <w:sz w:val="20"/>
+      </w:rPr>
+    </w:lvl>
+    <w:lvl w:ilvl="3" w:tentative="1">
+      <w:start w:val="1"/>
+      <w:numFmt w:val="bullet"/>
+      <w:lvlText w:val=""/>
+      <w:lvlJc w:val="left"/>
+      <w:pPr>
+        <w:tabs>
+          <w:tab w:val="num" w:pos="2880"/>
+        </w:tabs>
+        <w:ind w:left="2880" w:hanging="360"/>
+      </w:pPr>
+      <w:rPr>
+        <w:rFonts w:ascii="Symbol" w:hAnsi="Symbol" w:hint="default"/>
+        <w:sz w:val="20"/>
+      </w:rPr>
+    </w:lvl>
+    <w:lvl w:ilvl="4" w:tentative="1">
+      <w:start w:val="1"/>
+      <w:numFmt w:val="bullet"/>
+      <w:lvlText w:val=""/>
+      <w:lvlJc w:val="left"/>
+      <w:pPr>
+        <w:tabs>
+          <w:tab w:val="num" w:pos="3600"/>
+        </w:tabs>
+        <w:ind w:left="3600" w:hanging="360"/>
+      </w:pPr>
+      <w:rPr>
+        <w:rFonts w:ascii="Symbol" w:hAnsi="Symbol" w:hint="default"/>
+        <w:sz w:val="20"/>
+      </w:rPr>
+    </w:lvl>
+    <w:lvl w:ilvl="5" w:tentative="1">
+      <w:start w:val="1"/>
+      <w:numFmt w:val="bullet"/>
+      <w:lvlText w:val=""/>
+      <w:lvlJc w:val="left"/>
+      <w:pPr>
+        <w:tabs>
+          <w:tab w:val="num" w:pos="4320"/>
+        </w:tabs>
+        <w:ind w:left="4320" w:hanging="360"/>
+      </w:pPr>
+      <w:rPr>
+        <w:rFonts w:ascii="Symbol" w:hAnsi="Symbol" w:hint="default"/>
+        <w:sz w:val="20"/>
+      </w:rPr>
+    </w:lvl>
+    <w:lvl w:ilvl="6" w:tentative="1">
+      <w:start w:val="1"/>
+      <w:numFmt w:val="bullet"/>
+      <w:lvlText w:val=""/>
+      <w:lvlJc w:val="left"/>
+      <w:pPr>
+        <w:tabs>
+          <w:tab w:val="num" w:pos="5040"/>
+        </w:tabs>
+        <w:ind w:left="5040" w:hanging="360"/>
+      </w:pPr>
+      <w:rPr>
+        <w:rFonts w:ascii="Symbol" w:hAnsi="Symbol" w:hint="default"/>
+        <w:sz w:val="20"/>
+      </w:rPr>
+    </w:lvl>
+    <w:lvl w:ilvl="7" w:tentative="1">
+      <w:start w:val="1"/>
+      <w:numFmt w:val="bullet"/>
+      <w:lvlText w:val=""/>
+      <w:lvlJc w:val="left"/>
+      <w:pPr>
+        <w:tabs>
+          <w:tab w:val="num" w:pos="5760"/>
+        </w:tabs>
+        <w:ind w:left="5760" w:hanging="360"/>
+      </w:pPr>
+      <w:rPr>
+        <w:rFonts w:ascii="Symbol" w:hAnsi="Symbol" w:hint="default"/>
+        <w:sz w:val="20"/>
+      </w:rPr>
+    </w:lvl>
+    <w:lvl w:ilvl="8" w:tentative="1">
+      <w:start w:val="1"/>
+      <w:numFmt w:val="bullet"/>
+      <w:lvlText w:val=""/>
+      <w:lvlJc w:val="left"/>
+      <w:pPr>
+        <w:tabs>
+          <w:tab w:val="num" w:pos="6480"/>
+        </w:tabs>
+        <w:ind w:left="6480" w:hanging="360"/>
+      </w:pPr>
+      <w:rPr>
+        <w:rFonts w:ascii="Symbol" w:hAnsi="Symbol" w:hint="default"/>
+        <w:sz w:val="20"/>
+      </w:rPr>
+    </w:lvl>
+  </w:abstractNum>
+  <w:abstractNum w:abstractNumId="6" w15:restartNumberingAfterBreak="0">
     <w:nsid w:val="3A4A5CA8"/>
     <w:multiLevelType w:val="multilevel"/>
     <w:tmpl w:val="C070FC5C"/>
@@ -1107,7 +3975,7 @@
       </w:rPr>
     </w:lvl>
   </w:abstractNum>
-  <w:abstractNum w:abstractNumId="4" w15:restartNumberingAfterBreak="0">
+  <w:abstractNum w:abstractNumId="7" w15:restartNumberingAfterBreak="0">
     <w:nsid w:val="3E9B796C"/>
     <w:multiLevelType w:val="multilevel"/>
     <w:tmpl w:val="0EC609FA"/>
@@ -1256,7 +4124,603 @@
       </w:rPr>
     </w:lvl>
   </w:abstractNum>
-  <w:abstractNum w:abstractNumId="5" w15:restartNumberingAfterBreak="0">
+  <w:abstractNum w:abstractNumId="8" w15:restartNumberingAfterBreak="0">
+    <w:nsid w:val="43334CA2"/>
+    <w:multiLevelType w:val="multilevel"/>
+    <w:tmpl w:val="71AE7AF8"/>
+    <w:lvl w:ilvl="0">
+      <w:start w:val="1"/>
+      <w:numFmt w:val="bullet"/>
+      <w:lvlText w:val=""/>
+      <w:lvlJc w:val="left"/>
+      <w:pPr>
+        <w:tabs>
+          <w:tab w:val="num" w:pos="720"/>
+        </w:tabs>
+        <w:ind w:left="720" w:hanging="360"/>
+      </w:pPr>
+      <w:rPr>
+        <w:rFonts w:ascii="Symbol" w:hAnsi="Symbol" w:hint="default"/>
+        <w:sz w:val="20"/>
+      </w:rPr>
+    </w:lvl>
+    <w:lvl w:ilvl="1" w:tentative="1">
+      <w:start w:val="1"/>
+      <w:numFmt w:val="bullet"/>
+      <w:lvlText w:val=""/>
+      <w:lvlJc w:val="left"/>
+      <w:pPr>
+        <w:tabs>
+          <w:tab w:val="num" w:pos="1440"/>
+        </w:tabs>
+        <w:ind w:left="1440" w:hanging="360"/>
+      </w:pPr>
+      <w:rPr>
+        <w:rFonts w:ascii="Symbol" w:hAnsi="Symbol" w:hint="default"/>
+        <w:sz w:val="20"/>
+      </w:rPr>
+    </w:lvl>
+    <w:lvl w:ilvl="2" w:tentative="1">
+      <w:start w:val="1"/>
+      <w:numFmt w:val="bullet"/>
+      <w:lvlText w:val=""/>
+      <w:lvlJc w:val="left"/>
+      <w:pPr>
+        <w:tabs>
+          <w:tab w:val="num" w:pos="2160"/>
+        </w:tabs>
+        <w:ind w:left="2160" w:hanging="360"/>
+      </w:pPr>
+      <w:rPr>
+        <w:rFonts w:ascii="Symbol" w:hAnsi="Symbol" w:hint="default"/>
+        <w:sz w:val="20"/>
+      </w:rPr>
+    </w:lvl>
+    <w:lvl w:ilvl="3" w:tentative="1">
+      <w:start w:val="1"/>
+      <w:numFmt w:val="bullet"/>
+      <w:lvlText w:val=""/>
+      <w:lvlJc w:val="left"/>
+      <w:pPr>
+        <w:tabs>
+          <w:tab w:val="num" w:pos="2880"/>
+        </w:tabs>
+        <w:ind w:left="2880" w:hanging="360"/>
+      </w:pPr>
+      <w:rPr>
+        <w:rFonts w:ascii="Symbol" w:hAnsi="Symbol" w:hint="default"/>
+        <w:sz w:val="20"/>
+      </w:rPr>
+    </w:lvl>
+    <w:lvl w:ilvl="4" w:tentative="1">
+      <w:start w:val="1"/>
+      <w:numFmt w:val="bullet"/>
+      <w:lvlText w:val=""/>
+      <w:lvlJc w:val="left"/>
+      <w:pPr>
+        <w:tabs>
+          <w:tab w:val="num" w:pos="3600"/>
+        </w:tabs>
+        <w:ind w:left="3600" w:hanging="360"/>
+      </w:pPr>
+      <w:rPr>
+        <w:rFonts w:ascii="Symbol" w:hAnsi="Symbol" w:hint="default"/>
+        <w:sz w:val="20"/>
+      </w:rPr>
+    </w:lvl>
+    <w:lvl w:ilvl="5" w:tentative="1">
+      <w:start w:val="1"/>
+      <w:numFmt w:val="bullet"/>
+      <w:lvlText w:val=""/>
+      <w:lvlJc w:val="left"/>
+      <w:pPr>
+        <w:tabs>
+          <w:tab w:val="num" w:pos="4320"/>
+        </w:tabs>
+        <w:ind w:left="4320" w:hanging="360"/>
+      </w:pPr>
+      <w:rPr>
+        <w:rFonts w:ascii="Symbol" w:hAnsi="Symbol" w:hint="default"/>
+        <w:sz w:val="20"/>
+      </w:rPr>
+    </w:lvl>
+    <w:lvl w:ilvl="6" w:tentative="1">
+      <w:start w:val="1"/>
+      <w:numFmt w:val="bullet"/>
+      <w:lvlText w:val=""/>
+      <w:lvlJc w:val="left"/>
+      <w:pPr>
+        <w:tabs>
+          <w:tab w:val="num" w:pos="5040"/>
+        </w:tabs>
+        <w:ind w:left="5040" w:hanging="360"/>
+      </w:pPr>
+      <w:rPr>
+        <w:rFonts w:ascii="Symbol" w:hAnsi="Symbol" w:hint="default"/>
+        <w:sz w:val="20"/>
+      </w:rPr>
+    </w:lvl>
+    <w:lvl w:ilvl="7" w:tentative="1">
+      <w:start w:val="1"/>
+      <w:numFmt w:val="bullet"/>
+      <w:lvlText w:val=""/>
+      <w:lvlJc w:val="left"/>
+      <w:pPr>
+        <w:tabs>
+          <w:tab w:val="num" w:pos="5760"/>
+        </w:tabs>
+        <w:ind w:left="5760" w:hanging="360"/>
+      </w:pPr>
+      <w:rPr>
+        <w:rFonts w:ascii="Symbol" w:hAnsi="Symbol" w:hint="default"/>
+        <w:sz w:val="20"/>
+      </w:rPr>
+    </w:lvl>
+    <w:lvl w:ilvl="8" w:tentative="1">
+      <w:start w:val="1"/>
+      <w:numFmt w:val="bullet"/>
+      <w:lvlText w:val=""/>
+      <w:lvlJc w:val="left"/>
+      <w:pPr>
+        <w:tabs>
+          <w:tab w:val="num" w:pos="6480"/>
+        </w:tabs>
+        <w:ind w:left="6480" w:hanging="360"/>
+      </w:pPr>
+      <w:rPr>
+        <w:rFonts w:ascii="Symbol" w:hAnsi="Symbol" w:hint="default"/>
+        <w:sz w:val="20"/>
+      </w:rPr>
+    </w:lvl>
+  </w:abstractNum>
+  <w:abstractNum w:abstractNumId="9" w15:restartNumberingAfterBreak="0">
+    <w:nsid w:val="44496AB9"/>
+    <w:multiLevelType w:val="multilevel"/>
+    <w:tmpl w:val="06C29DE4"/>
+    <w:lvl w:ilvl="0">
+      <w:start w:val="1"/>
+      <w:numFmt w:val="bullet"/>
+      <w:lvlText w:val=""/>
+      <w:lvlJc w:val="left"/>
+      <w:pPr>
+        <w:tabs>
+          <w:tab w:val="num" w:pos="720"/>
+        </w:tabs>
+        <w:ind w:left="720" w:hanging="360"/>
+      </w:pPr>
+      <w:rPr>
+        <w:rFonts w:ascii="Symbol" w:hAnsi="Symbol" w:hint="default"/>
+        <w:sz w:val="20"/>
+      </w:rPr>
+    </w:lvl>
+    <w:lvl w:ilvl="1" w:tentative="1">
+      <w:start w:val="1"/>
+      <w:numFmt w:val="bullet"/>
+      <w:lvlText w:val=""/>
+      <w:lvlJc w:val="left"/>
+      <w:pPr>
+        <w:tabs>
+          <w:tab w:val="num" w:pos="1440"/>
+        </w:tabs>
+        <w:ind w:left="1440" w:hanging="360"/>
+      </w:pPr>
+      <w:rPr>
+        <w:rFonts w:ascii="Symbol" w:hAnsi="Symbol" w:hint="default"/>
+        <w:sz w:val="20"/>
+      </w:rPr>
+    </w:lvl>
+    <w:lvl w:ilvl="2" w:tentative="1">
+      <w:start w:val="1"/>
+      <w:numFmt w:val="bullet"/>
+      <w:lvlText w:val=""/>
+      <w:lvlJc w:val="left"/>
+      <w:pPr>
+        <w:tabs>
+          <w:tab w:val="num" w:pos="2160"/>
+        </w:tabs>
+        <w:ind w:left="2160" w:hanging="360"/>
+      </w:pPr>
+      <w:rPr>
+        <w:rFonts w:ascii="Symbol" w:hAnsi="Symbol" w:hint="default"/>
+        <w:sz w:val="20"/>
+      </w:rPr>
+    </w:lvl>
+    <w:lvl w:ilvl="3" w:tentative="1">
+      <w:start w:val="1"/>
+      <w:numFmt w:val="bullet"/>
+      <w:lvlText w:val=""/>
+      <w:lvlJc w:val="left"/>
+      <w:pPr>
+        <w:tabs>
+          <w:tab w:val="num" w:pos="2880"/>
+        </w:tabs>
+        <w:ind w:left="2880" w:hanging="360"/>
+      </w:pPr>
+      <w:rPr>
+        <w:rFonts w:ascii="Symbol" w:hAnsi="Symbol" w:hint="default"/>
+        <w:sz w:val="20"/>
+      </w:rPr>
+    </w:lvl>
+    <w:lvl w:ilvl="4" w:tentative="1">
+      <w:start w:val="1"/>
+      <w:numFmt w:val="bullet"/>
+      <w:lvlText w:val=""/>
+      <w:lvlJc w:val="left"/>
+      <w:pPr>
+        <w:tabs>
+          <w:tab w:val="num" w:pos="3600"/>
+        </w:tabs>
+        <w:ind w:left="3600" w:hanging="360"/>
+      </w:pPr>
+      <w:rPr>
+        <w:rFonts w:ascii="Symbol" w:hAnsi="Symbol" w:hint="default"/>
+        <w:sz w:val="20"/>
+      </w:rPr>
+    </w:lvl>
+    <w:lvl w:ilvl="5" w:tentative="1">
+      <w:start w:val="1"/>
+      <w:numFmt w:val="bullet"/>
+      <w:lvlText w:val=""/>
+      <w:lvlJc w:val="left"/>
+      <w:pPr>
+        <w:tabs>
+          <w:tab w:val="num" w:pos="4320"/>
+        </w:tabs>
+        <w:ind w:left="4320" w:hanging="360"/>
+      </w:pPr>
+      <w:rPr>
+        <w:rFonts w:ascii="Symbol" w:hAnsi="Symbol" w:hint="default"/>
+        <w:sz w:val="20"/>
+      </w:rPr>
+    </w:lvl>
+    <w:lvl w:ilvl="6" w:tentative="1">
+      <w:start w:val="1"/>
+      <w:numFmt w:val="bullet"/>
+      <w:lvlText w:val=""/>
+      <w:lvlJc w:val="left"/>
+      <w:pPr>
+        <w:tabs>
+          <w:tab w:val="num" w:pos="5040"/>
+        </w:tabs>
+        <w:ind w:left="5040" w:hanging="360"/>
+      </w:pPr>
+      <w:rPr>
+        <w:rFonts w:ascii="Symbol" w:hAnsi="Symbol" w:hint="default"/>
+        <w:sz w:val="20"/>
+      </w:rPr>
+    </w:lvl>
+    <w:lvl w:ilvl="7" w:tentative="1">
+      <w:start w:val="1"/>
+      <w:numFmt w:val="bullet"/>
+      <w:lvlText w:val=""/>
+      <w:lvlJc w:val="left"/>
+      <w:pPr>
+        <w:tabs>
+          <w:tab w:val="num" w:pos="5760"/>
+        </w:tabs>
+        <w:ind w:left="5760" w:hanging="360"/>
+      </w:pPr>
+      <w:rPr>
+        <w:rFonts w:ascii="Symbol" w:hAnsi="Symbol" w:hint="default"/>
+        <w:sz w:val="20"/>
+      </w:rPr>
+    </w:lvl>
+    <w:lvl w:ilvl="8" w:tentative="1">
+      <w:start w:val="1"/>
+      <w:numFmt w:val="bullet"/>
+      <w:lvlText w:val=""/>
+      <w:lvlJc w:val="left"/>
+      <w:pPr>
+        <w:tabs>
+          <w:tab w:val="num" w:pos="6480"/>
+        </w:tabs>
+        <w:ind w:left="6480" w:hanging="360"/>
+      </w:pPr>
+      <w:rPr>
+        <w:rFonts w:ascii="Symbol" w:hAnsi="Symbol" w:hint="default"/>
+        <w:sz w:val="20"/>
+      </w:rPr>
+    </w:lvl>
+  </w:abstractNum>
+  <w:abstractNum w:abstractNumId="10" w15:restartNumberingAfterBreak="0">
+    <w:nsid w:val="503723E0"/>
+    <w:multiLevelType w:val="multilevel"/>
+    <w:tmpl w:val="28A0E9B2"/>
+    <w:lvl w:ilvl="0">
+      <w:start w:val="1"/>
+      <w:numFmt w:val="bullet"/>
+      <w:lvlText w:val=""/>
+      <w:lvlJc w:val="left"/>
+      <w:pPr>
+        <w:tabs>
+          <w:tab w:val="num" w:pos="720"/>
+        </w:tabs>
+        <w:ind w:left="720" w:hanging="360"/>
+      </w:pPr>
+      <w:rPr>
+        <w:rFonts w:ascii="Symbol" w:hAnsi="Symbol" w:hint="default"/>
+        <w:sz w:val="20"/>
+      </w:rPr>
+    </w:lvl>
+    <w:lvl w:ilvl="1" w:tentative="1">
+      <w:start w:val="1"/>
+      <w:numFmt w:val="bullet"/>
+      <w:lvlText w:val=""/>
+      <w:lvlJc w:val="left"/>
+      <w:pPr>
+        <w:tabs>
+          <w:tab w:val="num" w:pos="1440"/>
+        </w:tabs>
+        <w:ind w:left="1440" w:hanging="360"/>
+      </w:pPr>
+      <w:rPr>
+        <w:rFonts w:ascii="Symbol" w:hAnsi="Symbol" w:hint="default"/>
+        <w:sz w:val="20"/>
+      </w:rPr>
+    </w:lvl>
+    <w:lvl w:ilvl="2" w:tentative="1">
+      <w:start w:val="1"/>
+      <w:numFmt w:val="bullet"/>
+      <w:lvlText w:val=""/>
+      <w:lvlJc w:val="left"/>
+      <w:pPr>
+        <w:tabs>
+          <w:tab w:val="num" w:pos="2160"/>
+        </w:tabs>
+        <w:ind w:left="2160" w:hanging="360"/>
+      </w:pPr>
+      <w:rPr>
+        <w:rFonts w:ascii="Symbol" w:hAnsi="Symbol" w:hint="default"/>
+        <w:sz w:val="20"/>
+      </w:rPr>
+    </w:lvl>
+    <w:lvl w:ilvl="3" w:tentative="1">
+      <w:start w:val="1"/>
+      <w:numFmt w:val="bullet"/>
+      <w:lvlText w:val=""/>
+      <w:lvlJc w:val="left"/>
+      <w:pPr>
+        <w:tabs>
+          <w:tab w:val="num" w:pos="2880"/>
+        </w:tabs>
+        <w:ind w:left="2880" w:hanging="360"/>
+      </w:pPr>
+      <w:rPr>
+        <w:rFonts w:ascii="Symbol" w:hAnsi="Symbol" w:hint="default"/>
+        <w:sz w:val="20"/>
+      </w:rPr>
+    </w:lvl>
+    <w:lvl w:ilvl="4" w:tentative="1">
+      <w:start w:val="1"/>
+      <w:numFmt w:val="bullet"/>
+      <w:lvlText w:val=""/>
+      <w:lvlJc w:val="left"/>
+      <w:pPr>
+        <w:tabs>
+          <w:tab w:val="num" w:pos="3600"/>
+        </w:tabs>
+        <w:ind w:left="3600" w:hanging="360"/>
+      </w:pPr>
+      <w:rPr>
+        <w:rFonts w:ascii="Symbol" w:hAnsi="Symbol" w:hint="default"/>
+        <w:sz w:val="20"/>
+      </w:rPr>
+    </w:lvl>
+    <w:lvl w:ilvl="5" w:tentative="1">
+      <w:start w:val="1"/>
+      <w:numFmt w:val="bullet"/>
+      <w:lvlText w:val=""/>
+      <w:lvlJc w:val="left"/>
+      <w:pPr>
+        <w:tabs>
+          <w:tab w:val="num" w:pos="4320"/>
+        </w:tabs>
+        <w:ind w:left="4320" w:hanging="360"/>
+      </w:pPr>
+      <w:rPr>
+        <w:rFonts w:ascii="Symbol" w:hAnsi="Symbol" w:hint="default"/>
+        <w:sz w:val="20"/>
+      </w:rPr>
+    </w:lvl>
+    <w:lvl w:ilvl="6" w:tentative="1">
+      <w:start w:val="1"/>
+      <w:numFmt w:val="bullet"/>
+      <w:lvlText w:val=""/>
+      <w:lvlJc w:val="left"/>
+      <w:pPr>
+        <w:tabs>
+          <w:tab w:val="num" w:pos="5040"/>
+        </w:tabs>
+        <w:ind w:left="5040" w:hanging="360"/>
+      </w:pPr>
+      <w:rPr>
+        <w:rFonts w:ascii="Symbol" w:hAnsi="Symbol" w:hint="default"/>
+        <w:sz w:val="20"/>
+      </w:rPr>
+    </w:lvl>
+    <w:lvl w:ilvl="7" w:tentative="1">
+      <w:start w:val="1"/>
+      <w:numFmt w:val="bullet"/>
+      <w:lvlText w:val=""/>
+      <w:lvlJc w:val="left"/>
+      <w:pPr>
+        <w:tabs>
+          <w:tab w:val="num" w:pos="5760"/>
+        </w:tabs>
+        <w:ind w:left="5760" w:hanging="360"/>
+      </w:pPr>
+      <w:rPr>
+        <w:rFonts w:ascii="Symbol" w:hAnsi="Symbol" w:hint="default"/>
+        <w:sz w:val="20"/>
+      </w:rPr>
+    </w:lvl>
+    <w:lvl w:ilvl="8" w:tentative="1">
+      <w:start w:val="1"/>
+      <w:numFmt w:val="bullet"/>
+      <w:lvlText w:val=""/>
+      <w:lvlJc w:val="left"/>
+      <w:pPr>
+        <w:tabs>
+          <w:tab w:val="num" w:pos="6480"/>
+        </w:tabs>
+        <w:ind w:left="6480" w:hanging="360"/>
+      </w:pPr>
+      <w:rPr>
+        <w:rFonts w:ascii="Symbol" w:hAnsi="Symbol" w:hint="default"/>
+        <w:sz w:val="20"/>
+      </w:rPr>
+    </w:lvl>
+  </w:abstractNum>
+  <w:abstractNum w:abstractNumId="11" w15:restartNumberingAfterBreak="0">
+    <w:nsid w:val="532C7BF7"/>
+    <w:multiLevelType w:val="multilevel"/>
+    <w:tmpl w:val="FEA22D80"/>
+    <w:lvl w:ilvl="0">
+      <w:start w:val="1"/>
+      <w:numFmt w:val="bullet"/>
+      <w:lvlText w:val=""/>
+      <w:lvlJc w:val="left"/>
+      <w:pPr>
+        <w:tabs>
+          <w:tab w:val="num" w:pos="720"/>
+        </w:tabs>
+        <w:ind w:left="720" w:hanging="360"/>
+      </w:pPr>
+      <w:rPr>
+        <w:rFonts w:ascii="Symbol" w:hAnsi="Symbol" w:hint="default"/>
+        <w:sz w:val="20"/>
+      </w:rPr>
+    </w:lvl>
+    <w:lvl w:ilvl="1" w:tentative="1">
+      <w:start w:val="1"/>
+      <w:numFmt w:val="bullet"/>
+      <w:lvlText w:val=""/>
+      <w:lvlJc w:val="left"/>
+      <w:pPr>
+        <w:tabs>
+          <w:tab w:val="num" w:pos="1440"/>
+        </w:tabs>
+        <w:ind w:left="1440" w:hanging="360"/>
+      </w:pPr>
+      <w:rPr>
+        <w:rFonts w:ascii="Symbol" w:hAnsi="Symbol" w:hint="default"/>
+        <w:sz w:val="20"/>
+      </w:rPr>
+    </w:lvl>
+    <w:lvl w:ilvl="2" w:tentative="1">
+      <w:start w:val="1"/>
+      <w:numFmt w:val="bullet"/>
+      <w:lvlText w:val=""/>
+      <w:lvlJc w:val="left"/>
+      <w:pPr>
+        <w:tabs>
+          <w:tab w:val="num" w:pos="2160"/>
+        </w:tabs>
+        <w:ind w:left="2160" w:hanging="360"/>
+      </w:pPr>
+      <w:rPr>
+        <w:rFonts w:ascii="Symbol" w:hAnsi="Symbol" w:hint="default"/>
+        <w:sz w:val="20"/>
+      </w:rPr>
+    </w:lvl>
+    <w:lvl w:ilvl="3" w:tentative="1">
+      <w:start w:val="1"/>
+      <w:numFmt w:val="bullet"/>
+      <w:lvlText w:val=""/>
+      <w:lvlJc w:val="left"/>
+      <w:pPr>
+        <w:tabs>
+          <w:tab w:val="num" w:pos="2880"/>
+        </w:tabs>
+        <w:ind w:left="2880" w:hanging="360"/>
+      </w:pPr>
+      <w:rPr>
+        <w:rFonts w:ascii="Symbol" w:hAnsi="Symbol" w:hint="default"/>
+        <w:sz w:val="20"/>
+      </w:rPr>
+    </w:lvl>
+    <w:lvl w:ilvl="4" w:tentative="1">
+      <w:start w:val="1"/>
+      <w:numFmt w:val="bullet"/>
+      <w:lvlText w:val=""/>
+      <w:lvlJc w:val="left"/>
+      <w:pPr>
+        <w:tabs>
+          <w:tab w:val="num" w:pos="3600"/>
+        </w:tabs>
+        <w:ind w:left="3600" w:hanging="360"/>
+      </w:pPr>
+      <w:rPr>
+        <w:rFonts w:ascii="Symbol" w:hAnsi="Symbol" w:hint="default"/>
+        <w:sz w:val="20"/>
+      </w:rPr>
+    </w:lvl>
+    <w:lvl w:ilvl="5" w:tentative="1">
+      <w:start w:val="1"/>
+      <w:numFmt w:val="bullet"/>
+      <w:lvlText w:val=""/>
+      <w:lvlJc w:val="left"/>
+      <w:pPr>
+        <w:tabs>
+          <w:tab w:val="num" w:pos="4320"/>
+        </w:tabs>
+        <w:ind w:left="4320" w:hanging="360"/>
+      </w:pPr>
+      <w:rPr>
+        <w:rFonts w:ascii="Symbol" w:hAnsi="Symbol" w:hint="default"/>
+        <w:sz w:val="20"/>
+      </w:rPr>
+    </w:lvl>
+    <w:lvl w:ilvl="6" w:tentative="1">
+      <w:start w:val="1"/>
+      <w:numFmt w:val="bullet"/>
+      <w:lvlText w:val=""/>
+      <w:lvlJc w:val="left"/>
+      <w:pPr>
+        <w:tabs>
+          <w:tab w:val="num" w:pos="5040"/>
+        </w:tabs>
+        <w:ind w:left="5040" w:hanging="360"/>
+      </w:pPr>
+      <w:rPr>
+        <w:rFonts w:ascii="Symbol" w:hAnsi="Symbol" w:hint="default"/>
+        <w:sz w:val="20"/>
+      </w:rPr>
+    </w:lvl>
+    <w:lvl w:ilvl="7" w:tentative="1">
+      <w:start w:val="1"/>
+      <w:numFmt w:val="bullet"/>
+      <w:lvlText w:val=""/>
+      <w:lvlJc w:val="left"/>
+      <w:pPr>
+        <w:tabs>
+          <w:tab w:val="num" w:pos="5760"/>
+        </w:tabs>
+        <w:ind w:left="5760" w:hanging="360"/>
+      </w:pPr>
+      <w:rPr>
+        <w:rFonts w:ascii="Symbol" w:hAnsi="Symbol" w:hint="default"/>
+        <w:sz w:val="20"/>
+      </w:rPr>
+    </w:lvl>
+    <w:lvl w:ilvl="8" w:tentative="1">
+      <w:start w:val="1"/>
+      <w:numFmt w:val="bullet"/>
+      <w:lvlText w:val=""/>
+      <w:lvlJc w:val="left"/>
+      <w:pPr>
+        <w:tabs>
+          <w:tab w:val="num" w:pos="6480"/>
+        </w:tabs>
+        <w:ind w:left="6480" w:hanging="360"/>
+      </w:pPr>
+      <w:rPr>
+        <w:rFonts w:ascii="Symbol" w:hAnsi="Symbol" w:hint="default"/>
+        <w:sz w:val="20"/>
+      </w:rPr>
+    </w:lvl>
+  </w:abstractNum>
+  <w:abstractNum w:abstractNumId="12" w15:restartNumberingAfterBreak="0">
     <w:nsid w:val="5D4E5476"/>
     <w:multiLevelType w:val="multilevel"/>
     <w:tmpl w:val="0D7EE842"/>
@@ -1405,7 +4869,454 @@
       </w:rPr>
     </w:lvl>
   </w:abstractNum>
-  <w:abstractNum w:abstractNumId="6" w15:restartNumberingAfterBreak="0">
+  <w:abstractNum w:abstractNumId="13" w15:restartNumberingAfterBreak="0">
+    <w:nsid w:val="6558251B"/>
+    <w:multiLevelType w:val="multilevel"/>
+    <w:tmpl w:val="4C98F4F4"/>
+    <w:lvl w:ilvl="0">
+      <w:start w:val="1"/>
+      <w:numFmt w:val="bullet"/>
+      <w:lvlText w:val=""/>
+      <w:lvlJc w:val="left"/>
+      <w:pPr>
+        <w:tabs>
+          <w:tab w:val="num" w:pos="720"/>
+        </w:tabs>
+        <w:ind w:left="720" w:hanging="360"/>
+      </w:pPr>
+      <w:rPr>
+        <w:rFonts w:ascii="Symbol" w:hAnsi="Symbol" w:hint="default"/>
+        <w:sz w:val="20"/>
+      </w:rPr>
+    </w:lvl>
+    <w:lvl w:ilvl="1" w:tentative="1">
+      <w:start w:val="1"/>
+      <w:numFmt w:val="bullet"/>
+      <w:lvlText w:val=""/>
+      <w:lvlJc w:val="left"/>
+      <w:pPr>
+        <w:tabs>
+          <w:tab w:val="num" w:pos="1440"/>
+        </w:tabs>
+        <w:ind w:left="1440" w:hanging="360"/>
+      </w:pPr>
+      <w:rPr>
+        <w:rFonts w:ascii="Symbol" w:hAnsi="Symbol" w:hint="default"/>
+        <w:sz w:val="20"/>
+      </w:rPr>
+    </w:lvl>
+    <w:lvl w:ilvl="2" w:tentative="1">
+      <w:start w:val="1"/>
+      <w:numFmt w:val="bullet"/>
+      <w:lvlText w:val=""/>
+      <w:lvlJc w:val="left"/>
+      <w:pPr>
+        <w:tabs>
+          <w:tab w:val="num" w:pos="2160"/>
+        </w:tabs>
+        <w:ind w:left="2160" w:hanging="360"/>
+      </w:pPr>
+      <w:rPr>
+        <w:rFonts w:ascii="Symbol" w:hAnsi="Symbol" w:hint="default"/>
+        <w:sz w:val="20"/>
+      </w:rPr>
+    </w:lvl>
+    <w:lvl w:ilvl="3" w:tentative="1">
+      <w:start w:val="1"/>
+      <w:numFmt w:val="bullet"/>
+      <w:lvlText w:val=""/>
+      <w:lvlJc w:val="left"/>
+      <w:pPr>
+        <w:tabs>
+          <w:tab w:val="num" w:pos="2880"/>
+        </w:tabs>
+        <w:ind w:left="2880" w:hanging="360"/>
+      </w:pPr>
+      <w:rPr>
+        <w:rFonts w:ascii="Symbol" w:hAnsi="Symbol" w:hint="default"/>
+        <w:sz w:val="20"/>
+      </w:rPr>
+    </w:lvl>
+    <w:lvl w:ilvl="4" w:tentative="1">
+      <w:start w:val="1"/>
+      <w:numFmt w:val="bullet"/>
+      <w:lvlText w:val=""/>
+      <w:lvlJc w:val="left"/>
+      <w:pPr>
+        <w:tabs>
+          <w:tab w:val="num" w:pos="3600"/>
+        </w:tabs>
+        <w:ind w:left="3600" w:hanging="360"/>
+      </w:pPr>
+      <w:rPr>
+        <w:rFonts w:ascii="Symbol" w:hAnsi="Symbol" w:hint="default"/>
+        <w:sz w:val="20"/>
+      </w:rPr>
+    </w:lvl>
+    <w:lvl w:ilvl="5" w:tentative="1">
+      <w:start w:val="1"/>
+      <w:numFmt w:val="bullet"/>
+      <w:lvlText w:val=""/>
+      <w:lvlJc w:val="left"/>
+      <w:pPr>
+        <w:tabs>
+          <w:tab w:val="num" w:pos="4320"/>
+        </w:tabs>
+        <w:ind w:left="4320" w:hanging="360"/>
+      </w:pPr>
+      <w:rPr>
+        <w:rFonts w:ascii="Symbol" w:hAnsi="Symbol" w:hint="default"/>
+        <w:sz w:val="20"/>
+      </w:rPr>
+    </w:lvl>
+    <w:lvl w:ilvl="6" w:tentative="1">
+      <w:start w:val="1"/>
+      <w:numFmt w:val="bullet"/>
+      <w:lvlText w:val=""/>
+      <w:lvlJc w:val="left"/>
+      <w:pPr>
+        <w:tabs>
+          <w:tab w:val="num" w:pos="5040"/>
+        </w:tabs>
+        <w:ind w:left="5040" w:hanging="360"/>
+      </w:pPr>
+      <w:rPr>
+        <w:rFonts w:ascii="Symbol" w:hAnsi="Symbol" w:hint="default"/>
+        <w:sz w:val="20"/>
+      </w:rPr>
+    </w:lvl>
+    <w:lvl w:ilvl="7" w:tentative="1">
+      <w:start w:val="1"/>
+      <w:numFmt w:val="bullet"/>
+      <w:lvlText w:val=""/>
+      <w:lvlJc w:val="left"/>
+      <w:pPr>
+        <w:tabs>
+          <w:tab w:val="num" w:pos="5760"/>
+        </w:tabs>
+        <w:ind w:left="5760" w:hanging="360"/>
+      </w:pPr>
+      <w:rPr>
+        <w:rFonts w:ascii="Symbol" w:hAnsi="Symbol" w:hint="default"/>
+        <w:sz w:val="20"/>
+      </w:rPr>
+    </w:lvl>
+    <w:lvl w:ilvl="8" w:tentative="1">
+      <w:start w:val="1"/>
+      <w:numFmt w:val="bullet"/>
+      <w:lvlText w:val=""/>
+      <w:lvlJc w:val="left"/>
+      <w:pPr>
+        <w:tabs>
+          <w:tab w:val="num" w:pos="6480"/>
+        </w:tabs>
+        <w:ind w:left="6480" w:hanging="360"/>
+      </w:pPr>
+      <w:rPr>
+        <w:rFonts w:ascii="Symbol" w:hAnsi="Symbol" w:hint="default"/>
+        <w:sz w:val="20"/>
+      </w:rPr>
+    </w:lvl>
+  </w:abstractNum>
+  <w:abstractNum w:abstractNumId="14" w15:restartNumberingAfterBreak="0">
+    <w:nsid w:val="71CA32B3"/>
+    <w:multiLevelType w:val="multilevel"/>
+    <w:tmpl w:val="668C852E"/>
+    <w:lvl w:ilvl="0">
+      <w:start w:val="1"/>
+      <w:numFmt w:val="bullet"/>
+      <w:lvlText w:val=""/>
+      <w:lvlJc w:val="left"/>
+      <w:pPr>
+        <w:tabs>
+          <w:tab w:val="num" w:pos="720"/>
+        </w:tabs>
+        <w:ind w:left="720" w:hanging="360"/>
+      </w:pPr>
+      <w:rPr>
+        <w:rFonts w:ascii="Symbol" w:hAnsi="Symbol" w:hint="default"/>
+        <w:sz w:val="20"/>
+      </w:rPr>
+    </w:lvl>
+    <w:lvl w:ilvl="1" w:tentative="1">
+      <w:start w:val="1"/>
+      <w:numFmt w:val="bullet"/>
+      <w:lvlText w:val=""/>
+      <w:lvlJc w:val="left"/>
+      <w:pPr>
+        <w:tabs>
+          <w:tab w:val="num" w:pos="1440"/>
+        </w:tabs>
+        <w:ind w:left="1440" w:hanging="360"/>
+      </w:pPr>
+      <w:rPr>
+        <w:rFonts w:ascii="Symbol" w:hAnsi="Symbol" w:hint="default"/>
+        <w:sz w:val="20"/>
+      </w:rPr>
+    </w:lvl>
+    <w:lvl w:ilvl="2" w:tentative="1">
+      <w:start w:val="1"/>
+      <w:numFmt w:val="bullet"/>
+      <w:lvlText w:val=""/>
+      <w:lvlJc w:val="left"/>
+      <w:pPr>
+        <w:tabs>
+          <w:tab w:val="num" w:pos="2160"/>
+        </w:tabs>
+        <w:ind w:left="2160" w:hanging="360"/>
+      </w:pPr>
+      <w:rPr>
+        <w:rFonts w:ascii="Symbol" w:hAnsi="Symbol" w:hint="default"/>
+        <w:sz w:val="20"/>
+      </w:rPr>
+    </w:lvl>
+    <w:lvl w:ilvl="3" w:tentative="1">
+      <w:start w:val="1"/>
+      <w:numFmt w:val="bullet"/>
+      <w:lvlText w:val=""/>
+      <w:lvlJc w:val="left"/>
+      <w:pPr>
+        <w:tabs>
+          <w:tab w:val="num" w:pos="2880"/>
+        </w:tabs>
+        <w:ind w:left="2880" w:hanging="360"/>
+      </w:pPr>
+      <w:rPr>
+        <w:rFonts w:ascii="Symbol" w:hAnsi="Symbol" w:hint="default"/>
+        <w:sz w:val="20"/>
+      </w:rPr>
+    </w:lvl>
+    <w:lvl w:ilvl="4" w:tentative="1">
+      <w:start w:val="1"/>
+      <w:numFmt w:val="bullet"/>
+      <w:lvlText w:val=""/>
+      <w:lvlJc w:val="left"/>
+      <w:pPr>
+        <w:tabs>
+          <w:tab w:val="num" w:pos="3600"/>
+        </w:tabs>
+        <w:ind w:left="3600" w:hanging="360"/>
+      </w:pPr>
+      <w:rPr>
+        <w:rFonts w:ascii="Symbol" w:hAnsi="Symbol" w:hint="default"/>
+        <w:sz w:val="20"/>
+      </w:rPr>
+    </w:lvl>
+    <w:lvl w:ilvl="5" w:tentative="1">
+      <w:start w:val="1"/>
+      <w:numFmt w:val="bullet"/>
+      <w:lvlText w:val=""/>
+      <w:lvlJc w:val="left"/>
+      <w:pPr>
+        <w:tabs>
+          <w:tab w:val="num" w:pos="4320"/>
+        </w:tabs>
+        <w:ind w:left="4320" w:hanging="360"/>
+      </w:pPr>
+      <w:rPr>
+        <w:rFonts w:ascii="Symbol" w:hAnsi="Symbol" w:hint="default"/>
+        <w:sz w:val="20"/>
+      </w:rPr>
+    </w:lvl>
+    <w:lvl w:ilvl="6" w:tentative="1">
+      <w:start w:val="1"/>
+      <w:numFmt w:val="bullet"/>
+      <w:lvlText w:val=""/>
+      <w:lvlJc w:val="left"/>
+      <w:pPr>
+        <w:tabs>
+          <w:tab w:val="num" w:pos="5040"/>
+        </w:tabs>
+        <w:ind w:left="5040" w:hanging="360"/>
+      </w:pPr>
+      <w:rPr>
+        <w:rFonts w:ascii="Symbol" w:hAnsi="Symbol" w:hint="default"/>
+        <w:sz w:val="20"/>
+      </w:rPr>
+    </w:lvl>
+    <w:lvl w:ilvl="7" w:tentative="1">
+      <w:start w:val="1"/>
+      <w:numFmt w:val="bullet"/>
+      <w:lvlText w:val=""/>
+      <w:lvlJc w:val="left"/>
+      <w:pPr>
+        <w:tabs>
+          <w:tab w:val="num" w:pos="5760"/>
+        </w:tabs>
+        <w:ind w:left="5760" w:hanging="360"/>
+      </w:pPr>
+      <w:rPr>
+        <w:rFonts w:ascii="Symbol" w:hAnsi="Symbol" w:hint="default"/>
+        <w:sz w:val="20"/>
+      </w:rPr>
+    </w:lvl>
+    <w:lvl w:ilvl="8" w:tentative="1">
+      <w:start w:val="1"/>
+      <w:numFmt w:val="bullet"/>
+      <w:lvlText w:val=""/>
+      <w:lvlJc w:val="left"/>
+      <w:pPr>
+        <w:tabs>
+          <w:tab w:val="num" w:pos="6480"/>
+        </w:tabs>
+        <w:ind w:left="6480" w:hanging="360"/>
+      </w:pPr>
+      <w:rPr>
+        <w:rFonts w:ascii="Symbol" w:hAnsi="Symbol" w:hint="default"/>
+        <w:sz w:val="20"/>
+      </w:rPr>
+    </w:lvl>
+  </w:abstractNum>
+  <w:abstractNum w:abstractNumId="15" w15:restartNumberingAfterBreak="0">
+    <w:nsid w:val="72626E8F"/>
+    <w:multiLevelType w:val="multilevel"/>
+    <w:tmpl w:val="5F825246"/>
+    <w:lvl w:ilvl="0">
+      <w:start w:val="1"/>
+      <w:numFmt w:val="bullet"/>
+      <w:lvlText w:val=""/>
+      <w:lvlJc w:val="left"/>
+      <w:pPr>
+        <w:tabs>
+          <w:tab w:val="num" w:pos="720"/>
+        </w:tabs>
+        <w:ind w:left="720" w:hanging="360"/>
+      </w:pPr>
+      <w:rPr>
+        <w:rFonts w:ascii="Symbol" w:hAnsi="Symbol" w:hint="default"/>
+        <w:sz w:val="20"/>
+      </w:rPr>
+    </w:lvl>
+    <w:lvl w:ilvl="1" w:tentative="1">
+      <w:start w:val="1"/>
+      <w:numFmt w:val="bullet"/>
+      <w:lvlText w:val=""/>
+      <w:lvlJc w:val="left"/>
+      <w:pPr>
+        <w:tabs>
+          <w:tab w:val="num" w:pos="1440"/>
+        </w:tabs>
+        <w:ind w:left="1440" w:hanging="360"/>
+      </w:pPr>
+      <w:rPr>
+        <w:rFonts w:ascii="Symbol" w:hAnsi="Symbol" w:hint="default"/>
+        <w:sz w:val="20"/>
+      </w:rPr>
+    </w:lvl>
+    <w:lvl w:ilvl="2" w:tentative="1">
+      <w:start w:val="1"/>
+      <w:numFmt w:val="bullet"/>
+      <w:lvlText w:val=""/>
+      <w:lvlJc w:val="left"/>
+      <w:pPr>
+        <w:tabs>
+          <w:tab w:val="num" w:pos="2160"/>
+        </w:tabs>
+        <w:ind w:left="2160" w:hanging="360"/>
+      </w:pPr>
+      <w:rPr>
+        <w:rFonts w:ascii="Symbol" w:hAnsi="Symbol" w:hint="default"/>
+        <w:sz w:val="20"/>
+      </w:rPr>
+    </w:lvl>
+    <w:lvl w:ilvl="3" w:tentative="1">
+      <w:start w:val="1"/>
+      <w:numFmt w:val="bullet"/>
+      <w:lvlText w:val=""/>
+      <w:lvlJc w:val="left"/>
+      <w:pPr>
+        <w:tabs>
+          <w:tab w:val="num" w:pos="2880"/>
+        </w:tabs>
+        <w:ind w:left="2880" w:hanging="360"/>
+      </w:pPr>
+      <w:rPr>
+        <w:rFonts w:ascii="Symbol" w:hAnsi="Symbol" w:hint="default"/>
+        <w:sz w:val="20"/>
+      </w:rPr>
+    </w:lvl>
+    <w:lvl w:ilvl="4" w:tentative="1">
+      <w:start w:val="1"/>
+      <w:numFmt w:val="bullet"/>
+      <w:lvlText w:val=""/>
+      <w:lvlJc w:val="left"/>
+      <w:pPr>
+        <w:tabs>
+          <w:tab w:val="num" w:pos="3600"/>
+        </w:tabs>
+        <w:ind w:left="3600" w:hanging="360"/>
+      </w:pPr>
+      <w:rPr>
+        <w:rFonts w:ascii="Symbol" w:hAnsi="Symbol" w:hint="default"/>
+        <w:sz w:val="20"/>
+      </w:rPr>
+    </w:lvl>
+    <w:lvl w:ilvl="5" w:tentative="1">
+      <w:start w:val="1"/>
+      <w:numFmt w:val="bullet"/>
+      <w:lvlText w:val=""/>
+      <w:lvlJc w:val="left"/>
+      <w:pPr>
+        <w:tabs>
+          <w:tab w:val="num" w:pos="4320"/>
+        </w:tabs>
+        <w:ind w:left="4320" w:hanging="360"/>
+      </w:pPr>
+      <w:rPr>
+        <w:rFonts w:ascii="Symbol" w:hAnsi="Symbol" w:hint="default"/>
+        <w:sz w:val="20"/>
+      </w:rPr>
+    </w:lvl>
+    <w:lvl w:ilvl="6" w:tentative="1">
+      <w:start w:val="1"/>
+      <w:numFmt w:val="bullet"/>
+      <w:lvlText w:val=""/>
+      <w:lvlJc w:val="left"/>
+      <w:pPr>
+        <w:tabs>
+          <w:tab w:val="num" w:pos="5040"/>
+        </w:tabs>
+        <w:ind w:left="5040" w:hanging="360"/>
+      </w:pPr>
+      <w:rPr>
+        <w:rFonts w:ascii="Symbol" w:hAnsi="Symbol" w:hint="default"/>
+        <w:sz w:val="20"/>
+      </w:rPr>
+    </w:lvl>
+    <w:lvl w:ilvl="7" w:tentative="1">
+      <w:start w:val="1"/>
+      <w:numFmt w:val="bullet"/>
+      <w:lvlText w:val=""/>
+      <w:lvlJc w:val="left"/>
+      <w:pPr>
+        <w:tabs>
+          <w:tab w:val="num" w:pos="5760"/>
+        </w:tabs>
+        <w:ind w:left="5760" w:hanging="360"/>
+      </w:pPr>
+      <w:rPr>
+        <w:rFonts w:ascii="Symbol" w:hAnsi="Symbol" w:hint="default"/>
+        <w:sz w:val="20"/>
+      </w:rPr>
+    </w:lvl>
+    <w:lvl w:ilvl="8" w:tentative="1">
+      <w:start w:val="1"/>
+      <w:numFmt w:val="bullet"/>
+      <w:lvlText w:val=""/>
+      <w:lvlJc w:val="left"/>
+      <w:pPr>
+        <w:tabs>
+          <w:tab w:val="num" w:pos="6480"/>
+        </w:tabs>
+        <w:ind w:left="6480" w:hanging="360"/>
+      </w:pPr>
+      <w:rPr>
+        <w:rFonts w:ascii="Symbol" w:hAnsi="Symbol" w:hint="default"/>
+        <w:sz w:val="20"/>
+      </w:rPr>
+    </w:lvl>
+  </w:abstractNum>
+  <w:abstractNum w:abstractNumId="16" w15:restartNumberingAfterBreak="0">
     <w:nsid w:val="75F62361"/>
     <w:multiLevelType w:val="multilevel"/>
     <w:tmpl w:val="0F464B10"/>
@@ -1555,49 +5466,49 @@
     </w:lvl>
   </w:abstractNum>
   <w:num w:numId="1" w16cid:durableId="382021659">
-    <w:abstractNumId w:val="6"/>
+    <w:abstractNumId w:val="16"/>
     <w:lvlOverride w:ilvl="0">
       <w:startOverride w:val="1"/>
     </w:lvlOverride>
   </w:num>
   <w:num w:numId="2" w16cid:durableId="610599034">
-    <w:abstractNumId w:val="6"/>
+    <w:abstractNumId w:val="16"/>
     <w:lvlOverride w:ilvl="0">
       <w:startOverride w:val="2"/>
     </w:lvlOverride>
   </w:num>
   <w:num w:numId="3" w16cid:durableId="881945554">
-    <w:abstractNumId w:val="6"/>
+    <w:abstractNumId w:val="16"/>
     <w:lvlOverride w:ilvl="0">
       <w:startOverride w:val="3"/>
     </w:lvlOverride>
   </w:num>
   <w:num w:numId="4" w16cid:durableId="326397164">
-    <w:abstractNumId w:val="6"/>
+    <w:abstractNumId w:val="16"/>
     <w:lvlOverride w:ilvl="0">
       <w:startOverride w:val="4"/>
     </w:lvlOverride>
   </w:num>
   <w:num w:numId="5" w16cid:durableId="1053964170">
-    <w:abstractNumId w:val="1"/>
+    <w:abstractNumId w:val="2"/>
     <w:lvlOverride w:ilvl="0">
       <w:startOverride w:val="1"/>
     </w:lvlOverride>
   </w:num>
   <w:num w:numId="6" w16cid:durableId="547453269">
-    <w:abstractNumId w:val="1"/>
+    <w:abstractNumId w:val="2"/>
     <w:lvlOverride w:ilvl="0">
       <w:startOverride w:val="2"/>
     </w:lvlOverride>
   </w:num>
   <w:num w:numId="7" w16cid:durableId="606080080">
-    <w:abstractNumId w:val="1"/>
+    <w:abstractNumId w:val="2"/>
     <w:lvlOverride w:ilvl="0">
       <w:startOverride w:val="3"/>
     </w:lvlOverride>
   </w:num>
   <w:num w:numId="8" w16cid:durableId="1188761743">
-    <w:abstractNumId w:val="1"/>
+    <w:abstractNumId w:val="2"/>
     <w:lvlOverride w:ilvl="0">
       <w:startOverride w:val="4"/>
     </w:lvlOverride>
@@ -1621,69 +5532,249 @@
     </w:lvlOverride>
   </w:num>
   <w:num w:numId="12" w16cid:durableId="1440905899">
+    <w:abstractNumId w:val="7"/>
+    <w:lvlOverride w:ilvl="0">
+      <w:startOverride w:val="1"/>
+    </w:lvlOverride>
+  </w:num>
+  <w:num w:numId="13" w16cid:durableId="45108226">
+    <w:abstractNumId w:val="7"/>
+    <w:lvlOverride w:ilvl="0">
+      <w:startOverride w:val="2"/>
+    </w:lvlOverride>
+  </w:num>
+  <w:num w:numId="14" w16cid:durableId="262419638">
+    <w:abstractNumId w:val="7"/>
+    <w:lvlOverride w:ilvl="0">
+      <w:startOverride w:val="3"/>
+    </w:lvlOverride>
+  </w:num>
+  <w:num w:numId="15" w16cid:durableId="1205020993">
+    <w:abstractNumId w:val="6"/>
+    <w:lvlOverride w:ilvl="0">
+      <w:startOverride w:val="1"/>
+    </w:lvlOverride>
+  </w:num>
+  <w:num w:numId="16" w16cid:durableId="1444837209">
+    <w:abstractNumId w:val="6"/>
+    <w:lvlOverride w:ilvl="0">
+      <w:startOverride w:val="2"/>
+    </w:lvlOverride>
+  </w:num>
+  <w:num w:numId="17" w16cid:durableId="469400303">
+    <w:abstractNumId w:val="6"/>
+    <w:lvlOverride w:ilvl="0">
+      <w:startOverride w:val="3"/>
+    </w:lvlOverride>
+  </w:num>
+  <w:num w:numId="18" w16cid:durableId="2125684381">
+    <w:abstractNumId w:val="6"/>
+    <w:lvlOverride w:ilvl="0">
+      <w:startOverride w:val="4"/>
+    </w:lvlOverride>
+  </w:num>
+  <w:num w:numId="19" w16cid:durableId="1492409378">
+    <w:abstractNumId w:val="3"/>
+    <w:lvlOverride w:ilvl="0">
+      <w:startOverride w:val="1"/>
+    </w:lvlOverride>
+  </w:num>
+  <w:num w:numId="20" w16cid:durableId="1786582622">
+    <w:abstractNumId w:val="3"/>
+    <w:lvlOverride w:ilvl="0">
+      <w:startOverride w:val="2"/>
+    </w:lvlOverride>
+  </w:num>
+  <w:num w:numId="21" w16cid:durableId="1061752395">
+    <w:abstractNumId w:val="12"/>
+    <w:lvlOverride w:ilvl="0">
+      <w:startOverride w:val="1"/>
+    </w:lvlOverride>
+  </w:num>
+  <w:num w:numId="22" w16cid:durableId="1534465295">
+    <w:abstractNumId w:val="12"/>
+    <w:lvlOverride w:ilvl="0">
+      <w:startOverride w:val="2"/>
+    </w:lvlOverride>
+  </w:num>
+  <w:num w:numId="23" w16cid:durableId="612634981">
+    <w:abstractNumId w:val="15"/>
+    <w:lvlOverride w:ilvl="0">
+      <w:startOverride w:val="1"/>
+    </w:lvlOverride>
+  </w:num>
+  <w:num w:numId="24" w16cid:durableId="961226463">
+    <w:abstractNumId w:val="15"/>
+    <w:lvlOverride w:ilvl="0">
+      <w:startOverride w:val="2"/>
+    </w:lvlOverride>
+  </w:num>
+  <w:num w:numId="25" w16cid:durableId="1757629554">
+    <w:abstractNumId w:val="10"/>
+    <w:lvlOverride w:ilvl="0">
+      <w:startOverride w:val="1"/>
+    </w:lvlOverride>
+  </w:num>
+  <w:num w:numId="26" w16cid:durableId="1641349534">
+    <w:abstractNumId w:val="10"/>
+    <w:lvlOverride w:ilvl="0">
+      <w:startOverride w:val="2"/>
+    </w:lvlOverride>
+  </w:num>
+  <w:num w:numId="27" w16cid:durableId="382099457">
+    <w:abstractNumId w:val="5"/>
+    <w:lvlOverride w:ilvl="0">
+      <w:startOverride w:val="1"/>
+    </w:lvlOverride>
+  </w:num>
+  <w:num w:numId="28" w16cid:durableId="1801654501">
+    <w:abstractNumId w:val="5"/>
+    <w:lvlOverride w:ilvl="0">
+      <w:startOverride w:val="2"/>
+    </w:lvlOverride>
+  </w:num>
+  <w:num w:numId="29" w16cid:durableId="50739906">
+    <w:abstractNumId w:val="5"/>
+    <w:lvlOverride w:ilvl="0">
+      <w:startOverride w:val="3"/>
+    </w:lvlOverride>
+  </w:num>
+  <w:num w:numId="30" w16cid:durableId="477692795">
+    <w:abstractNumId w:val="5"/>
+    <w:lvlOverride w:ilvl="0">
+      <w:startOverride w:val="4"/>
+    </w:lvlOverride>
+  </w:num>
+  <w:num w:numId="31" w16cid:durableId="1483086572">
+    <w:abstractNumId w:val="5"/>
+    <w:lvlOverride w:ilvl="0">
+      <w:startOverride w:val="5"/>
+    </w:lvlOverride>
+  </w:num>
+  <w:num w:numId="32" w16cid:durableId="724567121">
+    <w:abstractNumId w:val="14"/>
+    <w:lvlOverride w:ilvl="0">
+      <w:startOverride w:val="1"/>
+    </w:lvlOverride>
+  </w:num>
+  <w:num w:numId="33" w16cid:durableId="2038195478">
+    <w:abstractNumId w:val="14"/>
+    <w:lvlOverride w:ilvl="0">
+      <w:startOverride w:val="2"/>
+    </w:lvlOverride>
+  </w:num>
+  <w:num w:numId="34" w16cid:durableId="990212941">
+    <w:abstractNumId w:val="11"/>
+    <w:lvlOverride w:ilvl="0">
+      <w:startOverride w:val="1"/>
+    </w:lvlOverride>
+  </w:num>
+  <w:num w:numId="35" w16cid:durableId="269241627">
+    <w:abstractNumId w:val="11"/>
+    <w:lvlOverride w:ilvl="0">
+      <w:startOverride w:val="2"/>
+    </w:lvlOverride>
+  </w:num>
+  <w:num w:numId="36" w16cid:durableId="1117869384">
+    <w:abstractNumId w:val="9"/>
+    <w:lvlOverride w:ilvl="0">
+      <w:startOverride w:val="1"/>
+    </w:lvlOverride>
+  </w:num>
+  <w:num w:numId="37" w16cid:durableId="837690373">
+    <w:abstractNumId w:val="9"/>
+    <w:lvlOverride w:ilvl="0">
+      <w:startOverride w:val="2"/>
+    </w:lvlOverride>
+  </w:num>
+  <w:num w:numId="38" w16cid:durableId="607469791">
     <w:abstractNumId w:val="4"/>
     <w:lvlOverride w:ilvl="0">
       <w:startOverride w:val="1"/>
     </w:lvlOverride>
   </w:num>
-  <w:num w:numId="13" w16cid:durableId="45108226">
+  <w:num w:numId="39" w16cid:durableId="1582719263">
     <w:abstractNumId w:val="4"/>
     <w:lvlOverride w:ilvl="0">
       <w:startOverride w:val="2"/>
     </w:lvlOverride>
   </w:num>
-  <w:num w:numId="14" w16cid:durableId="262419638">
+  <w:num w:numId="40" w16cid:durableId="1363246970">
     <w:abstractNumId w:val="4"/>
     <w:lvlOverride w:ilvl="0">
       <w:startOverride w:val="3"/>
     </w:lvlOverride>
   </w:num>
-  <w:num w:numId="15" w16cid:durableId="1205020993">
-    <w:abstractNumId w:val="3"/>
+  <w:num w:numId="41" w16cid:durableId="970524707">
+    <w:abstractNumId w:val="1"/>
     <w:lvlOverride w:ilvl="0">
       <w:startOverride w:val="1"/>
     </w:lvlOverride>
   </w:num>
-  <w:num w:numId="16" w16cid:durableId="1444837209">
-    <w:abstractNumId w:val="3"/>
+  <w:num w:numId="42" w16cid:durableId="1057970339">
+    <w:abstractNumId w:val="1"/>
     <w:lvlOverride w:ilvl="0">
       <w:startOverride w:val="2"/>
     </w:lvlOverride>
   </w:num>
-  <w:num w:numId="17" w16cid:durableId="469400303">
-    <w:abstractNumId w:val="3"/>
+  <w:num w:numId="43" w16cid:durableId="970478319">
+    <w:abstractNumId w:val="1"/>
     <w:lvlOverride w:ilvl="0">
       <w:startOverride w:val="3"/>
     </w:lvlOverride>
   </w:num>
-  <w:num w:numId="18" w16cid:durableId="2125684381">
-    <w:abstractNumId w:val="3"/>
+  <w:num w:numId="44" w16cid:durableId="766659236">
+    <w:abstractNumId w:val="1"/>
     <w:lvlOverride w:ilvl="0">
       <w:startOverride w:val="4"/>
     </w:lvlOverride>
   </w:num>
-  <w:num w:numId="19" w16cid:durableId="1492409378">
-    <w:abstractNumId w:val="2"/>
+  <w:num w:numId="45" w16cid:durableId="1881237013">
+    <w:abstractNumId w:val="13"/>
     <w:lvlOverride w:ilvl="0">
       <w:startOverride w:val="1"/>
     </w:lvlOverride>
   </w:num>
-  <w:num w:numId="20" w16cid:durableId="1786582622">
-    <w:abstractNumId w:val="2"/>
+  <w:num w:numId="46" w16cid:durableId="1464539494">
+    <w:abstractNumId w:val="13"/>
     <w:lvlOverride w:ilvl="0">
       <w:startOverride w:val="2"/>
     </w:lvlOverride>
   </w:num>
-  <w:num w:numId="21" w16cid:durableId="1061752395">
-    <w:abstractNumId w:val="5"/>
+  <w:num w:numId="47" w16cid:durableId="2087455684">
+    <w:abstractNumId w:val="13"/>
+    <w:lvlOverride w:ilvl="0">
+      <w:startOverride w:val="3"/>
+    </w:lvlOverride>
+  </w:num>
+  <w:num w:numId="48" w16cid:durableId="1648590103">
+    <w:abstractNumId w:val="13"/>
+    <w:lvlOverride w:ilvl="0">
+      <w:startOverride w:val="4"/>
+    </w:lvlOverride>
+  </w:num>
+  <w:num w:numId="49" w16cid:durableId="373428755">
+    <w:abstractNumId w:val="8"/>
     <w:lvlOverride w:ilvl="0">
       <w:startOverride w:val="1"/>
     </w:lvlOverride>
   </w:num>
-  <w:num w:numId="22" w16cid:durableId="1534465295">
-    <w:abstractNumId w:val="5"/>
+  <w:num w:numId="50" w16cid:durableId="1323313998">
+    <w:abstractNumId w:val="8"/>
     <w:lvlOverride w:ilvl="0">
       <w:startOverride w:val="2"/>
+    </w:lvlOverride>
+  </w:num>
+  <w:num w:numId="51" w16cid:durableId="1187137575">
+    <w:abstractNumId w:val="8"/>
+    <w:lvlOverride w:ilvl="0">
+      <w:startOverride w:val="3"/>
+    </w:lvlOverride>
+  </w:num>
+  <w:num w:numId="52" w16cid:durableId="1101607082">
+    <w:abstractNumId w:val="8"/>
+    <w:lvlOverride w:ilvl="0">
+      <w:startOverride w:val="4"/>
     </w:lvlOverride>
   </w:num>
 </w:numbering>
@@ -2117,7 +6208,6 @@
     <w:next w:val="Normal"/>
     <w:link w:val="Heading2Char"/>
     <w:uiPriority w:val="9"/>
-    <w:semiHidden/>
     <w:unhideWhenUsed/>
     <w:qFormat/>
     <w:rsid w:val="00CF2271"/>
@@ -2333,7 +6423,6 @@
     <w:basedOn w:val="DefaultParagraphFont"/>
     <w:link w:val="Heading2"/>
     <w:uiPriority w:val="9"/>
-    <w:semiHidden/>
     <w:rsid w:val="00CF2271"/>
     <w:rPr>
       <w:rFonts w:asciiTheme="majorHAnsi" w:eastAsiaTheme="majorEastAsia" w:hAnsiTheme="majorHAnsi" w:cstheme="majorBidi"/>
@@ -2649,6 +6738,29 @@
     <w:uiPriority w:val="99"/>
     <w:rsid w:val="000D1F27"/>
   </w:style>
+  <w:style w:type="character" w:styleId="Hyperlink">
+    <w:name w:val="Hyperlink"/>
+    <w:basedOn w:val="DefaultParagraphFont"/>
+    <w:uiPriority w:val="99"/>
+    <w:unhideWhenUsed/>
+    <w:rsid w:val="00883879"/>
+    <w:rPr>
+      <w:color w:val="0563C1" w:themeColor="hyperlink"/>
+      <w:u w:val="single"/>
+    </w:rPr>
+  </w:style>
+  <w:style w:type="character" w:styleId="UnresolvedMention">
+    <w:name w:val="Unresolved Mention"/>
+    <w:basedOn w:val="DefaultParagraphFont"/>
+    <w:uiPriority w:val="99"/>
+    <w:semiHidden/>
+    <w:unhideWhenUsed/>
+    <w:rsid w:val="00883879"/>
+    <w:rPr>
+      <w:color w:val="605E5C"/>
+      <w:shd w:val="clear" w:color="auto" w:fill="E1DFDD"/>
+    </w:rPr>
+  </w:style>
 </w:styles>
 </file>
 
